--- a/docs/PRD_v6_0814.docx
+++ b/docs/PRD_v6_0814.docx
@@ -1,11 +1,10 @@
 
 <file path=word/document.xml><?xml version="1.0" encoding="utf-8"?>
-<w:document xmlns:wpc="http://schemas.microsoft.com/office/word/2010/wordprocessingCanvas" xmlns:cx="http://schemas.microsoft.com/office/drawing/2014/chartex" xmlns:cx1="http://schemas.microsoft.com/office/drawing/2015/9/8/chartex" xmlns:cx2="http://schemas.microsoft.com/office/drawing/2015/10/21/chartex" xmlns:cx3="http://schemas.microsoft.com/office/drawing/2016/5/9/chartex" xmlns:cx4="http://schemas.microsoft.com/office/drawing/2016/5/10/chartex" xmlns:cx5="http://schemas.microsoft.com/office/drawing/2016/5/11/chartex" xmlns:cx6="http://schemas.microsoft.com/office/drawing/2016/5/12/chartex" xmlns:cx7="http://schemas.microsoft.com/office/drawing/2016/5/13/chartex" xmlns:cx8="http://schemas.microsoft.com/office/drawing/2016/5/14/chartex" xmlns:mc="http://schemas.openxmlformats.org/markup-compatibility/2006" xmlns:aink="http://schemas.microsoft.com/office/drawing/2016/ink" xmlns:am3d="http://schemas.microsoft.com/office/drawing/2017/model3d" xmlns:o="urn:schemas-microsoft-com:office:office" xmlns:oel="http://schemas.microsoft.com/office/2019/extlst" xmlns:r="http://schemas.openxmlformats.org/officeDocument/2006/relationships" xmlns:m="http://schemas.openxmlformats.org/officeDocument/2006/math" xmlns:v="urn:schemas-microsoft-com:vml" xmlns:wp14="http://schemas.microsoft.com/office/word/2010/wordprocessingDrawing" xmlns:wp="http://schemas.openxmlformats.org/drawingml/2006/wordprocessingDrawing" xmlns:w10="urn:schemas-microsoft-com:office:word" xmlns:w="http://schemas.openxmlformats.org/wordprocessingml/2006/main" xmlns:w14="http://schemas.microsoft.com/office/word/2010/wordml" xmlns:w15="http://schemas.microsoft.com/office/word/2012/wordml" xmlns:w16cei="http://schemas.microsoft.com/office/word/2026/wordml/cei" xmlns:w16cex="http://schemas.microsoft.com/office/word/2018/wordml/cex" xmlns:w16cid="http://schemas.microsoft.com/office/word/2016/wordml/cid" xmlns:w16="http://schemas.microsoft.com/office/word/2018/wordml" xmlns:w16du="http://schemas.microsoft.com/office/word/2023/wordml/word16du" xmlns:w16sdtdh="http://schemas.microsoft.com/office/word/2020/wordml/sdtdatahash" xmlns:w16sdtfl="http://schemas.microsoft.com/office/word/2024/wordml/sdtformatlock" xmlns:w16se="http://schemas.microsoft.com/office/word/2015/wordml/symex" xmlns:wpg="http://schemas.microsoft.com/office/word/2010/wordprocessingGroup" xmlns:wpi="http://schemas.microsoft.com/office/word/2010/wordprocessingInk" xmlns:wne="http://schemas.microsoft.com/office/word/2006/wordml" xmlns:wps="http://schemas.microsoft.com/office/word/2010/wordprocessingShape" mc:Ignorable="w14 w15 w16se w16cid w16 w16cex w16sdtdh w16sdtfl w16du wp14">
+<w:document xmlns:wpc="http://schemas.microsoft.com/office/word/2010/wordprocessingCanvas" xmlns:cx="http://schemas.microsoft.com/office/drawing/2014/chartex" xmlns:cx1="http://schemas.microsoft.com/office/drawing/2015/9/8/chartex" xmlns:cx2="http://schemas.microsoft.com/office/drawing/2015/10/21/chartex" xmlns:cx3="http://schemas.microsoft.com/office/drawing/2016/5/9/chartex" xmlns:cx4="http://schemas.microsoft.com/office/drawing/2016/5/10/chartex" xmlns:cx5="http://schemas.microsoft.com/office/drawing/2016/5/11/chartex" xmlns:cx6="http://schemas.microsoft.com/office/drawing/2016/5/12/chartex" xmlns:cx7="http://schemas.microsoft.com/office/drawing/2016/5/13/chartex" xmlns:cx8="http://schemas.microsoft.com/office/drawing/2016/5/14/chartex" xmlns:mc="http://schemas.openxmlformats.org/markup-compatibility/2006" xmlns:aink="http://schemas.microsoft.com/office/drawing/2016/ink" xmlns:am3d="http://schemas.microsoft.com/office/drawing/2017/model3d" xmlns:o="urn:schemas-microsoft-com:office:office" xmlns:oel="http://schemas.microsoft.com/office/2019/extlst" xmlns:r="http://schemas.openxmlformats.org/officeDocument/2006/relationships" xmlns:m="http://schemas.openxmlformats.org/officeDocument/2006/math" xmlns:v="urn:schemas-microsoft-com:vml" xmlns:wp14="http://schemas.microsoft.com/office/word/2010/wordprocessingDrawing" xmlns:wp="http://schemas.openxmlformats.org/drawingml/2006/wordprocessingDrawing" xmlns:w10="urn:schemas-microsoft-com:office:word" xmlns:w="http://schemas.openxmlformats.org/wordprocessingml/2006/main" xmlns:w14="http://schemas.microsoft.com/office/word/2010/wordml" xmlns:w15="http://schemas.microsoft.com/office/word/2012/wordml" xmlns:w16cex="http://schemas.microsoft.com/office/word/2018/wordml/cex" xmlns:w16cid="http://schemas.microsoft.com/office/word/2016/wordml/cid" xmlns:w16="http://schemas.microsoft.com/office/word/2018/wordml" xmlns:w16du="http://schemas.microsoft.com/office/word/2023/wordml/word16du" xmlns:w16sdtdh="http://schemas.microsoft.com/office/word/2020/wordml/sdtdatahash" xmlns:w16sdtfl="http://schemas.microsoft.com/office/word/2024/wordml/sdtformatlock" xmlns:w16se="http://schemas.microsoft.com/office/word/2015/wordml/symex" xmlns:wpg="http://schemas.microsoft.com/office/word/2010/wordprocessingGroup" xmlns:wpi="http://schemas.microsoft.com/office/word/2010/wordprocessingInk" xmlns:wne="http://schemas.microsoft.com/office/word/2006/wordml" xmlns:wps="http://schemas.microsoft.com/office/word/2010/wordprocessingShape" mc:Ignorable="w14 w15 w16se w16cid w16 w16cex w16sdtdh w16sdtfl w16du wp14">
   <w:body>
     <w:p>
       <w:pPr>
         <w:pStyle w:val="1"/>
-        <w:jc w:val="both"/>
         <w:rPr>
           <w:sz w:val="22"/>
           <w:szCs w:val="22"/>
@@ -50,7 +49,6 @@
     <w:p>
       <w:pPr>
         <w:pStyle w:val="21"/>
-        <w:jc w:val="both"/>
         <w:rPr>
           <w:sz w:val="22"/>
           <w:szCs w:val="22"/>
@@ -81,7 +79,6 @@
     </w:p>
     <w:p>
       <w:pPr>
-        <w:jc w:val="both"/>
         <w:rPr>
           <w:rFonts w:ascii="微軟正黑體" w:eastAsia="微軟正黑體" w:hAnsi="微軟正黑體"/>
           <w:lang w:eastAsia="zh-TW"/>
@@ -111,7 +108,6 @@
     </w:p>
     <w:p>
       <w:pPr>
-        <w:jc w:val="both"/>
         <w:rPr>
           <w:rFonts w:ascii="微軟正黑體" w:eastAsia="微軟正黑體" w:hAnsi="微軟正黑體"/>
           <w:lang w:eastAsia="zh-TW"/>
@@ -178,7 +174,6 @@
     <w:p>
       <w:pPr>
         <w:pStyle w:val="21"/>
-        <w:jc w:val="both"/>
         <w:rPr>
           <w:rFonts w:eastAsia="新細明體" w:hint="eastAsia"/>
           <w:sz w:val="22"/>
@@ -216,9 +211,8 @@
         <w:pStyle w:val="ae"/>
         <w:numPr>
           <w:ilvl w:val="0"/>
-          <w:numId w:val="18"/>
+          <w:numId w:val="11"/>
         </w:numPr>
-        <w:jc w:val="both"/>
         <w:rPr>
           <w:rFonts w:ascii="微軟正黑體" w:eastAsia="微軟正黑體" w:hAnsi="微軟正黑體"/>
           <w:color w:val="334155"/>
@@ -246,9 +240,8 @@
         <w:pStyle w:val="ae"/>
         <w:numPr>
           <w:ilvl w:val="0"/>
-          <w:numId w:val="18"/>
+          <w:numId w:val="11"/>
         </w:numPr>
-        <w:jc w:val="both"/>
         <w:rPr>
           <w:rFonts w:ascii="微軟正黑體" w:eastAsia="微軟正黑體" w:hAnsi="微軟正黑體"/>
           <w:lang w:eastAsia="zh-TW"/>
@@ -273,7 +266,6 @@
     <w:p>
       <w:pPr>
         <w:pStyle w:val="21"/>
-        <w:jc w:val="both"/>
         <w:rPr>
           <w:sz w:val="22"/>
           <w:szCs w:val="22"/>
@@ -312,7 +304,6 @@
     <w:p>
       <w:pPr>
         <w:pStyle w:val="31"/>
-        <w:jc w:val="both"/>
       </w:pPr>
       <w:r>
         <w:t xml:space="preserve">3.1 4-Stage Pipeline </w:t>
@@ -320,7 +311,6 @@
     </w:p>
     <w:p>
       <w:pPr>
-        <w:jc w:val="both"/>
         <w:rPr>
           <w:rFonts w:ascii="微軟正黑體" w:eastAsia="微軟正黑體" w:hAnsi="微軟正黑體"/>
         </w:rPr>
@@ -470,7 +460,6 @@
     <w:p>
       <w:pPr>
         <w:pStyle w:val="31"/>
-        <w:jc w:val="both"/>
       </w:pPr>
       <w:r>
         <w:t xml:space="preserve">3.2 </w:t>
@@ -489,7 +478,6 @@
           <w:ilvl w:val="0"/>
           <w:numId w:val="7"/>
         </w:numPr>
-        <w:jc w:val="both"/>
         <w:rPr>
           <w:rFonts w:ascii="微軟正黑體" w:eastAsia="微軟正黑體" w:hAnsi="微軟正黑體"/>
           <w:highlight w:val="yellow"/>
@@ -552,7 +540,6 @@
           <w:ilvl w:val="0"/>
           <w:numId w:val="7"/>
         </w:numPr>
-        <w:jc w:val="both"/>
         <w:rPr>
           <w:rFonts w:ascii="微軟正黑體" w:eastAsia="微軟正黑體" w:hAnsi="微軟正黑體"/>
           <w:highlight w:val="yellow"/>
@@ -617,8 +604,8 @@
     <w:p>
       <w:pPr>
         <w:pStyle w:val="21"/>
-        <w:jc w:val="both"/>
-        <w:rPr>
+        <w:rPr>
+          <w:rFonts w:eastAsia="新細明體" w:hint="eastAsia"/>
           <w:sz w:val="22"/>
           <w:szCs w:val="22"/>
           <w:lang w:eastAsia="zh-TW"/>
@@ -661,11 +648,19 @@
         </w:rPr>
         <w:t xml:space="preserve"> (stage1_news_fetcher.py</w:t>
       </w:r>
+      <w:r>
+        <w:rPr>
+          <w:rFonts w:eastAsia="新細明體" w:hint="eastAsia"/>
+          <w:sz w:val="22"/>
+          <w:szCs w:val="22"/>
+          <w:lang w:eastAsia="zh-TW"/>
+        </w:rPr>
+        <w:t>)</w:t>
+      </w:r>
     </w:p>
     <w:p>
       <w:pPr>
         <w:pStyle w:val="31"/>
-        <w:jc w:val="both"/>
         <w:rPr>
           <w:lang w:eastAsia="zh-TW"/>
         </w:rPr>
@@ -701,7 +696,6 @@
     </w:p>
     <w:p>
       <w:pPr>
-        <w:jc w:val="both"/>
         <w:rPr>
           <w:rFonts w:ascii="微軟正黑體" w:eastAsia="微軟正黑體" w:hAnsi="微軟正黑體"/>
           <w:bCs/>
@@ -724,7 +718,6 @@
     </w:p>
     <w:p>
       <w:pPr>
-        <w:jc w:val="both"/>
         <w:rPr>
           <w:rFonts w:ascii="微軟正黑體" w:eastAsia="微軟正黑體" w:hAnsi="微軟正黑體"/>
           <w:bCs/>
@@ -741,24 +734,7 @@
     </w:p>
     <w:p>
       <w:pPr>
-        <w:jc w:val="both"/>
-        <w:rPr>
-          <w:rFonts w:ascii="微軟正黑體" w:eastAsia="微軟正黑體" w:hAnsi="微軟正黑體"/>
-          <w:bCs/>
-        </w:rPr>
-      </w:pPr>
-      <w:r>
-        <w:rPr>
-          <w:rFonts w:ascii="微軟正黑體" w:eastAsia="微軟正黑體" w:hAnsi="微軟正黑體" w:hint="eastAsia"/>
-          <w:bCs/>
-        </w:rPr>
-        <w:t>起始限制日：START_DATE = '2026-07-27'（僅累積此日期以後發布之新聞）。</w:t>
-      </w:r>
-    </w:p>
-    <w:p>
-      <w:pPr>
         <w:pStyle w:val="31"/>
-        <w:jc w:val="both"/>
       </w:pPr>
       <w:r>
         <w:t>4.</w:t>
@@ -772,6 +748,13 @@
       </w:r>
       <w:r>
         <w:rPr>
+          <w:rFonts w:eastAsia="新細明體" w:hint="eastAsia"/>
+          <w:lang w:eastAsia="zh-TW"/>
+        </w:rPr>
+        <w:t xml:space="preserve"> </w:t>
+      </w:r>
+      <w:r>
+        <w:rPr>
           <w:rFonts w:hint="eastAsia"/>
           <w:lang w:eastAsia="zh-TW"/>
         </w:rPr>
@@ -786,766 +769,6 @@
       </w:r>
       <w:r>
         <w:t xml:space="preserve"> </w:t>
-      </w:r>
-    </w:p>
-    <w:p>
-      <w:pPr>
-        <w:jc w:val="both"/>
-        <w:rPr>
-          <w:rFonts w:ascii="微軟正黑體" w:eastAsia="微軟正黑體" w:hAnsi="微軟正黑體"/>
-        </w:rPr>
-      </w:pPr>
-      <w:r>
-        <w:rPr>
-          <w:rFonts w:ascii="微軟正黑體" w:eastAsia="微軟正黑體" w:hAnsi="微軟正黑體"/>
-        </w:rPr>
-        <w:t>Google News 定向搜尋 (8 大 Query 組合，使用 after:2026-07-26 語法)：</w:t>
-      </w:r>
-    </w:p>
-    <w:p>
-      <w:pPr>
-        <w:pStyle w:val="ae"/>
-        <w:numPr>
-          <w:ilvl w:val="0"/>
-          <w:numId w:val="8"/>
-        </w:numPr>
-        <w:jc w:val="both"/>
-        <w:rPr>
-          <w:rFonts w:ascii="微軟正黑體" w:eastAsia="微軟正黑體" w:hAnsi="微軟正黑體"/>
-        </w:rPr>
-      </w:pPr>
-      <w:r>
-        <w:rPr>
-          <w:rFonts w:ascii="微軟正黑體" w:eastAsia="微軟正黑體" w:hAnsi="微軟正黑體"/>
-          <w:color w:val="1E293B"/>
-        </w:rPr>
-        <w:t>TW AI General: 'AI 人工智慧'</w:t>
-      </w:r>
-    </w:p>
-    <w:p>
-      <w:pPr>
-        <w:pStyle w:val="ae"/>
-        <w:numPr>
-          <w:ilvl w:val="0"/>
-          <w:numId w:val="8"/>
-        </w:numPr>
-        <w:jc w:val="both"/>
-        <w:rPr>
-          <w:rFonts w:ascii="微軟正黑體" w:eastAsia="微軟正黑體" w:hAnsi="微軟正黑體"/>
-        </w:rPr>
-      </w:pPr>
-      <w:r>
-        <w:rPr>
-          <w:rFonts w:ascii="微軟正黑體" w:eastAsia="微軟正黑體" w:hAnsi="微軟正黑體"/>
-          <w:color w:val="1E293B"/>
-        </w:rPr>
-        <w:t xml:space="preserve"> US AI General: 'Artificial Intelligence'</w:t>
-      </w:r>
-    </w:p>
-    <w:p>
-      <w:pPr>
-        <w:pStyle w:val="ae"/>
-        <w:numPr>
-          <w:ilvl w:val="0"/>
-          <w:numId w:val="8"/>
-        </w:numPr>
-        <w:jc w:val="both"/>
-        <w:rPr>
-          <w:rFonts w:ascii="微軟正黑體" w:eastAsia="微軟正黑體" w:hAnsi="微軟正黑體"/>
-        </w:rPr>
-      </w:pPr>
-      <w:r>
-        <w:rPr>
-          <w:rFonts w:ascii="微軟正黑體" w:eastAsia="微軟正黑體" w:hAnsi="微軟正黑體"/>
-          <w:color w:val="1E293B"/>
-        </w:rPr>
-        <w:t>TW Manufacturing &amp; Supply Chain: 'AI 製造 工廠 供應鏈 物流 半導體'</w:t>
-      </w:r>
-    </w:p>
-    <w:p>
-      <w:pPr>
-        <w:pStyle w:val="ae"/>
-        <w:numPr>
-          <w:ilvl w:val="0"/>
-          <w:numId w:val="8"/>
-        </w:numPr>
-        <w:jc w:val="both"/>
-        <w:rPr>
-          <w:rFonts w:ascii="微軟正黑體" w:eastAsia="微軟正黑體" w:hAnsi="微軟正黑體"/>
-        </w:rPr>
-      </w:pPr>
-      <w:r>
-        <w:rPr>
-          <w:rFonts w:ascii="微軟正黑體" w:eastAsia="微軟正黑體" w:hAnsi="微軟正黑體"/>
-          <w:color w:val="1E293B"/>
-        </w:rPr>
-        <w:t xml:space="preserve">US Manufacturing &amp; Supply Chain: 'AI manufacturing supply chain factory semiconductor </w:t>
-      </w:r>
-      <w:r>
-        <w:rPr>
-          <w:rFonts w:ascii="微軟正黑體" w:eastAsia="微軟正黑體" w:hAnsi="微軟正黑體" w:hint="eastAsia"/>
-          <w:color w:val="1E293B"/>
-          <w:lang w:eastAsia="zh-TW"/>
-        </w:rPr>
-        <w:t>+</w:t>
-      </w:r>
-      <w:r>
-        <w:rPr>
-          <w:rFonts w:ascii="微軟正黑體" w:eastAsia="微軟正黑體" w:hAnsi="微軟正黑體"/>
-          <w:color w:val="1E293B"/>
-        </w:rPr>
-        <w:t>'</w:t>
-      </w:r>
-    </w:p>
-    <w:p>
-      <w:pPr>
-        <w:pStyle w:val="ae"/>
-        <w:numPr>
-          <w:ilvl w:val="0"/>
-          <w:numId w:val="8"/>
-        </w:numPr>
-        <w:jc w:val="both"/>
-        <w:rPr>
-          <w:rFonts w:ascii="微軟正黑體" w:eastAsia="微軟正黑體" w:hAnsi="微軟正黑體"/>
-        </w:rPr>
-      </w:pPr>
-      <w:r>
-        <w:rPr>
-          <w:rFonts w:ascii="微軟正黑體" w:eastAsia="微軟正黑體" w:hAnsi="微軟正黑體"/>
-          <w:color w:val="1E293B"/>
-        </w:rPr>
-        <w:t>TW R&amp;D &amp; Science: 'AI 研發 創新 材料 生物'</w:t>
-      </w:r>
-    </w:p>
-    <w:p>
-      <w:pPr>
-        <w:pStyle w:val="ae"/>
-        <w:numPr>
-          <w:ilvl w:val="0"/>
-          <w:numId w:val="8"/>
-        </w:numPr>
-        <w:jc w:val="both"/>
-        <w:rPr>
-          <w:rFonts w:ascii="微軟正黑體" w:eastAsia="微軟正黑體" w:hAnsi="微軟正黑體"/>
-        </w:rPr>
-      </w:pPr>
-      <w:r>
-        <w:rPr>
-          <w:rFonts w:ascii="微軟正黑體" w:eastAsia="微軟正黑體" w:hAnsi="微軟正黑體"/>
-          <w:color w:val="1E293B"/>
-        </w:rPr>
-        <w:t>US R&amp;D &amp; Science: 'AI research discovery science material design'</w:t>
-      </w:r>
-    </w:p>
-    <w:p>
-      <w:pPr>
-        <w:pStyle w:val="ae"/>
-        <w:numPr>
-          <w:ilvl w:val="0"/>
-          <w:numId w:val="8"/>
-        </w:numPr>
-        <w:jc w:val="both"/>
-        <w:rPr>
-          <w:rFonts w:ascii="微軟正黑體" w:eastAsia="微軟正黑體" w:hAnsi="微軟正黑體"/>
-        </w:rPr>
-      </w:pPr>
-      <w:r>
-        <w:rPr>
-          <w:rFonts w:ascii="微軟正黑體" w:eastAsia="微軟正黑體" w:hAnsi="微軟正黑體"/>
-          <w:color w:val="1E293B"/>
-        </w:rPr>
-        <w:t>TW Enterprise &amp; HR &amp; Legal: 'AI 企業 轉型 招募 人力 合規 資安 法規'</w:t>
-      </w:r>
-    </w:p>
-    <w:p>
-      <w:pPr>
-        <w:pStyle w:val="ae"/>
-        <w:numPr>
-          <w:ilvl w:val="0"/>
-          <w:numId w:val="8"/>
-        </w:numPr>
-        <w:jc w:val="both"/>
-        <w:rPr>
-          <w:rFonts w:ascii="微軟正黑體" w:eastAsia="微軟正黑體" w:hAnsi="微軟正黑體"/>
-        </w:rPr>
-      </w:pPr>
-      <w:r>
-        <w:rPr>
-          <w:rFonts w:ascii="微軟正黑體" w:eastAsia="微軟正黑體" w:hAnsi="微軟正黑體"/>
-          <w:color w:val="1E293B"/>
-        </w:rPr>
-        <w:t>US Enterprise &amp; HR &amp; Legal: 'AI enterprise automation hiring compliance security policy '</w:t>
-      </w:r>
-    </w:p>
-    <w:p>
-      <w:pPr>
-        <w:jc w:val="both"/>
-        <w:rPr>
-          <w:rFonts w:ascii="微軟正黑體" w:eastAsia="微軟正黑體" w:hAnsi="微軟正黑體"/>
-          <w:lang w:eastAsia="zh-TW"/>
-        </w:rPr>
-      </w:pPr>
-      <w:r>
-        <w:rPr>
-          <w:rFonts w:ascii="微軟正黑體" w:eastAsia="微軟正黑體" w:hAnsi="微軟正黑體"/>
-          <w:lang w:eastAsia="zh-TW"/>
-        </w:rPr>
-        <w:t>固定 RSS 訂</w:t>
-      </w:r>
-      <w:r>
-        <w:rPr>
-          <w:rFonts w:ascii="微軟正黑體" w:eastAsia="微軟正黑體" w:hAnsi="微軟正黑體" w:cs="微軟正黑體" w:hint="eastAsia"/>
-          <w:lang w:eastAsia="zh-TW"/>
-        </w:rPr>
-        <w:t>閱</w:t>
-      </w:r>
-      <w:r>
-        <w:rPr>
-          <w:rFonts w:ascii="微軟正黑體" w:eastAsia="微軟正黑體" w:hAnsi="微軟正黑體" w:cs="MS Mincho" w:hint="eastAsia"/>
-          <w:lang w:eastAsia="zh-TW"/>
-        </w:rPr>
-        <w:t>庫</w:t>
-      </w:r>
-      <w:r>
-        <w:rPr>
-          <w:rFonts w:ascii="微軟正黑體" w:eastAsia="微軟正黑體" w:hAnsi="微軟正黑體"/>
-          <w:lang w:eastAsia="zh-TW"/>
-        </w:rPr>
-        <w:t xml:space="preserve"> (9 大權威媒體)：</w:t>
-      </w:r>
-    </w:p>
-    <w:p>
-      <w:pPr>
-        <w:pStyle w:val="ae"/>
-        <w:numPr>
-          <w:ilvl w:val="0"/>
-          <w:numId w:val="11"/>
-        </w:numPr>
-        <w:jc w:val="both"/>
-        <w:rPr>
-          <w:rFonts w:ascii="微軟正黑體" w:eastAsia="微軟正黑體" w:hAnsi="微軟正黑體" w:hint="eastAsia"/>
-          <w:lang w:eastAsia="zh-TW"/>
-        </w:rPr>
-      </w:pPr>
-      <w:r>
-        <w:rPr>
-          <w:rFonts w:ascii="微軟正黑體" w:eastAsia="微軟正黑體" w:hAnsi="微軟正黑體" w:hint="eastAsia"/>
-          <w:lang w:eastAsia="zh-TW"/>
-        </w:rPr>
-        <w:t>國際頂級科技與 AI 權威媒體（6 個）</w:t>
-      </w:r>
-    </w:p>
-    <w:p>
-      <w:pPr>
-        <w:pStyle w:val="ae"/>
-        <w:numPr>
-          <w:ilvl w:val="1"/>
-          <w:numId w:val="11"/>
-        </w:numPr>
-        <w:jc w:val="both"/>
-        <w:rPr>
-          <w:rFonts w:ascii="微軟正黑體" w:eastAsia="微軟正黑體" w:hAnsi="微軟正黑體" w:hint="eastAsia"/>
-        </w:rPr>
-      </w:pPr>
-      <w:r>
-        <w:rPr>
-          <w:rFonts w:ascii="微軟正黑體" w:eastAsia="微軟正黑體" w:hAnsi="微軟正黑體" w:hint="eastAsia"/>
-        </w:rPr>
-        <w:t>TechCrunch AI：</w:t>
-      </w:r>
-      <w:r>
-        <w:rPr>
-          <w:rFonts w:ascii="微軟正黑體" w:eastAsia="微軟正黑體" w:hAnsi="微軟正黑體"/>
-        </w:rPr>
-        <w:t xml:space="preserve"> </w:t>
-      </w:r>
-      <w:r>
-        <w:rPr>
-          <w:rFonts w:ascii="微軟正黑體" w:eastAsia="微軟正黑體" w:hAnsi="微軟正黑體" w:hint="eastAsia"/>
-        </w:rPr>
-        <w:t>https://techcrunch.com/category/artificial-intelligence/feed/</w:t>
-      </w:r>
-    </w:p>
-    <w:p>
-      <w:pPr>
-        <w:pStyle w:val="ae"/>
-        <w:numPr>
-          <w:ilvl w:val="1"/>
-          <w:numId w:val="11"/>
-        </w:numPr>
-        <w:jc w:val="both"/>
-        <w:rPr>
-          <w:rFonts w:ascii="微軟正黑體" w:eastAsia="微軟正黑體" w:hAnsi="微軟正黑體" w:hint="eastAsia"/>
-        </w:rPr>
-      </w:pPr>
-      <w:r>
-        <w:rPr>
-          <w:rFonts w:ascii="微軟正黑體" w:eastAsia="微軟正黑體" w:hAnsi="微軟正黑體" w:hint="eastAsia"/>
-        </w:rPr>
-        <w:t>Wired AI：</w:t>
-      </w:r>
-      <w:r>
-        <w:rPr>
-          <w:rFonts w:ascii="微軟正黑體" w:eastAsia="微軟正黑體" w:hAnsi="微軟正黑體" w:hint="eastAsia"/>
-          <w:lang w:eastAsia="zh-TW"/>
-        </w:rPr>
-        <w:t xml:space="preserve"> </w:t>
-      </w:r>
-      <w:r>
-        <w:rPr>
-          <w:rFonts w:ascii="微軟正黑體" w:eastAsia="微軟正黑體" w:hAnsi="微軟正黑體" w:hint="eastAsia"/>
-        </w:rPr>
-        <w:t>https://www.wired.com/feed/tag/ai/latest/rss</w:t>
-      </w:r>
-    </w:p>
-    <w:p>
-      <w:pPr>
-        <w:pStyle w:val="ae"/>
-        <w:numPr>
-          <w:ilvl w:val="1"/>
-          <w:numId w:val="11"/>
-        </w:numPr>
-        <w:jc w:val="both"/>
-        <w:rPr>
-          <w:rFonts w:ascii="微軟正黑體" w:eastAsia="微軟正黑體" w:hAnsi="微軟正黑體" w:hint="eastAsia"/>
-        </w:rPr>
-      </w:pPr>
-      <w:r>
-        <w:rPr>
-          <w:rFonts w:ascii="微軟正黑體" w:eastAsia="微軟正黑體" w:hAnsi="微軟正黑體" w:hint="eastAsia"/>
-        </w:rPr>
-        <w:t>VentureBeat AI：https://venturebeat.com/category/ai/feed/</w:t>
-      </w:r>
-    </w:p>
-    <w:p>
-      <w:pPr>
-        <w:pStyle w:val="ae"/>
-        <w:numPr>
-          <w:ilvl w:val="1"/>
-          <w:numId w:val="11"/>
-        </w:numPr>
-        <w:jc w:val="both"/>
-        <w:rPr>
-          <w:rFonts w:ascii="微軟正黑體" w:eastAsia="微軟正黑體" w:hAnsi="微軟正黑體" w:hint="eastAsia"/>
-        </w:rPr>
-      </w:pPr>
-      <w:r>
-        <w:rPr>
-          <w:rFonts w:ascii="微軟正黑體" w:eastAsia="微軟正黑體" w:hAnsi="微軟正黑體" w:hint="eastAsia"/>
-        </w:rPr>
-        <w:t>Ars Technica AI：https://feeds.arstechnica.com/arstechnica/index</w:t>
-      </w:r>
-    </w:p>
-    <w:p>
-      <w:pPr>
-        <w:pStyle w:val="ae"/>
-        <w:numPr>
-          <w:ilvl w:val="1"/>
-          <w:numId w:val="11"/>
-        </w:numPr>
-        <w:jc w:val="both"/>
-        <w:rPr>
-          <w:rFonts w:ascii="微軟正黑體" w:eastAsia="微軟正黑體" w:hAnsi="微軟正黑體" w:hint="eastAsia"/>
-        </w:rPr>
-      </w:pPr>
-      <w:r>
-        <w:rPr>
-          <w:rFonts w:ascii="微軟正黑體" w:eastAsia="微軟正黑體" w:hAnsi="微軟正黑體" w:hint="eastAsia"/>
-        </w:rPr>
-        <w:t>MIT Technology Review：https://www.technologyreview.com/feed/</w:t>
-      </w:r>
-    </w:p>
-    <w:p>
-      <w:pPr>
-        <w:pStyle w:val="ae"/>
-        <w:numPr>
-          <w:ilvl w:val="1"/>
-          <w:numId w:val="11"/>
-        </w:numPr>
-        <w:jc w:val="both"/>
-        <w:rPr>
-          <w:rFonts w:ascii="微軟正黑體" w:eastAsia="微軟正黑體" w:hAnsi="微軟正黑體" w:hint="eastAsia"/>
-        </w:rPr>
-      </w:pPr>
-      <w:r>
-        <w:rPr>
-          <w:rFonts w:ascii="微軟正黑體" w:eastAsia="微軟正黑體" w:hAnsi="微軟正黑體" w:hint="eastAsia"/>
-        </w:rPr>
-        <w:t>The Verge AI：https://www.theverge.com/rss/ai-artificial-intelligence/index.xml</w:t>
-      </w:r>
-    </w:p>
-    <w:p>
-      <w:pPr>
-        <w:pStyle w:val="ae"/>
-        <w:numPr>
-          <w:ilvl w:val="0"/>
-          <w:numId w:val="11"/>
-        </w:numPr>
-        <w:jc w:val="both"/>
-        <w:rPr>
-          <w:rFonts w:ascii="微軟正黑體" w:eastAsia="微軟正黑體" w:hAnsi="微軟正黑體"/>
-          <w:lang w:eastAsia="zh-TW"/>
-        </w:rPr>
-      </w:pPr>
-      <w:r>
-        <w:rPr>
-          <w:rFonts w:ascii="微軟正黑體" w:eastAsia="微軟正黑體" w:hAnsi="微軟正黑體" w:hint="eastAsia"/>
-          <w:lang w:eastAsia="zh-TW"/>
-        </w:rPr>
-        <w:t>台灣主流科技與</w:t>
-      </w:r>
-      <w:r>
-        <w:rPr>
-          <w:rFonts w:ascii="微軟正黑體" w:eastAsia="微軟正黑體" w:hAnsi="微軟正黑體" w:cs="微軟正黑體" w:hint="eastAsia"/>
-          <w:lang w:eastAsia="zh-TW"/>
-        </w:rPr>
-        <w:t>產</w:t>
-      </w:r>
-      <w:r>
-        <w:rPr>
-          <w:rFonts w:ascii="微軟正黑體" w:eastAsia="微軟正黑體" w:hAnsi="微軟正黑體" w:cs="MS Mincho" w:hint="eastAsia"/>
-          <w:lang w:eastAsia="zh-TW"/>
-        </w:rPr>
-        <w:t>業商業媒體（</w:t>
-      </w:r>
-      <w:r>
-        <w:rPr>
-          <w:rFonts w:ascii="微軟正黑體" w:eastAsia="微軟正黑體" w:hAnsi="微軟正黑體"/>
-          <w:lang w:eastAsia="zh-TW"/>
-        </w:rPr>
-        <w:t xml:space="preserve">5 </w:t>
-      </w:r>
-      <w:r>
-        <w:rPr>
-          <w:rFonts w:ascii="微軟正黑體" w:eastAsia="微軟正黑體" w:hAnsi="微軟正黑體" w:hint="eastAsia"/>
-          <w:lang w:eastAsia="zh-TW"/>
-        </w:rPr>
-        <w:t>個）</w:t>
-      </w:r>
-    </w:p>
-    <w:p>
-      <w:pPr>
-        <w:pStyle w:val="ae"/>
-        <w:numPr>
-          <w:ilvl w:val="1"/>
-          <w:numId w:val="11"/>
-        </w:numPr>
-        <w:jc w:val="both"/>
-        <w:rPr>
-          <w:rFonts w:ascii="微軟正黑體" w:eastAsia="微軟正黑體" w:hAnsi="微軟正黑體" w:hint="eastAsia"/>
-        </w:rPr>
-      </w:pPr>
-      <w:r>
-        <w:rPr>
-          <w:rFonts w:ascii="微軟正黑體" w:eastAsia="微軟正黑體" w:hAnsi="微軟正黑體" w:hint="eastAsia"/>
-        </w:rPr>
-        <w:t>iThome 科技報：https://www.ithome.com.tw/rss</w:t>
-      </w:r>
-    </w:p>
-    <w:p>
-      <w:pPr>
-        <w:pStyle w:val="ae"/>
-        <w:numPr>
-          <w:ilvl w:val="1"/>
-          <w:numId w:val="11"/>
-        </w:numPr>
-        <w:jc w:val="both"/>
-        <w:rPr>
-          <w:rFonts w:ascii="微軟正黑體" w:eastAsia="微軟正黑體" w:hAnsi="微軟正黑體" w:hint="eastAsia"/>
-          <w:lang w:eastAsia="zh-TW"/>
-        </w:rPr>
-      </w:pPr>
-      <w:r>
-        <w:rPr>
-          <w:rFonts w:ascii="微軟正黑體" w:eastAsia="微軟正黑體" w:hAnsi="微軟正黑體" w:hint="eastAsia"/>
-          <w:lang w:eastAsia="zh-TW"/>
-        </w:rPr>
-        <w:t>科技新報 TechNews：https://technews.tw/feed/</w:t>
-      </w:r>
-    </w:p>
-    <w:p>
-      <w:pPr>
-        <w:pStyle w:val="ae"/>
-        <w:numPr>
-          <w:ilvl w:val="1"/>
-          <w:numId w:val="11"/>
-        </w:numPr>
-        <w:jc w:val="both"/>
-        <w:rPr>
-          <w:rFonts w:ascii="微軟正黑體" w:eastAsia="微軟正黑體" w:hAnsi="微軟正黑體" w:hint="eastAsia"/>
-        </w:rPr>
-      </w:pPr>
-      <w:r>
-        <w:rPr>
-          <w:rFonts w:ascii="微軟正黑體" w:eastAsia="微軟正黑體" w:hAnsi="微軟正黑體" w:hint="eastAsia"/>
-        </w:rPr>
-        <w:t>Inside 硬塞網路趨勢：https://www.inside.com.tw/feed/rss</w:t>
-      </w:r>
-    </w:p>
-    <w:p>
-      <w:pPr>
-        <w:pStyle w:val="ae"/>
-        <w:numPr>
-          <w:ilvl w:val="1"/>
-          <w:numId w:val="11"/>
-        </w:numPr>
-        <w:jc w:val="both"/>
-        <w:rPr>
-          <w:rFonts w:ascii="微軟正黑體" w:eastAsia="微軟正黑體" w:hAnsi="微軟正黑體" w:hint="eastAsia"/>
-        </w:rPr>
-      </w:pPr>
-      <w:r>
-        <w:rPr>
-          <w:rFonts w:ascii="微軟正黑體" w:eastAsia="微軟正黑體" w:hAnsi="微軟正黑體" w:hint="eastAsia"/>
-        </w:rPr>
-        <w:t>TechOrange 科技報橘：https://techorange.com/feed/</w:t>
-      </w:r>
-    </w:p>
-    <w:p>
-      <w:pPr>
-        <w:pStyle w:val="ae"/>
-        <w:numPr>
-          <w:ilvl w:val="1"/>
-          <w:numId w:val="11"/>
-        </w:numPr>
-        <w:jc w:val="both"/>
-        <w:rPr>
-          <w:rFonts w:ascii="微軟正黑體" w:eastAsia="微軟正黑體" w:hAnsi="微軟正黑體" w:hint="eastAsia"/>
-        </w:rPr>
-      </w:pPr>
-      <w:r>
-        <w:rPr>
-          <w:rFonts w:ascii="微軟正黑體" w:eastAsia="微軟正黑體" w:hAnsi="微軟正黑體" w:hint="eastAsia"/>
-        </w:rPr>
-        <w:lastRenderedPageBreak/>
-        <w:t>經理人月刊：https://www.managertoday.com.tw/rss</w:t>
-      </w:r>
-    </w:p>
-    <w:p>
-      <w:pPr>
-        <w:pStyle w:val="ae"/>
-        <w:numPr>
-          <w:ilvl w:val="0"/>
-          <w:numId w:val="11"/>
-        </w:numPr>
-        <w:jc w:val="both"/>
-        <w:rPr>
-          <w:rFonts w:ascii="微軟正黑體" w:eastAsia="微軟正黑體" w:hAnsi="微軟正黑體" w:hint="eastAsia"/>
-          <w:lang w:eastAsia="zh-TW"/>
-        </w:rPr>
-      </w:pPr>
-      <w:r>
-        <w:rPr>
-          <w:rFonts w:ascii="微軟正黑體" w:eastAsia="微軟正黑體" w:hAnsi="微軟正黑體" w:hint="eastAsia"/>
-          <w:lang w:eastAsia="zh-TW"/>
-        </w:rPr>
-        <w:t>頂尖 AI 實驗室與雲端算力巨頭官方 Blog（7 個）</w:t>
-      </w:r>
-    </w:p>
-    <w:p>
-      <w:pPr>
-        <w:pStyle w:val="ae"/>
-        <w:numPr>
-          <w:ilvl w:val="1"/>
-          <w:numId w:val="11"/>
-        </w:numPr>
-        <w:jc w:val="both"/>
-        <w:rPr>
-          <w:rFonts w:ascii="微軟正黑體" w:eastAsia="微軟正黑體" w:hAnsi="微軟正黑體" w:hint="eastAsia"/>
-        </w:rPr>
-      </w:pPr>
-      <w:r>
-        <w:rPr>
-          <w:rFonts w:ascii="微軟正黑體" w:eastAsia="微軟正黑體" w:hAnsi="微軟正黑體" w:hint="eastAsia"/>
-        </w:rPr>
-        <w:t>OpenAI News：https://openai.com/news/rss.xml</w:t>
-      </w:r>
-    </w:p>
-    <w:p>
-      <w:pPr>
-        <w:pStyle w:val="ae"/>
-        <w:numPr>
-          <w:ilvl w:val="1"/>
-          <w:numId w:val="11"/>
-        </w:numPr>
-        <w:jc w:val="both"/>
-        <w:rPr>
-          <w:rFonts w:ascii="微軟正黑體" w:eastAsia="微軟正黑體" w:hAnsi="微軟正黑體" w:hint="eastAsia"/>
-        </w:rPr>
-      </w:pPr>
-      <w:r>
-        <w:rPr>
-          <w:rFonts w:ascii="微軟正黑體" w:eastAsia="微軟正黑體" w:hAnsi="微軟正黑體" w:hint="eastAsia"/>
-        </w:rPr>
-        <w:t>Google DeepMind Blog：https://deepmind.google/blog/rss.xml</w:t>
-      </w:r>
-    </w:p>
-    <w:p>
-      <w:pPr>
-        <w:pStyle w:val="ae"/>
-        <w:numPr>
-          <w:ilvl w:val="1"/>
-          <w:numId w:val="11"/>
-        </w:numPr>
-        <w:jc w:val="both"/>
-        <w:rPr>
-          <w:rFonts w:ascii="微軟正黑體" w:eastAsia="微軟正黑體" w:hAnsi="微軟正黑體" w:hint="eastAsia"/>
-        </w:rPr>
-      </w:pPr>
-      <w:r>
-        <w:rPr>
-          <w:rFonts w:ascii="微軟正黑體" w:eastAsia="微軟正黑體" w:hAnsi="微軟正黑體" w:hint="eastAsia"/>
-        </w:rPr>
-        <w:t>Google Research Blog：https://research.google/blog/rss/</w:t>
-      </w:r>
-    </w:p>
-    <w:p>
-      <w:pPr>
-        <w:pStyle w:val="ae"/>
-        <w:numPr>
-          <w:ilvl w:val="1"/>
-          <w:numId w:val="11"/>
-        </w:numPr>
-        <w:jc w:val="both"/>
-        <w:rPr>
-          <w:rFonts w:ascii="微軟正黑體" w:eastAsia="微軟正黑體" w:hAnsi="微軟正黑體" w:hint="eastAsia"/>
-        </w:rPr>
-      </w:pPr>
-      <w:r>
-        <w:rPr>
-          <w:rFonts w:ascii="微軟正黑體" w:eastAsia="微軟正黑體" w:hAnsi="微軟正黑體" w:hint="eastAsia"/>
-        </w:rPr>
-        <w:t>Google 官方新聞 Blog：https://blog.google/rss/</w:t>
-      </w:r>
-    </w:p>
-    <w:p>
-      <w:pPr>
-        <w:pStyle w:val="ae"/>
-        <w:numPr>
-          <w:ilvl w:val="1"/>
-          <w:numId w:val="11"/>
-        </w:numPr>
-        <w:jc w:val="both"/>
-        <w:rPr>
-          <w:rFonts w:ascii="微軟正黑體" w:eastAsia="微軟正黑體" w:hAnsi="微軟正黑體" w:hint="eastAsia"/>
-        </w:rPr>
-      </w:pPr>
-      <w:r>
-        <w:rPr>
-          <w:rFonts w:ascii="微軟正黑體" w:eastAsia="微軟正黑體" w:hAnsi="微軟正黑體" w:hint="eastAsia"/>
-        </w:rPr>
-        <w:t>NVIDIA Newsroom：https://nvidianews.nvidia.com/releases.xml</w:t>
-      </w:r>
-    </w:p>
-    <w:p>
-      <w:pPr>
-        <w:pStyle w:val="ae"/>
-        <w:numPr>
-          <w:ilvl w:val="1"/>
-          <w:numId w:val="11"/>
-        </w:numPr>
-        <w:jc w:val="both"/>
-        <w:rPr>
-          <w:rFonts w:ascii="微軟正黑體" w:eastAsia="微軟正黑體" w:hAnsi="微軟正黑體" w:hint="eastAsia"/>
-        </w:rPr>
-      </w:pPr>
-      <w:r>
-        <w:rPr>
-          <w:rFonts w:ascii="微軟正黑體" w:eastAsia="微軟正黑體" w:hAnsi="微軟正黑體" w:hint="eastAsia"/>
-        </w:rPr>
-        <w:t>AWS Machine Learning Blog：https://aws.amazon.com/blogs/machine-learning/feed/</w:t>
-      </w:r>
-    </w:p>
-    <w:p>
-      <w:pPr>
-        <w:pStyle w:val="ae"/>
-        <w:numPr>
-          <w:ilvl w:val="1"/>
-          <w:numId w:val="11"/>
-        </w:numPr>
-        <w:jc w:val="both"/>
-        <w:rPr>
-          <w:rFonts w:ascii="微軟正黑體" w:eastAsia="微軟正黑體" w:hAnsi="微軟正黑體" w:hint="eastAsia"/>
-        </w:rPr>
-      </w:pPr>
-      <w:r>
-        <w:rPr>
-          <w:rFonts w:ascii="微軟正黑體" w:eastAsia="微軟正黑體" w:hAnsi="微軟正黑體" w:hint="eastAsia"/>
-        </w:rPr>
-        <w:t>Hugging Face Blog：https://huggingface.co/blog/feed.xml</w:t>
-      </w:r>
-    </w:p>
-    <w:p>
-      <w:pPr>
-        <w:pStyle w:val="31"/>
-        <w:jc w:val="both"/>
-        <w:rPr>
-          <w:rFonts w:eastAsia="新細明體"/>
-          <w:lang w:eastAsia="zh-TW"/>
-        </w:rPr>
-      </w:pPr>
-      <w:r>
-        <w:rPr>
-          <w:lang w:eastAsia="zh-TW"/>
-        </w:rPr>
-        <w:t>4.</w:t>
-      </w:r>
-      <w:r>
-        <w:rPr>
-          <w:rFonts w:eastAsia="新細明體" w:hint="eastAsia"/>
-          <w:lang w:eastAsia="zh-TW"/>
-        </w:rPr>
-        <w:t>3</w:t>
-      </w:r>
-      <w:r>
-        <w:rPr>
-          <w:lang w:eastAsia="zh-TW"/>
-        </w:rPr>
-        <w:t xml:space="preserve"> </w:t>
-      </w:r>
-      <w:r>
-        <w:rPr>
-          <w:lang w:eastAsia="zh-TW"/>
-        </w:rPr>
-        <w:t>品質過濾</w:t>
-      </w:r>
-      <w:r>
-        <w:rPr>
-          <w:lang w:eastAsia="zh-TW"/>
-        </w:rPr>
-        <w:t xml:space="preserve"> </w:t>
-      </w:r>
-    </w:p>
-    <w:p>
-      <w:pPr>
-        <w:jc w:val="both"/>
-        <w:rPr>
-          <w:rFonts w:ascii="微軟正黑體" w:eastAsia="微軟正黑體" w:hAnsi="微軟正黑體"/>
-          <w:lang w:eastAsia="zh-TW"/>
-        </w:rPr>
-      </w:pPr>
-      <w:r>
-        <w:rPr>
-          <w:rFonts w:ascii="微軟正黑體" w:eastAsia="微軟正黑體" w:hAnsi="微軟正黑體"/>
-          <w:lang w:eastAsia="zh-TW"/>
-        </w:rPr>
-        <w:t>Stage 1 核心策略為「</w:t>
-      </w:r>
-      <w:r>
-        <w:rPr>
-          <w:rFonts w:ascii="微軟正黑體" w:eastAsia="微軟正黑體" w:hAnsi="微軟正黑體"/>
-          <w:b/>
-          <w:bCs/>
-          <w:lang w:eastAsia="zh-TW"/>
-        </w:rPr>
-        <w:t>最大化召回率 (Maximize Recall)</w:t>
-      </w:r>
-      <w:r>
-        <w:rPr>
-          <w:rFonts w:ascii="微軟正黑體" w:eastAsia="微軟正黑體" w:hAnsi="微軟正黑體"/>
-          <w:lang w:eastAsia="zh-TW"/>
-        </w:rPr>
-        <w:t>」，解除對特定用例/技術/ROI詞彙的強制共存限制，專注於基礎品質把關與雜訊過濾：</w:t>
       </w:r>
     </w:p>
     <w:p>
@@ -1555,27 +778,15 @@
           <w:ilvl w:val="0"/>
           <w:numId w:val="12"/>
         </w:numPr>
-        <w:jc w:val="both"/>
-        <w:rPr>
-          <w:rFonts w:ascii="微軟正黑體" w:eastAsia="微軟正黑體" w:hAnsi="微軟正黑體"/>
-          <w:lang w:eastAsia="zh-TW"/>
-        </w:rPr>
-      </w:pPr>
-      <w:r>
-        <w:rPr>
-          <w:rFonts w:ascii="微軟正黑體" w:eastAsia="微軟正黑體" w:hAnsi="微軟正黑體"/>
-          <w:b/>
-          <w:bCs/>
-          <w:lang w:eastAsia="zh-TW"/>
-        </w:rPr>
-        <w:t>基礎品質防護</w:t>
-      </w:r>
-      <w:r>
-        <w:rPr>
-          <w:rFonts w:ascii="微軟正黑體" w:eastAsia="微軟正黑體" w:hAnsi="微軟正黑體"/>
-          <w:lang w:eastAsia="zh-TW"/>
-        </w:rPr>
-        <w:t>：</w:t>
+        <w:rPr>
+          <w:rFonts w:ascii="微軟正黑體" w:eastAsia="微軟正黑體" w:hAnsi="微軟正黑體"/>
+        </w:rPr>
+      </w:pPr>
+      <w:r>
+        <w:rPr>
+          <w:rFonts w:ascii="微軟正黑體" w:eastAsia="微軟正黑體" w:hAnsi="微軟正黑體"/>
+        </w:rPr>
+        <w:t>Google News 定向搜尋：</w:t>
       </w:r>
     </w:p>
     <w:p>
@@ -1585,39 +796,164 @@
           <w:ilvl w:val="1"/>
           <w:numId w:val="12"/>
         </w:numPr>
-        <w:jc w:val="both"/>
-        <w:rPr>
-          <w:rFonts w:ascii="微軟正黑體" w:eastAsia="微軟正黑體" w:hAnsi="微軟正黑體"/>
-          <w:lang w:eastAsia="zh-TW"/>
-        </w:rPr>
-      </w:pPr>
-      <w:r>
-        <w:rPr>
-          <w:rFonts w:ascii="微軟正黑體" w:eastAsia="微軟正黑體" w:hAnsi="微軟正黑體"/>
-          <w:lang w:eastAsia="zh-TW"/>
-        </w:rPr>
-        <w:t>排除無效連結、空白</w:t>
-      </w:r>
-      <w:r>
-        <w:rPr>
-          <w:rFonts w:ascii="微軟正黑體" w:eastAsia="微軟正黑體" w:hAnsi="微軟正黑體" w:cs="微軟正黑體" w:hint="eastAsia"/>
-          <w:lang w:eastAsia="zh-TW"/>
-        </w:rPr>
-        <w:t>內</w:t>
-      </w:r>
-      <w:r>
-        <w:rPr>
-          <w:rFonts w:ascii="微軟正黑體" w:eastAsia="微軟正黑體" w:hAnsi="微軟正黑體" w:cs="MS Mincho" w:hint="eastAsia"/>
-          <w:lang w:eastAsia="zh-TW"/>
-        </w:rPr>
-        <w:t>文或標題長度過短（</w:t>
-      </w:r>
-      <w:r>
-        <w:rPr>
-          <w:rFonts w:ascii="微軟正黑體" w:eastAsia="微軟正黑體" w:hAnsi="微軟正黑體"/>
-          <w:lang w:eastAsia="zh-TW"/>
-        </w:rPr>
-        <w:t>&lt; 5 字元）之劣質資料。</w:t>
+        <w:rPr>
+          <w:rFonts w:ascii="微軟正黑體" w:eastAsia="微軟正黑體" w:hAnsi="微軟正黑體"/>
+        </w:rPr>
+      </w:pPr>
+      <w:r>
+        <w:rPr>
+          <w:rFonts w:ascii="微軟正黑體" w:eastAsia="微軟正黑體" w:hAnsi="微軟正黑體"/>
+          <w:color w:val="1E293B"/>
+        </w:rPr>
+        <w:t>TW AI General: 'AI 人工智慧'</w:t>
+      </w:r>
+    </w:p>
+    <w:p>
+      <w:pPr>
+        <w:pStyle w:val="ae"/>
+        <w:numPr>
+          <w:ilvl w:val="1"/>
+          <w:numId w:val="12"/>
+        </w:numPr>
+        <w:rPr>
+          <w:rFonts w:ascii="微軟正黑體" w:eastAsia="微軟正黑體" w:hAnsi="微軟正黑體"/>
+        </w:rPr>
+      </w:pPr>
+      <w:r>
+        <w:rPr>
+          <w:rFonts w:ascii="微軟正黑體" w:eastAsia="微軟正黑體" w:hAnsi="微軟正黑體"/>
+          <w:color w:val="1E293B"/>
+        </w:rPr>
+        <w:t xml:space="preserve"> US AI General: 'Artificial Intelligence'</w:t>
+      </w:r>
+    </w:p>
+    <w:p>
+      <w:pPr>
+        <w:pStyle w:val="ae"/>
+        <w:numPr>
+          <w:ilvl w:val="1"/>
+          <w:numId w:val="12"/>
+        </w:numPr>
+        <w:rPr>
+          <w:rFonts w:ascii="微軟正黑體" w:eastAsia="微軟正黑體" w:hAnsi="微軟正黑體"/>
+        </w:rPr>
+      </w:pPr>
+      <w:r>
+        <w:rPr>
+          <w:rFonts w:ascii="微軟正黑體" w:eastAsia="微軟正黑體" w:hAnsi="微軟正黑體"/>
+          <w:color w:val="1E293B"/>
+        </w:rPr>
+        <w:t>TW Manufacturing &amp; Supply Chain: 'AI 製造 工廠 供應鏈 物流 半導體'</w:t>
+      </w:r>
+    </w:p>
+    <w:p>
+      <w:pPr>
+        <w:pStyle w:val="ae"/>
+        <w:numPr>
+          <w:ilvl w:val="1"/>
+          <w:numId w:val="12"/>
+        </w:numPr>
+        <w:rPr>
+          <w:rFonts w:ascii="微軟正黑體" w:eastAsia="微軟正黑體" w:hAnsi="微軟正黑體"/>
+        </w:rPr>
+      </w:pPr>
+      <w:r>
+        <w:rPr>
+          <w:rFonts w:ascii="微軟正黑體" w:eastAsia="微軟正黑體" w:hAnsi="微軟正黑體"/>
+          <w:color w:val="1E293B"/>
+        </w:rPr>
+        <w:t xml:space="preserve">US Manufacturing &amp; Supply Chain: 'AI manufacturing supply chain factory semiconductor </w:t>
+      </w:r>
+      <w:r>
+        <w:rPr>
+          <w:rFonts w:ascii="微軟正黑體" w:eastAsia="微軟正黑體" w:hAnsi="微軟正黑體" w:hint="eastAsia"/>
+          <w:color w:val="1E293B"/>
+          <w:lang w:eastAsia="zh-TW"/>
+        </w:rPr>
+        <w:t>+</w:t>
+      </w:r>
+      <w:r>
+        <w:rPr>
+          <w:rFonts w:ascii="微軟正黑體" w:eastAsia="微軟正黑體" w:hAnsi="微軟正黑體"/>
+          <w:color w:val="1E293B"/>
+        </w:rPr>
+        <w:t>'</w:t>
+      </w:r>
+    </w:p>
+    <w:p>
+      <w:pPr>
+        <w:pStyle w:val="ae"/>
+        <w:numPr>
+          <w:ilvl w:val="1"/>
+          <w:numId w:val="12"/>
+        </w:numPr>
+        <w:rPr>
+          <w:rFonts w:ascii="微軟正黑體" w:eastAsia="微軟正黑體" w:hAnsi="微軟正黑體"/>
+        </w:rPr>
+      </w:pPr>
+      <w:r>
+        <w:rPr>
+          <w:rFonts w:ascii="微軟正黑體" w:eastAsia="微軟正黑體" w:hAnsi="微軟正黑體"/>
+          <w:color w:val="1E293B"/>
+        </w:rPr>
+        <w:t>TW R&amp;D &amp; Science: 'AI 研發 創新 材料 生物'</w:t>
+      </w:r>
+    </w:p>
+    <w:p>
+      <w:pPr>
+        <w:pStyle w:val="ae"/>
+        <w:numPr>
+          <w:ilvl w:val="1"/>
+          <w:numId w:val="12"/>
+        </w:numPr>
+        <w:rPr>
+          <w:rFonts w:ascii="微軟正黑體" w:eastAsia="微軟正黑體" w:hAnsi="微軟正黑體"/>
+        </w:rPr>
+      </w:pPr>
+      <w:r>
+        <w:rPr>
+          <w:rFonts w:ascii="微軟正黑體" w:eastAsia="微軟正黑體" w:hAnsi="微軟正黑體"/>
+          <w:color w:val="1E293B"/>
+        </w:rPr>
+        <w:t>US R&amp;D &amp; Science: 'AI research discovery science material design'</w:t>
+      </w:r>
+    </w:p>
+    <w:p>
+      <w:pPr>
+        <w:pStyle w:val="ae"/>
+        <w:numPr>
+          <w:ilvl w:val="1"/>
+          <w:numId w:val="12"/>
+        </w:numPr>
+        <w:rPr>
+          <w:rFonts w:ascii="微軟正黑體" w:eastAsia="微軟正黑體" w:hAnsi="微軟正黑體"/>
+        </w:rPr>
+      </w:pPr>
+      <w:r>
+        <w:rPr>
+          <w:rFonts w:ascii="微軟正黑體" w:eastAsia="微軟正黑體" w:hAnsi="微軟正黑體"/>
+          <w:color w:val="1E293B"/>
+        </w:rPr>
+        <w:t>TW Enterprise &amp; HR &amp; Legal: 'AI 企業 轉型 招募 人力 合規 資安 法規'</w:t>
+      </w:r>
+    </w:p>
+    <w:p>
+      <w:pPr>
+        <w:pStyle w:val="ae"/>
+        <w:numPr>
+          <w:ilvl w:val="1"/>
+          <w:numId w:val="12"/>
+        </w:numPr>
+        <w:rPr>
+          <w:rFonts w:ascii="微軟正黑體" w:eastAsia="微軟正黑體" w:hAnsi="微軟正黑體"/>
+        </w:rPr>
+      </w:pPr>
+      <w:r>
+        <w:rPr>
+          <w:rFonts w:ascii="微軟正黑體" w:eastAsia="微軟正黑體" w:hAnsi="微軟正黑體"/>
+          <w:color w:val="1E293B"/>
+        </w:rPr>
+        <w:t>US Enterprise &amp; HR &amp; Legal: 'AI enterprise automation hiring compliance security policy '</w:t>
       </w:r>
     </w:p>
     <w:p>
@@ -1627,24 +963,35 @@
           <w:ilvl w:val="0"/>
           <w:numId w:val="12"/>
         </w:numPr>
-        <w:jc w:val="both"/>
-        <w:rPr>
-          <w:rFonts w:ascii="微軟正黑體" w:eastAsia="微軟正黑體" w:hAnsi="微軟正黑體"/>
-          <w:lang w:eastAsia="zh-TW"/>
-        </w:rPr>
-      </w:pPr>
-      <w:r>
-        <w:rPr>
-          <w:rFonts w:ascii="微軟正黑體" w:eastAsia="微軟正黑體" w:hAnsi="微軟正黑體"/>
-          <w:b/>
-          <w:bCs/>
-          <w:lang w:eastAsia="zh-TW"/>
-        </w:rPr>
-        <w:t>負向垃圾排除 (Negative Filter - EXCLUDE_TERMS)</w:t>
-      </w:r>
-      <w:r>
-        <w:rPr>
-          <w:rFonts w:ascii="微軟正黑體" w:eastAsia="微軟正黑體" w:hAnsi="微軟正黑體"/>
+        <w:rPr>
+          <w:rFonts w:ascii="微軟正黑體" w:eastAsia="微軟正黑體" w:hAnsi="微軟正黑體"/>
+          <w:lang w:eastAsia="zh-TW"/>
+        </w:rPr>
+      </w:pPr>
+      <w:r>
+        <w:rPr>
+          <w:rFonts w:ascii="微軟正黑體" w:eastAsia="微軟正黑體" w:hAnsi="微軟正黑體"/>
+          <w:lang w:eastAsia="zh-TW"/>
+        </w:rPr>
+        <w:t>固定 RSS 訂</w:t>
+      </w:r>
+      <w:r>
+        <w:rPr>
+          <w:rFonts w:ascii="微軟正黑體" w:eastAsia="微軟正黑體" w:hAnsi="微軟正黑體" w:cs="微軟正黑體" w:hint="eastAsia"/>
+          <w:lang w:eastAsia="zh-TW"/>
+        </w:rPr>
+        <w:t>閱</w:t>
+      </w:r>
+      <w:r>
+        <w:rPr>
+          <w:rFonts w:ascii="微軟正黑體" w:eastAsia="微軟正黑體" w:hAnsi="微軟正黑體" w:cs="MS Mincho" w:hint="eastAsia"/>
+          <w:lang w:eastAsia="zh-TW"/>
+        </w:rPr>
+        <w:t>庫</w:t>
+      </w:r>
+      <w:r>
+        <w:rPr>
+          <w:rFonts w:ascii="微軟正黑體" w:eastAsia="微軟正黑體" w:hAnsi="微軟正黑體" w:hint="eastAsia"/>
           <w:lang w:eastAsia="zh-TW"/>
         </w:rPr>
         <w:t>：</w:t>
@@ -1657,27 +1004,151 @@
           <w:ilvl w:val="1"/>
           <w:numId w:val="12"/>
         </w:numPr>
-        <w:jc w:val="both"/>
-        <w:rPr>
-          <w:rFonts w:ascii="微軟正黑體" w:eastAsia="微軟正黑體" w:hAnsi="微軟正黑體"/>
-          <w:lang w:eastAsia="zh-TW"/>
-        </w:rPr>
-      </w:pPr>
-      <w:r>
-        <w:rPr>
-          <w:rFonts w:ascii="微軟正黑體" w:eastAsia="微軟正黑體" w:hAnsi="微軟正黑體"/>
-          <w:b/>
-          <w:bCs/>
-          <w:lang w:eastAsia="zh-TW"/>
-        </w:rPr>
-        <w:t>排除純粹資金炒作</w:t>
-      </w:r>
-      <w:r>
-        <w:rPr>
-          <w:rFonts w:ascii="微軟正黑體" w:eastAsia="微軟正黑體" w:hAnsi="微軟正黑體"/>
-          <w:lang w:eastAsia="zh-TW"/>
-        </w:rPr>
-        <w:t>：如 單純融資、估值飆升、股票暴漲、股價狂飆、市值破、series a、series b。</w:t>
+        <w:rPr>
+          <w:rFonts w:ascii="微軟正黑體" w:eastAsia="微軟正黑體" w:hAnsi="微軟正黑體" w:hint="eastAsia"/>
+          <w:lang w:eastAsia="zh-TW"/>
+        </w:rPr>
+      </w:pPr>
+      <w:r>
+        <w:rPr>
+          <w:rFonts w:ascii="微軟正黑體" w:eastAsia="微軟正黑體" w:hAnsi="微軟正黑體" w:hint="eastAsia"/>
+          <w:lang w:eastAsia="zh-TW"/>
+        </w:rPr>
+        <w:t>國際頂級科技與 AI 權威媒體</w:t>
+      </w:r>
+    </w:p>
+    <w:p>
+      <w:pPr>
+        <w:pStyle w:val="ae"/>
+        <w:numPr>
+          <w:ilvl w:val="2"/>
+          <w:numId w:val="12"/>
+        </w:numPr>
+        <w:rPr>
+          <w:rFonts w:ascii="微軟正黑體" w:eastAsia="微軟正黑體" w:hAnsi="微軟正黑體" w:hint="eastAsia"/>
+        </w:rPr>
+      </w:pPr>
+      <w:r>
+        <w:rPr>
+          <w:rFonts w:ascii="微軟正黑體" w:eastAsia="微軟正黑體" w:hAnsi="微軟正黑體" w:hint="eastAsia"/>
+        </w:rPr>
+        <w:t>TechCrunch AI</w:t>
+      </w:r>
+      <w:r>
+        <w:rPr>
+          <w:rFonts w:ascii="微軟正黑體" w:eastAsia="微軟正黑體" w:hAnsi="微軟正黑體" w:hint="eastAsia"/>
+          <w:lang w:eastAsia="zh-TW"/>
+        </w:rPr>
+        <w:t>：</w:t>
+      </w:r>
+      <w:r>
+        <w:rPr>
+          <w:rFonts w:ascii="微軟正黑體" w:eastAsia="微軟正黑體" w:hAnsi="微軟正黑體" w:hint="eastAsia"/>
+        </w:rPr>
+        <w:t>https://techcrunch.com/category/artificial-intelligence/feed/</w:t>
+      </w:r>
+    </w:p>
+    <w:p>
+      <w:pPr>
+        <w:pStyle w:val="ae"/>
+        <w:numPr>
+          <w:ilvl w:val="2"/>
+          <w:numId w:val="12"/>
+        </w:numPr>
+        <w:rPr>
+          <w:rFonts w:ascii="微軟正黑體" w:eastAsia="微軟正黑體" w:hAnsi="微軟正黑體" w:hint="eastAsia"/>
+        </w:rPr>
+      </w:pPr>
+      <w:r>
+        <w:rPr>
+          <w:rFonts w:ascii="微軟正黑體" w:eastAsia="微軟正黑體" w:hAnsi="微軟正黑體" w:hint="eastAsia"/>
+        </w:rPr>
+        <w:t>Wired AI：</w:t>
+      </w:r>
+      <w:r>
+        <w:rPr>
+          <w:rFonts w:ascii="微軟正黑體" w:eastAsia="微軟正黑體" w:hAnsi="微軟正黑體" w:hint="eastAsia"/>
+          <w:lang w:eastAsia="zh-TW"/>
+        </w:rPr>
+        <w:t xml:space="preserve"> </w:t>
+      </w:r>
+      <w:r>
+        <w:rPr>
+          <w:rFonts w:ascii="微軟正黑體" w:eastAsia="微軟正黑體" w:hAnsi="微軟正黑體" w:hint="eastAsia"/>
+        </w:rPr>
+        <w:t>https://www.wired.com/feed/tag/ai/latest/rss</w:t>
+      </w:r>
+    </w:p>
+    <w:p>
+      <w:pPr>
+        <w:pStyle w:val="ae"/>
+        <w:numPr>
+          <w:ilvl w:val="2"/>
+          <w:numId w:val="12"/>
+        </w:numPr>
+        <w:rPr>
+          <w:rFonts w:ascii="微軟正黑體" w:eastAsia="微軟正黑體" w:hAnsi="微軟正黑體" w:hint="eastAsia"/>
+        </w:rPr>
+      </w:pPr>
+      <w:r>
+        <w:rPr>
+          <w:rFonts w:ascii="微軟正黑體" w:eastAsia="微軟正黑體" w:hAnsi="微軟正黑體" w:hint="eastAsia"/>
+        </w:rPr>
+        <w:t>VentureBeat AI：https://venturebeat.com/category/ai/feed/</w:t>
+      </w:r>
+    </w:p>
+    <w:p>
+      <w:pPr>
+        <w:pStyle w:val="ae"/>
+        <w:numPr>
+          <w:ilvl w:val="2"/>
+          <w:numId w:val="12"/>
+        </w:numPr>
+        <w:rPr>
+          <w:rFonts w:ascii="微軟正黑體" w:eastAsia="微軟正黑體" w:hAnsi="微軟正黑體" w:hint="eastAsia"/>
+        </w:rPr>
+      </w:pPr>
+      <w:r>
+        <w:rPr>
+          <w:rFonts w:ascii="微軟正黑體" w:eastAsia="微軟正黑體" w:hAnsi="微軟正黑體" w:hint="eastAsia"/>
+        </w:rPr>
+        <w:t>Ars Technica AI：https://feeds.arstechnica.com/arstechnica/index</w:t>
+      </w:r>
+    </w:p>
+    <w:p>
+      <w:pPr>
+        <w:pStyle w:val="ae"/>
+        <w:numPr>
+          <w:ilvl w:val="2"/>
+          <w:numId w:val="12"/>
+        </w:numPr>
+        <w:rPr>
+          <w:rFonts w:ascii="微軟正黑體" w:eastAsia="微軟正黑體" w:hAnsi="微軟正黑體" w:hint="eastAsia"/>
+        </w:rPr>
+      </w:pPr>
+      <w:r>
+        <w:rPr>
+          <w:rFonts w:ascii="微軟正黑體" w:eastAsia="微軟正黑體" w:hAnsi="微軟正黑體" w:hint="eastAsia"/>
+        </w:rPr>
+        <w:t>MIT Technology Review：https://www.technologyreview.com/feed/</w:t>
+      </w:r>
+    </w:p>
+    <w:p>
+      <w:pPr>
+        <w:pStyle w:val="ae"/>
+        <w:numPr>
+          <w:ilvl w:val="2"/>
+          <w:numId w:val="12"/>
+        </w:numPr>
+        <w:rPr>
+          <w:rFonts w:ascii="微軟正黑體" w:eastAsia="微軟正黑體" w:hAnsi="微軟正黑體" w:hint="eastAsia"/>
+        </w:rPr>
+      </w:pPr>
+      <w:r>
+        <w:rPr>
+          <w:rFonts w:ascii="微軟正黑體" w:eastAsia="微軟正黑體" w:hAnsi="微軟正黑體" w:hint="eastAsia"/>
+        </w:rPr>
+        <w:t>The Verge AI：https://www.theverge.com/rss/ai-artificial-intelligence/index.xml</w:t>
       </w:r>
     </w:p>
     <w:p>
@@ -1687,57 +1158,123 @@
           <w:ilvl w:val="1"/>
           <w:numId w:val="12"/>
         </w:numPr>
-        <w:jc w:val="both"/>
-        <w:rPr>
-          <w:rFonts w:ascii="微軟正黑體" w:eastAsia="微軟正黑體" w:hAnsi="微軟正黑體"/>
-          <w:lang w:eastAsia="zh-TW"/>
-        </w:rPr>
-      </w:pPr>
-      <w:r>
-        <w:rPr>
-          <w:rFonts w:ascii="微軟正黑體" w:eastAsia="微軟正黑體" w:hAnsi="微軟正黑體"/>
-          <w:b/>
-          <w:bCs/>
-          <w:lang w:eastAsia="zh-TW"/>
-        </w:rPr>
-        <w:t>排除公關活動與課程報名廣告</w:t>
-      </w:r>
-      <w:r>
-        <w:rPr>
-          <w:rFonts w:ascii="微軟正黑體" w:eastAsia="微軟正黑體" w:hAnsi="微軟正黑體"/>
-          <w:lang w:eastAsia="zh-TW"/>
-        </w:rPr>
-        <w:t>：如 論壇報名、活動報名、免費報名、研討會報名、報名簡章、報名連結、d forum、event go、summit。</w:t>
+        <w:rPr>
+          <w:rFonts w:ascii="微軟正黑體" w:eastAsia="微軟正黑體" w:hAnsi="微軟正黑體"/>
+          <w:lang w:eastAsia="zh-TW"/>
+        </w:rPr>
+      </w:pPr>
+      <w:r>
+        <w:rPr>
+          <w:rFonts w:ascii="微軟正黑體" w:eastAsia="微軟正黑體" w:hAnsi="微軟正黑體" w:hint="eastAsia"/>
+          <w:lang w:eastAsia="zh-TW"/>
+        </w:rPr>
+        <w:t>台灣主流科技與</w:t>
+      </w:r>
+      <w:r>
+        <w:rPr>
+          <w:rFonts w:ascii="微軟正黑體" w:eastAsia="微軟正黑體" w:hAnsi="微軟正黑體" w:cs="微軟正黑體" w:hint="eastAsia"/>
+          <w:lang w:eastAsia="zh-TW"/>
+        </w:rPr>
+        <w:t>產</w:t>
+      </w:r>
+      <w:r>
+        <w:rPr>
+          <w:rFonts w:ascii="微軟正黑體" w:eastAsia="微軟正黑體" w:hAnsi="微軟正黑體" w:cs="MS Mincho" w:hint="eastAsia"/>
+          <w:lang w:eastAsia="zh-TW"/>
+        </w:rPr>
+        <w:t>業商業媒體</w:t>
       </w:r>
     </w:p>
     <w:p>
       <w:pPr>
         <w:pStyle w:val="ae"/>
         <w:numPr>
-          <w:ilvl w:val="0"/>
+          <w:ilvl w:val="2"/>
           <w:numId w:val="12"/>
         </w:numPr>
-        <w:jc w:val="both"/>
-        <w:rPr>
-          <w:rFonts w:ascii="微軟正黑體" w:eastAsia="微軟正黑體" w:hAnsi="微軟正黑體"/>
-          <w:lang w:eastAsia="zh-TW"/>
-        </w:rPr>
-      </w:pPr>
-      <w:r>
-        <w:rPr>
-          <w:rFonts w:ascii="微軟正黑體" w:eastAsia="微軟正黑體" w:hAnsi="微軟正黑體"/>
-          <w:b/>
-          <w:bCs/>
-          <w:lang w:eastAsia="zh-TW"/>
-        </w:rPr>
-        <w:t>分工說明</w:t>
-      </w:r>
-      <w:r>
-        <w:rPr>
-          <w:rFonts w:ascii="微軟正黑體" w:eastAsia="微軟正黑體" w:hAnsi="微軟正黑體"/>
-          <w:lang w:eastAsia="zh-TW"/>
-        </w:rPr>
-        <w:t>：</w:t>
+        <w:rPr>
+          <w:rFonts w:ascii="微軟正黑體" w:eastAsia="微軟正黑體" w:hAnsi="微軟正黑體" w:hint="eastAsia"/>
+        </w:rPr>
+      </w:pPr>
+      <w:r>
+        <w:rPr>
+          <w:rFonts w:ascii="微軟正黑體" w:eastAsia="微軟正黑體" w:hAnsi="微軟正黑體" w:hint="eastAsia"/>
+        </w:rPr>
+        <w:t>iThome 科技報：https://www.ithome.com.tw/rss</w:t>
+      </w:r>
+    </w:p>
+    <w:p>
+      <w:pPr>
+        <w:pStyle w:val="ae"/>
+        <w:numPr>
+          <w:ilvl w:val="2"/>
+          <w:numId w:val="12"/>
+        </w:numPr>
+        <w:rPr>
+          <w:rFonts w:ascii="微軟正黑體" w:eastAsia="微軟正黑體" w:hAnsi="微軟正黑體" w:hint="eastAsia"/>
+          <w:lang w:eastAsia="zh-TW"/>
+        </w:rPr>
+      </w:pPr>
+      <w:r>
+        <w:rPr>
+          <w:rFonts w:ascii="微軟正黑體" w:eastAsia="微軟正黑體" w:hAnsi="微軟正黑體" w:hint="eastAsia"/>
+          <w:lang w:eastAsia="zh-TW"/>
+        </w:rPr>
+        <w:t>科技新報 TechNews：https://technews.tw/feed/</w:t>
+      </w:r>
+    </w:p>
+    <w:p>
+      <w:pPr>
+        <w:pStyle w:val="ae"/>
+        <w:numPr>
+          <w:ilvl w:val="2"/>
+          <w:numId w:val="12"/>
+        </w:numPr>
+        <w:rPr>
+          <w:rFonts w:ascii="微軟正黑體" w:eastAsia="微軟正黑體" w:hAnsi="微軟正黑體" w:hint="eastAsia"/>
+        </w:rPr>
+      </w:pPr>
+      <w:r>
+        <w:rPr>
+          <w:rFonts w:ascii="微軟正黑體" w:eastAsia="微軟正黑體" w:hAnsi="微軟正黑體" w:hint="eastAsia"/>
+        </w:rPr>
+        <w:t>Inside 硬塞網路趨勢：https://www.inside.com.tw/feed/rss</w:t>
+      </w:r>
+    </w:p>
+    <w:p>
+      <w:pPr>
+        <w:pStyle w:val="ae"/>
+        <w:numPr>
+          <w:ilvl w:val="2"/>
+          <w:numId w:val="12"/>
+        </w:numPr>
+        <w:rPr>
+          <w:rFonts w:ascii="微軟正黑體" w:eastAsia="微軟正黑體" w:hAnsi="微軟正黑體" w:hint="eastAsia"/>
+        </w:rPr>
+      </w:pPr>
+      <w:r>
+        <w:rPr>
+          <w:rFonts w:ascii="微軟正黑體" w:eastAsia="微軟正黑體" w:hAnsi="微軟正黑體" w:hint="eastAsia"/>
+        </w:rPr>
+        <w:t>TechOrange 科技報橘：https://techorange.com/feed/</w:t>
+      </w:r>
+    </w:p>
+    <w:p>
+      <w:pPr>
+        <w:pStyle w:val="ae"/>
+        <w:numPr>
+          <w:ilvl w:val="2"/>
+          <w:numId w:val="12"/>
+        </w:numPr>
+        <w:rPr>
+          <w:rFonts w:ascii="微軟正黑體" w:eastAsia="微軟正黑體" w:hAnsi="微軟正黑體" w:hint="eastAsia"/>
+        </w:rPr>
+      </w:pPr>
+      <w:r>
+        <w:rPr>
+          <w:rFonts w:ascii="微軟正黑體" w:eastAsia="微軟正黑體" w:hAnsi="微軟正黑體" w:hint="eastAsia"/>
+        </w:rPr>
+        <w:t>經理人月刊：https://www.managertoday.com.tw/rss</w:t>
       </w:r>
     </w:p>
     <w:p>
@@ -1747,7 +1284,6 @@
           <w:ilvl w:val="1"/>
           <w:numId w:val="12"/>
         </w:numPr>
-        <w:jc w:val="both"/>
         <w:rPr>
           <w:rFonts w:ascii="微軟正黑體" w:eastAsia="微軟正黑體" w:hAnsi="微軟正黑體" w:hint="eastAsia"/>
           <w:lang w:eastAsia="zh-TW"/>
@@ -1755,11 +1291,191 @@
       </w:pPr>
       <w:r>
         <w:rPr>
-          <w:rFonts w:ascii="微軟正黑體" w:eastAsia="微軟正黑體" w:hAnsi="微軟正黑體"/>
-          <w:lang w:eastAsia="zh-TW"/>
-        </w:rPr>
-        <w:t>具體落地用例 (USE_CASE_TERMS)、技術架構細節 (TECH_TERMS) 與量化 ROI 數據 (IMPACT_TERMS) 不在 Stage 1 進行硬性阻斷，改由 </w:t>
-      </w:r>
+          <w:rFonts w:ascii="微軟正黑體" w:eastAsia="微軟正黑體" w:hAnsi="微軟正黑體" w:hint="eastAsia"/>
+          <w:lang w:eastAsia="zh-TW"/>
+        </w:rPr>
+        <w:lastRenderedPageBreak/>
+        <w:t>頂尖 AI 實驗室與雲端算力巨頭官方 Blog</w:t>
+      </w:r>
+    </w:p>
+    <w:p>
+      <w:pPr>
+        <w:pStyle w:val="ae"/>
+        <w:numPr>
+          <w:ilvl w:val="2"/>
+          <w:numId w:val="12"/>
+        </w:numPr>
+        <w:rPr>
+          <w:rFonts w:ascii="微軟正黑體" w:eastAsia="微軟正黑體" w:hAnsi="微軟正黑體" w:hint="eastAsia"/>
+        </w:rPr>
+      </w:pPr>
+      <w:r>
+        <w:rPr>
+          <w:rFonts w:ascii="微軟正黑體" w:eastAsia="微軟正黑體" w:hAnsi="微軟正黑體" w:hint="eastAsia"/>
+        </w:rPr>
+        <w:t>OpenAI News：https://openai.com/news/rss.xml</w:t>
+      </w:r>
+    </w:p>
+    <w:p>
+      <w:pPr>
+        <w:pStyle w:val="ae"/>
+        <w:numPr>
+          <w:ilvl w:val="2"/>
+          <w:numId w:val="12"/>
+        </w:numPr>
+        <w:rPr>
+          <w:rFonts w:ascii="微軟正黑體" w:eastAsia="微軟正黑體" w:hAnsi="微軟正黑體" w:hint="eastAsia"/>
+        </w:rPr>
+      </w:pPr>
+      <w:r>
+        <w:rPr>
+          <w:rFonts w:ascii="微軟正黑體" w:eastAsia="微軟正黑體" w:hAnsi="微軟正黑體" w:hint="eastAsia"/>
+        </w:rPr>
+        <w:t>Google DeepMind Blog：https://deepmind.google/blog/rss.xml</w:t>
+      </w:r>
+    </w:p>
+    <w:p>
+      <w:pPr>
+        <w:pStyle w:val="ae"/>
+        <w:numPr>
+          <w:ilvl w:val="2"/>
+          <w:numId w:val="12"/>
+        </w:numPr>
+        <w:rPr>
+          <w:rFonts w:ascii="微軟正黑體" w:eastAsia="微軟正黑體" w:hAnsi="微軟正黑體" w:hint="eastAsia"/>
+        </w:rPr>
+      </w:pPr>
+      <w:r>
+        <w:rPr>
+          <w:rFonts w:ascii="微軟正黑體" w:eastAsia="微軟正黑體" w:hAnsi="微軟正黑體" w:hint="eastAsia"/>
+        </w:rPr>
+        <w:t>Google Research Blog：https://research.google/blog/rss/</w:t>
+      </w:r>
+    </w:p>
+    <w:p>
+      <w:pPr>
+        <w:pStyle w:val="ae"/>
+        <w:numPr>
+          <w:ilvl w:val="2"/>
+          <w:numId w:val="12"/>
+        </w:numPr>
+        <w:rPr>
+          <w:rFonts w:ascii="微軟正黑體" w:eastAsia="微軟正黑體" w:hAnsi="微軟正黑體" w:hint="eastAsia"/>
+        </w:rPr>
+      </w:pPr>
+      <w:r>
+        <w:rPr>
+          <w:rFonts w:ascii="微軟正黑體" w:eastAsia="微軟正黑體" w:hAnsi="微軟正黑體" w:hint="eastAsia"/>
+        </w:rPr>
+        <w:t>Google 官方新聞 Blog：https://blog.google/rss/</w:t>
+      </w:r>
+    </w:p>
+    <w:p>
+      <w:pPr>
+        <w:pStyle w:val="ae"/>
+        <w:numPr>
+          <w:ilvl w:val="2"/>
+          <w:numId w:val="12"/>
+        </w:numPr>
+        <w:rPr>
+          <w:rFonts w:ascii="微軟正黑體" w:eastAsia="微軟正黑體" w:hAnsi="微軟正黑體" w:hint="eastAsia"/>
+        </w:rPr>
+      </w:pPr>
+      <w:r>
+        <w:rPr>
+          <w:rFonts w:ascii="微軟正黑體" w:eastAsia="微軟正黑體" w:hAnsi="微軟正黑體" w:hint="eastAsia"/>
+        </w:rPr>
+        <w:t>NVIDIA Newsroom：https://nvidianews.nvidia.com/releases.xml</w:t>
+      </w:r>
+    </w:p>
+    <w:p>
+      <w:pPr>
+        <w:pStyle w:val="ae"/>
+        <w:numPr>
+          <w:ilvl w:val="2"/>
+          <w:numId w:val="12"/>
+        </w:numPr>
+        <w:rPr>
+          <w:rFonts w:ascii="微軟正黑體" w:eastAsia="微軟正黑體" w:hAnsi="微軟正黑體" w:hint="eastAsia"/>
+        </w:rPr>
+      </w:pPr>
+      <w:r>
+        <w:rPr>
+          <w:rFonts w:ascii="微軟正黑體" w:eastAsia="微軟正黑體" w:hAnsi="微軟正黑體" w:hint="eastAsia"/>
+        </w:rPr>
+        <w:t>AWS Machine Learning Blog：https://aws.amazon.com/blogs/machine-learning/feed/</w:t>
+      </w:r>
+    </w:p>
+    <w:p>
+      <w:pPr>
+        <w:pStyle w:val="ae"/>
+        <w:numPr>
+          <w:ilvl w:val="2"/>
+          <w:numId w:val="12"/>
+        </w:numPr>
+        <w:rPr>
+          <w:rFonts w:ascii="微軟正黑體" w:eastAsia="微軟正黑體" w:hAnsi="微軟正黑體" w:hint="eastAsia"/>
+        </w:rPr>
+      </w:pPr>
+      <w:r>
+        <w:rPr>
+          <w:rFonts w:ascii="微軟正黑體" w:eastAsia="微軟正黑體" w:hAnsi="微軟正黑體" w:hint="eastAsia"/>
+        </w:rPr>
+        <w:t>Hugging Face Blog：https://huggingface.co/blog/feed.xml</w:t>
+      </w:r>
+    </w:p>
+    <w:p>
+      <w:pPr>
+        <w:pStyle w:val="31"/>
+        <w:rPr>
+          <w:rFonts w:eastAsia="新細明體"/>
+          <w:lang w:eastAsia="zh-TW"/>
+        </w:rPr>
+      </w:pPr>
+      <w:r>
+        <w:rPr>
+          <w:lang w:eastAsia="zh-TW"/>
+        </w:rPr>
+        <w:t>4.</w:t>
+      </w:r>
+      <w:r>
+        <w:rPr>
+          <w:rFonts w:eastAsia="新細明體" w:hint="eastAsia"/>
+          <w:lang w:eastAsia="zh-TW"/>
+        </w:rPr>
+        <w:t>3</w:t>
+      </w:r>
+      <w:r>
+        <w:rPr>
+          <w:lang w:eastAsia="zh-TW"/>
+        </w:rPr>
+        <w:t xml:space="preserve"> </w:t>
+      </w:r>
+      <w:r>
+        <w:rPr>
+          <w:lang w:eastAsia="zh-TW"/>
+        </w:rPr>
+        <w:t>品質過濾</w:t>
+      </w:r>
+      <w:r>
+        <w:rPr>
+          <w:lang w:eastAsia="zh-TW"/>
+        </w:rPr>
+        <w:t xml:space="preserve"> </w:t>
+      </w:r>
+    </w:p>
+    <w:p>
+      <w:pPr>
+        <w:pStyle w:val="ae"/>
+        <w:numPr>
+          <w:ilvl w:val="0"/>
+          <w:numId w:val="13"/>
+        </w:numPr>
+        <w:rPr>
+          <w:rFonts w:ascii="微軟正黑體" w:eastAsia="微軟正黑體" w:hAnsi="微軟正黑體"/>
+          <w:lang w:eastAsia="zh-TW"/>
+        </w:rPr>
+      </w:pPr>
       <w:r>
         <w:rPr>
           <w:rFonts w:ascii="微軟正黑體" w:eastAsia="微軟正黑體" w:hAnsi="微軟正黑體"/>
@@ -1767,20 +1483,147 @@
           <w:bCs/>
           <w:lang w:eastAsia="zh-TW"/>
         </w:rPr>
-        <w:t>Stage 2</w:t>
-      </w:r>
-      <w:r>
-        <w:rPr>
-          <w:rFonts w:ascii="微軟正黑體" w:eastAsia="微軟正黑體" w:hAnsi="微軟正黑體"/>
-          <w:lang w:eastAsia="zh-TW"/>
-        </w:rPr>
-        <w:t> 納入多維度精準評分（Maximize Precision）進行加分與階梯排序。</w:t>
+        <w:t>基礎品質防護</w:t>
+      </w:r>
+      <w:r>
+        <w:rPr>
+          <w:rFonts w:ascii="微軟正黑體" w:eastAsia="微軟正黑體" w:hAnsi="微軟正黑體"/>
+          <w:lang w:eastAsia="zh-TW"/>
+        </w:rPr>
+        <w:t>：</w:t>
       </w:r>
     </w:p>
     <w:p>
       <w:pPr>
+        <w:pStyle w:val="ae"/>
+        <w:numPr>
+          <w:ilvl w:val="1"/>
+          <w:numId w:val="13"/>
+        </w:numPr>
+        <w:rPr>
+          <w:rFonts w:ascii="微軟正黑體" w:eastAsia="微軟正黑體" w:hAnsi="微軟正黑體"/>
+          <w:lang w:eastAsia="zh-TW"/>
+        </w:rPr>
+      </w:pPr>
+      <w:r>
+        <w:rPr>
+          <w:rFonts w:ascii="微軟正黑體" w:eastAsia="微軟正黑體" w:hAnsi="微軟正黑體"/>
+          <w:lang w:eastAsia="zh-TW"/>
+        </w:rPr>
+        <w:t>排除無效連結、空白</w:t>
+      </w:r>
+      <w:r>
+        <w:rPr>
+          <w:rFonts w:ascii="微軟正黑體" w:eastAsia="微軟正黑體" w:hAnsi="微軟正黑體" w:cs="微軟正黑體" w:hint="eastAsia"/>
+          <w:lang w:eastAsia="zh-TW"/>
+        </w:rPr>
+        <w:t>內</w:t>
+      </w:r>
+      <w:r>
+        <w:rPr>
+          <w:rFonts w:ascii="微軟正黑體" w:eastAsia="微軟正黑體" w:hAnsi="微軟正黑體" w:cs="MS Mincho" w:hint="eastAsia"/>
+          <w:lang w:eastAsia="zh-TW"/>
+        </w:rPr>
+        <w:t>文或標題長度過短（</w:t>
+      </w:r>
+      <w:r>
+        <w:rPr>
+          <w:rFonts w:ascii="微軟正黑體" w:eastAsia="微軟正黑體" w:hAnsi="微軟正黑體"/>
+          <w:lang w:eastAsia="zh-TW"/>
+        </w:rPr>
+        <w:t>&lt; 5 字元）之劣質資料。</w:t>
+      </w:r>
+    </w:p>
+    <w:p>
+      <w:pPr>
+        <w:pStyle w:val="ae"/>
+        <w:numPr>
+          <w:ilvl w:val="0"/>
+          <w:numId w:val="13"/>
+        </w:numPr>
+        <w:rPr>
+          <w:rFonts w:ascii="微軟正黑體" w:eastAsia="微軟正黑體" w:hAnsi="微軟正黑體"/>
+          <w:lang w:eastAsia="zh-TW"/>
+        </w:rPr>
+      </w:pPr>
+      <w:r>
+        <w:rPr>
+          <w:rFonts w:ascii="微軟正黑體" w:eastAsia="微軟正黑體" w:hAnsi="微軟正黑體"/>
+          <w:b/>
+          <w:bCs/>
+          <w:lang w:eastAsia="zh-TW"/>
+        </w:rPr>
+        <w:t>負向垃圾排除 (Negative Filter - EXCLUDE_TERMS)</w:t>
+      </w:r>
+      <w:r>
+        <w:rPr>
+          <w:rFonts w:ascii="微軟正黑體" w:eastAsia="微軟正黑體" w:hAnsi="微軟正黑體"/>
+          <w:lang w:eastAsia="zh-TW"/>
+        </w:rPr>
+        <w:t>：</w:t>
+      </w:r>
+    </w:p>
+    <w:p>
+      <w:pPr>
+        <w:pStyle w:val="ae"/>
+        <w:numPr>
+          <w:ilvl w:val="1"/>
+          <w:numId w:val="13"/>
+        </w:numPr>
+        <w:rPr>
+          <w:rFonts w:ascii="微軟正黑體" w:eastAsia="微軟正黑體" w:hAnsi="微軟正黑體"/>
+          <w:lang w:eastAsia="zh-TW"/>
+        </w:rPr>
+      </w:pPr>
+      <w:r>
+        <w:rPr>
+          <w:rFonts w:ascii="微軟正黑體" w:eastAsia="微軟正黑體" w:hAnsi="微軟正黑體"/>
+          <w:b/>
+          <w:bCs/>
+          <w:lang w:eastAsia="zh-TW"/>
+        </w:rPr>
+        <w:t>排除純粹資金炒作</w:t>
+      </w:r>
+      <w:r>
+        <w:rPr>
+          <w:rFonts w:ascii="微軟正黑體" w:eastAsia="微軟正黑體" w:hAnsi="微軟正黑體"/>
+          <w:lang w:eastAsia="zh-TW"/>
+        </w:rPr>
+        <w:t>：如單純融資、估值飆升、股票暴漲、股價狂飆、市值破、series a、series b。</w:t>
+      </w:r>
+    </w:p>
+    <w:p>
+      <w:pPr>
+        <w:pStyle w:val="ae"/>
+        <w:numPr>
+          <w:ilvl w:val="1"/>
+          <w:numId w:val="13"/>
+        </w:numPr>
+        <w:rPr>
+          <w:rFonts w:ascii="微軟正黑體" w:eastAsia="微軟正黑體" w:hAnsi="微軟正黑體"/>
+          <w:lang w:eastAsia="zh-TW"/>
+        </w:rPr>
+      </w:pPr>
+      <w:r>
+        <w:rPr>
+          <w:rFonts w:ascii="微軟正黑體" w:eastAsia="微軟正黑體" w:hAnsi="微軟正黑體"/>
+          <w:b/>
+          <w:bCs/>
+          <w:lang w:eastAsia="zh-TW"/>
+        </w:rPr>
+        <w:t>排除公關活動與課程報名廣告</w:t>
+      </w:r>
+      <w:r>
+        <w:rPr>
+          <w:rFonts w:ascii="微軟正黑體" w:eastAsia="微軟正黑體" w:hAnsi="微軟正黑體"/>
+          <w:lang w:eastAsia="zh-TW"/>
+        </w:rPr>
+        <w:t>：如論壇報名、活動報名、免費報名、研討會報名、報名簡章、報名連結、d forum、event go、summit。</w:t>
+      </w:r>
+    </w:p>
+    <w:p>
+      <w:pPr>
         <w:pStyle w:val="21"/>
-        <w:jc w:val="both"/>
         <w:rPr>
           <w:rFonts w:eastAsia="新細明體"/>
           <w:sz w:val="22"/>
@@ -1793,7 +1636,6 @@
           <w:sz w:val="22"/>
           <w:szCs w:val="22"/>
         </w:rPr>
-        <w:lastRenderedPageBreak/>
         <w:t>五、</w:t>
       </w:r>
       <w:r>
@@ -1830,7 +1672,6 @@
     <w:p>
       <w:pPr>
         <w:pStyle w:val="31"/>
-        <w:jc w:val="both"/>
         <w:rPr>
           <w:lang w:eastAsia="zh-TW"/>
         </w:rPr>
@@ -1853,9 +1694,8 @@
         <w:pStyle w:val="ae"/>
         <w:numPr>
           <w:ilvl w:val="0"/>
-          <w:numId w:val="17"/>
+          <w:numId w:val="10"/>
         </w:numPr>
-        <w:jc w:val="both"/>
         <w:rPr>
           <w:rFonts w:ascii="微軟正黑體" w:eastAsia="微軟正黑體" w:hAnsi="微軟正黑體"/>
           <w:lang w:eastAsia="zh-TW"/>
@@ -1883,9 +1723,8 @@
         <w:pStyle w:val="ae"/>
         <w:numPr>
           <w:ilvl w:val="0"/>
-          <w:numId w:val="17"/>
+          <w:numId w:val="10"/>
         </w:numPr>
-        <w:jc w:val="both"/>
         <w:rPr>
           <w:rFonts w:ascii="微軟正黑體" w:eastAsia="微軟正黑體" w:hAnsi="微軟正黑體"/>
           <w:lang w:eastAsia="zh-TW"/>
@@ -1912,10 +1751,9 @@
       <w:pPr>
         <w:pStyle w:val="ae"/>
         <w:numPr>
-          <w:ilvl w:val="2"/>
-          <w:numId w:val="17"/>
+          <w:ilvl w:val="1"/>
+          <w:numId w:val="10"/>
         </w:numPr>
-        <w:jc w:val="both"/>
         <w:rPr>
           <w:rFonts w:ascii="微軟正黑體" w:eastAsia="微軟正黑體" w:hAnsi="微軟正黑體"/>
           <w:lang w:eastAsia="zh-TW"/>
@@ -1934,9 +1772,8 @@
         <w:pStyle w:val="ae"/>
         <w:numPr>
           <w:ilvl w:val="0"/>
-          <w:numId w:val="17"/>
+          <w:numId w:val="10"/>
         </w:numPr>
-        <w:jc w:val="both"/>
         <w:rPr>
           <w:rFonts w:ascii="微軟正黑體" w:eastAsia="微軟正黑體" w:hAnsi="微軟正黑體"/>
           <w:lang w:eastAsia="zh-TW"/>
@@ -2030,10 +1867,9 @@
       <w:pPr>
         <w:pStyle w:val="ae"/>
         <w:numPr>
-          <w:ilvl w:val="2"/>
-          <w:numId w:val="17"/>
+          <w:ilvl w:val="1"/>
+          <w:numId w:val="10"/>
         </w:numPr>
-        <w:jc w:val="both"/>
         <w:rPr>
           <w:rFonts w:ascii="微軟正黑體" w:eastAsia="微軟正黑體" w:hAnsi="微軟正黑體"/>
           <w:lang w:eastAsia="zh-TW"/>
@@ -2060,10 +1896,9 @@
       <w:pPr>
         <w:pStyle w:val="ae"/>
         <w:numPr>
-          <w:ilvl w:val="2"/>
-          <w:numId w:val="17"/>
+          <w:ilvl w:val="1"/>
+          <w:numId w:val="10"/>
         </w:numPr>
-        <w:jc w:val="both"/>
         <w:rPr>
           <w:rFonts w:ascii="微軟正黑體" w:eastAsia="微軟正黑體" w:hAnsi="微軟正黑體"/>
           <w:lang w:eastAsia="zh-TW"/>
@@ -2076,6 +1911,7 @@
           <w:bCs/>
           <w:lang w:eastAsia="zh-TW"/>
         </w:rPr>
+        <w:lastRenderedPageBreak/>
         <w:t>LLM 限流 / 逾時</w:t>
       </w:r>
       <w:r>
@@ -2089,7 +1925,6 @@
     <w:p>
       <w:pPr>
         <w:pStyle w:val="31"/>
-        <w:jc w:val="both"/>
         <w:rPr>
           <w:lang w:eastAsia="zh-TW"/>
         </w:rPr>
@@ -2127,176 +1962,11 @@
     </w:p>
     <w:p>
       <w:pPr>
-        <w:numPr>
-          <w:ilvl w:val="0"/>
-          <w:numId w:val="13"/>
-        </w:numPr>
-        <w:jc w:val="both"/>
-        <w:rPr>
-          <w:rFonts w:ascii="微軟正黑體" w:eastAsia="微軟正黑體" w:hAnsi="微軟正黑體"/>
-          <w:lang w:eastAsia="zh-TW"/>
-        </w:rPr>
-      </w:pPr>
-      <w:r>
-        <w:rPr>
-          <w:rFonts w:ascii="微軟正黑體" w:eastAsia="微軟正黑體" w:hAnsi="微軟正黑體"/>
-          <w:b/>
-          <w:bCs/>
-          <w:lang w:eastAsia="zh-TW"/>
-        </w:rPr>
-        <w:t>精準度核心原則 (Maximize Precision)</w:t>
-      </w:r>
-      <w:r>
-        <w:rPr>
-          <w:rFonts w:ascii="微軟正黑體" w:eastAsia="微軟正黑體" w:hAnsi="微軟正黑體"/>
-          <w:lang w:eastAsia="zh-TW"/>
-        </w:rPr>
-        <w:t>：</w:t>
-      </w:r>
-    </w:p>
-    <w:p>
-      <w:pPr>
-        <w:numPr>
-          <w:ilvl w:val="1"/>
-          <w:numId w:val="13"/>
-        </w:numPr>
-        <w:jc w:val="both"/>
-        <w:rPr>
-          <w:rFonts w:ascii="微軟正黑體" w:eastAsia="微軟正黑體" w:hAnsi="微軟正黑體"/>
-          <w:lang w:eastAsia="zh-TW"/>
-        </w:rPr>
-      </w:pPr>
-      <w:r>
-        <w:rPr>
-          <w:rFonts w:ascii="微軟正黑體" w:eastAsia="微軟正黑體" w:hAnsi="微軟正黑體"/>
-          <w:lang w:eastAsia="zh-TW"/>
-        </w:rPr>
-        <w:t>系統對當期主題與重點領域設定嚴格正則約束（如自駕車、智慧工廠/機器人等領域專屬特徵）。</w:t>
-      </w:r>
-    </w:p>
-    <w:p>
-      <w:pPr>
-        <w:numPr>
-          <w:ilvl w:val="1"/>
-          <w:numId w:val="13"/>
-        </w:numPr>
-        <w:jc w:val="both"/>
-        <w:rPr>
-          <w:rFonts w:ascii="微軟正黑體" w:eastAsia="微軟正黑體" w:hAnsi="微軟正黑體"/>
-          <w:lang w:eastAsia="zh-TW"/>
-        </w:rPr>
-      </w:pPr>
-      <w:r>
-        <w:rPr>
-          <w:rFonts w:ascii="微軟正黑體" w:eastAsia="微軟正黑體" w:hAnsi="微軟正黑體"/>
-          <w:b/>
-          <w:bCs/>
-          <w:lang w:eastAsia="zh-TW"/>
-        </w:rPr>
-        <w:t>無相關熔斷機制</w:t>
-      </w:r>
-      <w:r>
-        <w:rPr>
-          <w:rFonts w:ascii="微軟正黑體" w:eastAsia="微軟正黑體" w:hAnsi="微軟正黑體"/>
-          <w:lang w:eastAsia="zh-TW"/>
-        </w:rPr>
-        <w:t>：若文章未命中當期主題或任何重點領域關鍵字，evaluate_article 直接給予 Score = 0 判定淘汰，確保無關雜訊 100% 排除，絕不混入電子報候選名單。</w:t>
-      </w:r>
-    </w:p>
-    <w:p>
-      <w:pPr>
-        <w:pStyle w:val="31"/>
-        <w:jc w:val="both"/>
-        <w:rPr>
-          <w:lang w:eastAsia="zh-TW"/>
-        </w:rPr>
-      </w:pPr>
-      <w:r>
-        <w:rPr>
-          <w:lang w:eastAsia="zh-TW"/>
-        </w:rPr>
-        <w:t xml:space="preserve">5.3 5 </w:t>
-      </w:r>
-      <w:r>
-        <w:rPr>
-          <w:lang w:eastAsia="zh-TW"/>
-        </w:rPr>
-        <w:t>大精準評分架構與階梯演算法</w:t>
-      </w:r>
-      <w:r>
-        <w:rPr>
-          <w:lang w:eastAsia="zh-TW"/>
-        </w:rPr>
-        <w:t xml:space="preserve"> (</w:t>
-      </w:r>
-      <w:r>
-        <w:rPr>
-          <w:lang w:eastAsia="zh-TW"/>
-        </w:rPr>
-        <w:t>最高</w:t>
-      </w:r>
-      <w:r>
-        <w:rPr>
-          <w:lang w:eastAsia="zh-TW"/>
-        </w:rPr>
-        <w:t xml:space="preserve"> 100 </w:t>
-      </w:r>
-      <w:r>
-        <w:rPr>
-          <w:lang w:eastAsia="zh-TW"/>
-        </w:rPr>
-        <w:t>分</w:t>
-      </w:r>
-      <w:r>
-        <w:rPr>
-          <w:lang w:eastAsia="zh-TW"/>
-        </w:rPr>
-        <w:t>)</w:t>
-      </w:r>
-    </w:p>
-    <w:p>
-      <w:pPr>
-        <w:jc w:val="both"/>
-        <w:rPr>
-          <w:rFonts w:ascii="微軟正黑體" w:eastAsia="微軟正黑體" w:hAnsi="微軟正黑體"/>
-          <w:b/>
-          <w:bCs/>
-          <w:lang w:eastAsia="zh-TW"/>
-        </w:rPr>
-      </w:pPr>
-      <w:r>
-        <w:rPr>
-          <w:rFonts w:ascii="微軟正黑體" w:eastAsia="微軟正黑體" w:hAnsi="微軟正黑體"/>
-          <w:b/>
-          <w:bCs/>
-          <w:lang w:eastAsia="zh-TW"/>
-        </w:rPr>
-        <w:t>1. Tier 1：多維精準規則評分引擎 (evaluate_article)</w:t>
-      </w:r>
-    </w:p>
-    <w:p>
-      <w:pPr>
-        <w:jc w:val="both"/>
-        <w:rPr>
-          <w:rFonts w:ascii="微軟正黑體" w:eastAsia="微軟正黑體" w:hAnsi="微軟正黑體"/>
-          <w:lang w:eastAsia="zh-TW"/>
-        </w:rPr>
-      </w:pPr>
-      <w:r>
-        <w:rPr>
-          <w:rFonts w:ascii="微軟正黑體" w:eastAsia="微軟正黑體" w:hAnsi="微軟正黑體"/>
-          <w:lang w:eastAsia="zh-TW"/>
-        </w:rPr>
-        <w:t>採取 5 大客觀指標綜合打分（總分 0-100 分）：</w:t>
-      </w:r>
-    </w:p>
-    <w:p>
-      <w:pPr>
+        <w:pStyle w:val="ae"/>
         <w:numPr>
           <w:ilvl w:val="0"/>
           <w:numId w:val="14"/>
         </w:numPr>
-        <w:jc w:val="both"/>
         <w:rPr>
           <w:rFonts w:ascii="微軟正黑體" w:eastAsia="微軟正黑體" w:hAnsi="微軟正黑體"/>
           <w:lang w:eastAsia="zh-TW"/>
@@ -2309,64 +1979,23 @@
           <w:bCs/>
           <w:lang w:eastAsia="zh-TW"/>
         </w:rPr>
-        <w:t>主題與重點領域契合度 (Theme Relevance, 55%)</w:t>
-      </w:r>
-      <w:r>
-        <w:rPr>
-          <w:rFonts w:ascii="微軟正黑體" w:eastAsia="微軟正黑體" w:hAnsi="微軟正黑體"/>
-          <w:lang w:eastAsia="zh-TW"/>
-        </w:rPr>
-        <w:t>：</w:t>
+        <w:t>精準度核心原則 (Maximize Precision)</w:t>
+      </w:r>
+      <w:r>
+        <w:rPr>
+          <w:rFonts w:ascii="微軟正黑體" w:eastAsia="微軟正黑體" w:hAnsi="微軟正黑體"/>
+          <w:lang w:eastAsia="zh-TW"/>
+        </w:rPr>
+        <w:t>：系統對當期主題與重點領域設定嚴格正則約束（如自駕車、智慧工廠/機器人等領域專屬特徵）。</w:t>
       </w:r>
     </w:p>
     <w:p>
       <w:pPr>
-        <w:numPr>
-          <w:ilvl w:val="1"/>
-          <w:numId w:val="14"/>
-        </w:numPr>
-        <w:jc w:val="both"/>
-        <w:rPr>
-          <w:rFonts w:ascii="微軟正黑體" w:eastAsia="微軟正黑體" w:hAnsi="微軟正黑體"/>
-          <w:lang w:eastAsia="zh-TW"/>
-        </w:rPr>
-      </w:pPr>
-      <w:r>
-        <w:rPr>
-          <w:rFonts w:ascii="微軟正黑體" w:eastAsia="微軟正黑體" w:hAnsi="微軟正黑體"/>
-          <w:lang w:eastAsia="zh-TW"/>
-        </w:rPr>
-        <w:lastRenderedPageBreak/>
-        <w:t>算式：min(title_matches * 18 + len(matched_domains) * 12 + len(matched_kws) * 4, 55)</w:t>
-      </w:r>
-    </w:p>
-    <w:p>
-      <w:pPr>
-        <w:numPr>
-          <w:ilvl w:val="1"/>
-          <w:numId w:val="14"/>
-        </w:numPr>
-        <w:jc w:val="both"/>
-        <w:rPr>
-          <w:rFonts w:ascii="微軟正黑體" w:eastAsia="微軟正黑體" w:hAnsi="微軟正黑體"/>
-          <w:lang w:eastAsia="zh-TW"/>
-        </w:rPr>
-      </w:pPr>
-      <w:r>
-        <w:rPr>
-          <w:rFonts w:ascii="微軟正黑體" w:eastAsia="微軟正黑體" w:hAnsi="微軟正黑體"/>
-          <w:lang w:eastAsia="zh-TW"/>
-        </w:rPr>
-        <w:t>優先加權標題直擊主題與命中多個重點領域之報導。</w:t>
-      </w:r>
-    </w:p>
-    <w:p>
-      <w:pPr>
+        <w:pStyle w:val="ae"/>
         <w:numPr>
           <w:ilvl w:val="0"/>
           <w:numId w:val="14"/>
         </w:numPr>
-        <w:jc w:val="both"/>
         <w:rPr>
           <w:rFonts w:ascii="微軟正黑體" w:eastAsia="微軟正黑體" w:hAnsi="微軟正黑體"/>
           <w:lang w:eastAsia="zh-TW"/>
@@ -2379,210 +2008,99 @@
           <w:bCs/>
           <w:lang w:eastAsia="zh-TW"/>
         </w:rPr>
-        <w:t>具體應用場景加分 (Specific Use Case, 15%)</w:t>
-      </w:r>
-      <w:r>
-        <w:rPr>
-          <w:rFonts w:ascii="微軟正黑體" w:eastAsia="微軟正黑體" w:hAnsi="微軟正黑體"/>
-          <w:lang w:eastAsia="zh-TW"/>
-        </w:rPr>
-        <w:t>：</w:t>
+        <w:t>無相關熔斷機制</w:t>
+      </w:r>
+      <w:r>
+        <w:rPr>
+          <w:rFonts w:ascii="微軟正黑體" w:eastAsia="微軟正黑體" w:hAnsi="微軟正黑體"/>
+          <w:lang w:eastAsia="zh-TW"/>
+        </w:rPr>
+        <w:t>：若文章未命中當期主題或任何重點領域關鍵字，evaluate_article 直接給予 Score = 0 判定淘汰，確保無關雜訊 100% 排除，絕不混入電子報候選名單。</w:t>
       </w:r>
     </w:p>
     <w:p>
       <w:pPr>
-        <w:numPr>
-          <w:ilvl w:val="1"/>
-          <w:numId w:val="14"/>
-        </w:numPr>
-        <w:jc w:val="both"/>
-        <w:rPr>
-          <w:rFonts w:ascii="微軟正黑體" w:eastAsia="微軟正黑體" w:hAnsi="微軟正黑體"/>
-          <w:lang w:eastAsia="zh-TW"/>
-        </w:rPr>
-      </w:pPr>
-      <w:r>
-        <w:rPr>
-          <w:rFonts w:ascii="微軟正黑體" w:eastAsia="微軟正黑體" w:hAnsi="微軟正黑體"/>
-          <w:lang w:eastAsia="zh-TW"/>
-        </w:rPr>
-        <w:t>比對 USE_CASE_TERMS（涵蓋工作流、產線、客服、資安、自駕、智慧交通等實務落地場景，命中累計加分，上限 15 分）。</w:t>
+        <w:pStyle w:val="31"/>
+        <w:rPr>
+          <w:lang w:eastAsia="zh-TW"/>
+        </w:rPr>
+      </w:pPr>
+      <w:r>
+        <w:rPr>
+          <w:lang w:eastAsia="zh-TW"/>
+        </w:rPr>
+        <w:t xml:space="preserve">5.3 5 </w:t>
+      </w:r>
+      <w:r>
+        <w:rPr>
+          <w:lang w:eastAsia="zh-TW"/>
+        </w:rPr>
+        <w:t>大精準評分架構與階梯演算法</w:t>
+      </w:r>
+      <w:r>
+        <w:rPr>
+          <w:lang w:eastAsia="zh-TW"/>
+        </w:rPr>
+        <w:t xml:space="preserve"> (</w:t>
+      </w:r>
+      <w:r>
+        <w:rPr>
+          <w:lang w:eastAsia="zh-TW"/>
+        </w:rPr>
+        <w:t>最高</w:t>
+      </w:r>
+      <w:r>
+        <w:rPr>
+          <w:lang w:eastAsia="zh-TW"/>
+        </w:rPr>
+        <w:t xml:space="preserve"> 100 </w:t>
+      </w:r>
+      <w:r>
+        <w:rPr>
+          <w:lang w:eastAsia="zh-TW"/>
+        </w:rPr>
+        <w:t>分</w:t>
+      </w:r>
+      <w:r>
+        <w:rPr>
+          <w:lang w:eastAsia="zh-TW"/>
+        </w:rPr>
+        <w:t>)</w:t>
       </w:r>
     </w:p>
     <w:p>
       <w:pPr>
-        <w:numPr>
-          <w:ilvl w:val="0"/>
-          <w:numId w:val="14"/>
-        </w:numPr>
-        <w:jc w:val="both"/>
-        <w:rPr>
-          <w:rFonts w:ascii="微軟正黑體" w:eastAsia="微軟正黑體" w:hAnsi="微軟正黑體"/>
-          <w:lang w:eastAsia="zh-TW"/>
-        </w:rPr>
-      </w:pPr>
-      <w:r>
         <w:rPr>
           <w:rFonts w:ascii="微軟正黑體" w:eastAsia="微軟正黑體" w:hAnsi="微軟正黑體"/>
           <w:b/>
           <w:bCs/>
           <w:lang w:eastAsia="zh-TW"/>
         </w:rPr>
-        <w:t>技術與架構細節加分 (Technical Depth, 15%)</w:t>
-      </w:r>
-      <w:r>
-        <w:rPr>
-          <w:rFonts w:ascii="微軟正黑體" w:eastAsia="微軟正黑體" w:hAnsi="微軟正黑體"/>
-          <w:lang w:eastAsia="zh-TW"/>
-        </w:rPr>
-        <w:t>：</w:t>
+      </w:pPr>
+      <w:r>
+        <w:rPr>
+          <w:rFonts w:ascii="微軟正黑體" w:eastAsia="微軟正黑體" w:hAnsi="微軟正黑體"/>
+          <w:b/>
+          <w:bCs/>
+          <w:lang w:eastAsia="zh-TW"/>
+        </w:rPr>
+        <w:t>Tier 1：多維精準規則評分引擎 (evaluate_article)</w:t>
+      </w:r>
+      <w:r>
+        <w:rPr>
+          <w:rFonts w:ascii="微軟正黑體" w:eastAsia="微軟正黑體" w:hAnsi="微軟正黑體"/>
+          <w:lang w:eastAsia="zh-TW"/>
+        </w:rPr>
+        <w:t>採取 5 大客觀指標綜合打分（總分 0-100 分）：</w:t>
       </w:r>
     </w:p>
     <w:p>
       <w:pPr>
-        <w:numPr>
-          <w:ilvl w:val="1"/>
-          <w:numId w:val="14"/>
-        </w:numPr>
-        <w:jc w:val="both"/>
-        <w:rPr>
-          <w:rFonts w:ascii="微軟正黑體" w:eastAsia="微軟正黑體" w:hAnsi="微軟正黑體"/>
-          <w:lang w:eastAsia="zh-TW"/>
-        </w:rPr>
-      </w:pPr>
-      <w:r>
-        <w:rPr>
-          <w:rFonts w:ascii="微軟正黑體" w:eastAsia="微軟正黑體" w:hAnsi="微軟正黑體"/>
-          <w:lang w:eastAsia="zh-TW"/>
-        </w:rPr>
-        <w:t>比對 TECH_TERMS（涵蓋大模型、RAG、Agent、API、雲地混合、晶片加速器等技術深度，上限 15 分）。</w:t>
-      </w:r>
-    </w:p>
-    <w:p>
-      <w:pPr>
-        <w:numPr>
-          <w:ilvl w:val="0"/>
-          <w:numId w:val="14"/>
-        </w:numPr>
-        <w:jc w:val="both"/>
-        <w:rPr>
-          <w:rFonts w:ascii="微軟正黑體" w:eastAsia="微軟正黑體" w:hAnsi="微軟正黑體"/>
-          <w:lang w:eastAsia="zh-TW"/>
-        </w:rPr>
-      </w:pPr>
-      <w:r>
-        <w:rPr>
-          <w:rFonts w:ascii="微軟正黑體" w:eastAsia="微軟正黑體" w:hAnsi="微軟正黑體"/>
-          <w:b/>
-          <w:bCs/>
-          <w:lang w:eastAsia="zh-TW"/>
-        </w:rPr>
-        <w:t>量化效益與 ROI 數據加分 (Quantified Impact &amp; ROI, 10%)</w:t>
-      </w:r>
-      <w:r>
-        <w:rPr>
-          <w:rFonts w:ascii="微軟正黑體" w:eastAsia="微軟正黑體" w:hAnsi="微軟正黑體"/>
-          <w:lang w:eastAsia="zh-TW"/>
-        </w:rPr>
-        <w:t>：</w:t>
-      </w:r>
-    </w:p>
-    <w:p>
-      <w:pPr>
-        <w:numPr>
-          <w:ilvl w:val="1"/>
-          <w:numId w:val="14"/>
-        </w:numPr>
-        <w:jc w:val="both"/>
-        <w:rPr>
-          <w:rFonts w:ascii="微軟正黑體" w:eastAsia="微軟正黑體" w:hAnsi="微軟正黑體"/>
-          <w:lang w:eastAsia="zh-TW"/>
-        </w:rPr>
-      </w:pPr>
-      <w:r>
-        <w:rPr>
-          <w:rFonts w:ascii="微軟正黑體" w:eastAsia="微軟正黑體" w:hAnsi="微軟正黑體"/>
-          <w:lang w:eastAsia="zh-TW"/>
-        </w:rPr>
-        <w:t>比對 IMPACT_TERMS（涵蓋 %、倍、提升、降低、成本、良率、ROI、解決方案 等量化指標與成效方案，上限 10 分）。</w:t>
-      </w:r>
-    </w:p>
-    <w:p>
-      <w:pPr>
-        <w:numPr>
-          <w:ilvl w:val="0"/>
-          <w:numId w:val="14"/>
-        </w:numPr>
-        <w:jc w:val="both"/>
-        <w:rPr>
-          <w:rFonts w:ascii="微軟正黑體" w:eastAsia="微軟正黑體" w:hAnsi="微軟正黑體"/>
-          <w:lang w:eastAsia="zh-TW"/>
-        </w:rPr>
-      </w:pPr>
-      <w:r>
-        <w:rPr>
-          <w:rFonts w:ascii="微軟正黑體" w:eastAsia="微軟正黑體" w:hAnsi="微軟正黑體"/>
-          <w:b/>
-          <w:bCs/>
-          <w:lang w:eastAsia="zh-TW"/>
-        </w:rPr>
-        <w:t>媒體權威度與時效性 (Authority &amp; Timeliness, 5%)</w:t>
-      </w:r>
-      <w:r>
-        <w:rPr>
-          <w:rFonts w:ascii="微軟正黑體" w:eastAsia="微軟正黑體" w:hAnsi="微軟正黑體"/>
-          <w:lang w:eastAsia="zh-TW"/>
-        </w:rPr>
-        <w:t>：</w:t>
-      </w:r>
-    </w:p>
-    <w:p>
-      <w:pPr>
-        <w:numPr>
-          <w:ilvl w:val="1"/>
-          <w:numId w:val="14"/>
-        </w:numPr>
-        <w:jc w:val="both"/>
-        <w:rPr>
-          <w:rFonts w:ascii="微軟正黑體" w:eastAsia="微軟正黑體" w:hAnsi="微軟正黑體"/>
-          <w:lang w:eastAsia="zh-TW"/>
-        </w:rPr>
-      </w:pPr>
-      <w:r>
-        <w:rPr>
-          <w:rFonts w:ascii="微軟正黑體" w:eastAsia="微軟正黑體" w:hAnsi="微軟正黑體"/>
-          <w:lang w:eastAsia="zh-TW"/>
-        </w:rPr>
-        <w:t>報導來源為國內外權威科技/商業媒體（如 iThome, TechCrunch, Wired, NVIDIA, Google 等）且具備明確發布日期者給予 5 分。</w:t>
-      </w:r>
-    </w:p>
-    <w:p>
-      <w:pPr>
-        <w:jc w:val="both"/>
-        <w:rPr>
-          <w:rFonts w:ascii="微軟正黑體" w:eastAsia="微軟正黑體" w:hAnsi="微軟正黑體"/>
-          <w:b/>
-          <w:bCs/>
-          <w:lang w:eastAsia="zh-TW"/>
-        </w:rPr>
-      </w:pPr>
-      <w:r>
-        <w:rPr>
-          <w:rFonts w:ascii="微軟正黑體" w:eastAsia="微軟正黑體" w:hAnsi="微軟正黑體"/>
-          <w:b/>
-          <w:bCs/>
-          <w:lang w:eastAsia="zh-TW"/>
-        </w:rPr>
-        <w:t>2. Tier 2：LLM 深度語意階梯評比引擎 (evaluate_candidates_via_llm)</w:t>
-      </w:r>
-    </w:p>
-    <w:p>
-      <w:pPr>
+        <w:pStyle w:val="ae"/>
         <w:numPr>
           <w:ilvl w:val="0"/>
           <w:numId w:val="15"/>
         </w:numPr>
-        <w:jc w:val="both"/>
         <w:rPr>
           <w:rFonts w:ascii="微軟正黑體" w:eastAsia="微軟正黑體" w:hAnsi="微軟正黑體"/>
           <w:lang w:eastAsia="zh-TW"/>
@@ -2595,140 +2113,63 @@
           <w:bCs/>
           <w:lang w:eastAsia="zh-TW"/>
         </w:rPr>
-        <w:t>相對階梯分佈 (Rank &amp; Score Spreading)</w:t>
-      </w:r>
-      <w:r>
-        <w:rPr>
-          <w:rFonts w:ascii="微軟正黑體" w:eastAsia="微軟正黑體" w:hAnsi="微軟正黑體"/>
-          <w:lang w:eastAsia="zh-TW"/>
-        </w:rPr>
-        <w:t>： 篩選 Tier 1 評分最高的前 25 篇候選名單提交至 LLM 進行深度語意審核，強制執行階梯排序，拉開分數鑑別度，杜絕大量同分或通通打高分（如通通 96 分）：</w:t>
+        <w:t>主題與重點領域契合度 (Theme Relevance, 55%)</w:t>
+      </w:r>
+      <w:r>
+        <w:rPr>
+          <w:rFonts w:ascii="微軟正黑體" w:eastAsia="微軟正黑體" w:hAnsi="微軟正黑體"/>
+          <w:lang w:eastAsia="zh-TW"/>
+        </w:rPr>
+        <w:t>：</w:t>
       </w:r>
     </w:p>
     <w:p>
       <w:pPr>
+        <w:pStyle w:val="ae"/>
         <w:numPr>
-          <w:ilvl w:val="1"/>
+          <w:ilvl w:val="2"/>
           <w:numId w:val="15"/>
         </w:numPr>
-        <w:jc w:val="both"/>
-        <w:rPr>
-          <w:rFonts w:ascii="微軟正黑體" w:eastAsia="微軟正黑體" w:hAnsi="微軟正黑體"/>
-          <w:lang w:eastAsia="zh-TW"/>
-        </w:rPr>
-      </w:pPr>
-      <w:r>
-        <w:rPr>
-          <w:rFonts w:ascii="微軟正黑體" w:eastAsia="微軟正黑體" w:hAnsi="微軟正黑體"/>
-          <w:b/>
-          <w:bCs/>
-          <w:lang w:eastAsia="zh-TW"/>
-        </w:rPr>
-        <w:t>Top-Tier / S 級標竿案例 (90-98 分)</w:t>
-      </w:r>
-      <w:r>
-        <w:rPr>
-          <w:rFonts w:ascii="微軟正黑體" w:eastAsia="微軟正黑體" w:hAnsi="微軟正黑體"/>
-          <w:lang w:eastAsia="zh-TW"/>
-        </w:rPr>
-        <w:t>：極具代表性、最契合主題，且同時具備具體落地案例、技術架構細節或量化成效數據的前 2-3 篇。</w:t>
+        <w:rPr>
+          <w:rFonts w:ascii="微軟正黑體" w:eastAsia="微軟正黑體" w:hAnsi="微軟正黑體"/>
+          <w:lang w:eastAsia="zh-TW"/>
+        </w:rPr>
+      </w:pPr>
+      <w:r>
+        <w:rPr>
+          <w:rFonts w:ascii="微軟正黑體" w:eastAsia="微軟正黑體" w:hAnsi="微軟正黑體"/>
+          <w:lang w:eastAsia="zh-TW"/>
+        </w:rPr>
+        <w:t>算式：min(title_matches * 18 + len(matched_domains) * 12 + len(matched_kws) * 4, 55)</w:t>
       </w:r>
     </w:p>
     <w:p>
       <w:pPr>
+        <w:pStyle w:val="ae"/>
         <w:numPr>
-          <w:ilvl w:val="1"/>
+          <w:ilvl w:val="2"/>
           <w:numId w:val="15"/>
         </w:numPr>
-        <w:jc w:val="both"/>
-        <w:rPr>
-          <w:rFonts w:ascii="微軟正黑體" w:eastAsia="微軟正黑體" w:hAnsi="微軟正黑體"/>
-          <w:lang w:eastAsia="zh-TW"/>
-        </w:rPr>
-      </w:pPr>
-      <w:r>
-        <w:rPr>
-          <w:rFonts w:ascii="微軟正黑體" w:eastAsia="微軟正黑體" w:hAnsi="微軟正黑體"/>
-          <w:b/>
-          <w:bCs/>
-          <w:lang w:eastAsia="zh-TW"/>
-        </w:rPr>
-        <w:t>Mid-Tier / A 級重點案例 (80-89 分)</w:t>
-      </w:r>
-      <w:r>
-        <w:rPr>
-          <w:rFonts w:ascii="微軟正黑體" w:eastAsia="微軟正黑體" w:hAnsi="微軟正黑體"/>
-          <w:lang w:eastAsia="zh-TW"/>
-        </w:rPr>
-        <w:t>：深度契合主題、具重要實務參考價值的用例/技術報導前 4-8 篇。</w:t>
+        <w:rPr>
+          <w:rFonts w:ascii="微軟正黑體" w:eastAsia="微軟正黑體" w:hAnsi="微軟正黑體"/>
+          <w:lang w:eastAsia="zh-TW"/>
+        </w:rPr>
+      </w:pPr>
+      <w:r>
+        <w:rPr>
+          <w:rFonts w:ascii="微軟正黑體" w:eastAsia="微軟正黑體" w:hAnsi="微軟正黑體"/>
+          <w:lang w:eastAsia="zh-TW"/>
+        </w:rPr>
+        <w:t>優先加權標題直擊主題與命中多個重點領域之報導。</w:t>
       </w:r>
     </w:p>
     <w:p>
       <w:pPr>
-        <w:numPr>
-          <w:ilvl w:val="1"/>
-          <w:numId w:val="15"/>
-        </w:numPr>
-        <w:jc w:val="both"/>
-        <w:rPr>
-          <w:rFonts w:ascii="微軟正黑體" w:eastAsia="微軟正黑體" w:hAnsi="微軟正黑體"/>
-          <w:lang w:eastAsia="zh-TW"/>
-        </w:rPr>
-      </w:pPr>
-      <w:r>
-        <w:rPr>
-          <w:rFonts w:ascii="微軟正黑體" w:eastAsia="微軟正黑體" w:hAnsi="微軟正黑體"/>
-          <w:b/>
-          <w:bCs/>
-          <w:lang w:eastAsia="zh-TW"/>
-        </w:rPr>
-        <w:lastRenderedPageBreak/>
-        <w:t>Standard-Tier / B 級一般案例 (70-79 分)</w:t>
-      </w:r>
-      <w:r>
-        <w:rPr>
-          <w:rFonts w:ascii="微軟正黑體" w:eastAsia="微軟正黑體" w:hAnsi="微軟正黑體"/>
-          <w:lang w:eastAsia="zh-TW"/>
-        </w:rPr>
-        <w:t>：符合主題但屬一般性動態或缺乏具體量化數據的前 9-15 篇。</w:t>
-      </w:r>
-    </w:p>
-    <w:p>
-      <w:pPr>
-        <w:numPr>
-          <w:ilvl w:val="1"/>
-          <w:numId w:val="15"/>
-        </w:numPr>
-        <w:jc w:val="both"/>
-        <w:rPr>
-          <w:rFonts w:ascii="微軟正黑體" w:eastAsia="微軟正黑體" w:hAnsi="微軟正黑體"/>
-          <w:lang w:eastAsia="zh-TW"/>
-        </w:rPr>
-      </w:pPr>
-      <w:r>
-        <w:rPr>
-          <w:rFonts w:ascii="微軟正黑體" w:eastAsia="微軟正黑體" w:hAnsi="微軟正黑體"/>
-          <w:b/>
-          <w:bCs/>
-          <w:lang w:eastAsia="zh-TW"/>
-        </w:rPr>
-        <w:t>Low-Tier / C 級邊緣案例 (60-69 分或更低)</w:t>
-      </w:r>
-      <w:r>
-        <w:rPr>
-          <w:rFonts w:ascii="微軟正黑體" w:eastAsia="微軟正黑體" w:hAnsi="微軟正黑體"/>
-          <w:lang w:eastAsia="zh-TW"/>
-        </w:rPr>
-        <w:t>：主題相關度較低或內容較空泛的文章。</w:t>
-      </w:r>
-    </w:p>
-    <w:p>
-      <w:pPr>
+        <w:pStyle w:val="ae"/>
         <w:numPr>
           <w:ilvl w:val="0"/>
           <w:numId w:val="15"/>
         </w:numPr>
-        <w:jc w:val="both"/>
         <w:rPr>
           <w:rFonts w:ascii="微軟正黑體" w:eastAsia="微軟正黑體" w:hAnsi="微軟正黑體"/>
           <w:lang w:eastAsia="zh-TW"/>
@@ -2741,39 +2182,209 @@
           <w:bCs/>
           <w:lang w:eastAsia="zh-TW"/>
         </w:rPr>
-        <w:t>自動生成專業選入理由與推薦切入點 (rationale)</w:t>
-      </w:r>
-      <w:r>
-        <w:rPr>
-          <w:rFonts w:ascii="微軟正黑體" w:eastAsia="微軟正黑體" w:hAnsi="微軟正黑體"/>
-          <w:lang w:eastAsia="zh-TW"/>
-        </w:rPr>
-        <w:t>： LLM 為每篇精選新聞自動生成 2-3 句具備商業洞察力的推薦理由（例如：【策略決策視角】聚焦企業如何透過 AI 預測模型降低供應鏈成本...），為高階主管提供實務決策依據。</w:t>
+        <w:t>具體應用場景加分 (Specific Use Case, 15%)</w:t>
+      </w:r>
+      <w:r>
+        <w:rPr>
+          <w:rFonts w:ascii="微軟正黑體" w:eastAsia="微軟正黑體" w:hAnsi="微軟正黑體"/>
+          <w:lang w:eastAsia="zh-TW"/>
+        </w:rPr>
+        <w:t>：</w:t>
       </w:r>
     </w:p>
     <w:p>
       <w:pPr>
-        <w:jc w:val="both"/>
-        <w:rPr>
-          <w:rFonts w:ascii="微軟正黑體" w:eastAsia="微軟正黑體" w:hAnsi="微軟正黑體"/>
-          <w:lang w:eastAsia="zh-TW"/>
-        </w:rPr>
-      </w:pPr>
-      <w:r>
-        <w:rPr>
-          <w:rFonts w:ascii="微軟正黑體" w:eastAsia="微軟正黑體" w:hAnsi="微軟正黑體"/>
-          <w:lang w:eastAsia="zh-TW"/>
-        </w:rPr>
-        <w:t>5.4 報表輸出與數據對接</w:t>
+        <w:pStyle w:val="ae"/>
+        <w:numPr>
+          <w:ilvl w:val="2"/>
+          <w:numId w:val="15"/>
+        </w:numPr>
+        <w:rPr>
+          <w:rFonts w:ascii="微軟正黑體" w:eastAsia="微軟正黑體" w:hAnsi="微軟正黑體"/>
+          <w:lang w:eastAsia="zh-TW"/>
+        </w:rPr>
+      </w:pPr>
+      <w:r>
+        <w:rPr>
+          <w:rFonts w:ascii="微軟正黑體" w:eastAsia="微軟正黑體" w:hAnsi="微軟正黑體"/>
+          <w:lang w:eastAsia="zh-TW"/>
+        </w:rPr>
+        <w:t>比對 USE_CASE_TERMS（涵蓋工作流、產線、客服、資安、自駕、智慧交通等實務落地場景，命中累計加分，上限 15 分）。</w:t>
       </w:r>
     </w:p>
     <w:p>
       <w:pPr>
+        <w:pStyle w:val="ae"/>
+        <w:numPr>
+          <w:ilvl w:val="0"/>
+          <w:numId w:val="15"/>
+        </w:numPr>
+        <w:rPr>
+          <w:rFonts w:ascii="微軟正黑體" w:eastAsia="微軟正黑體" w:hAnsi="微軟正黑體"/>
+          <w:lang w:eastAsia="zh-TW"/>
+        </w:rPr>
+      </w:pPr>
+      <w:r>
+        <w:rPr>
+          <w:rFonts w:ascii="微軟正黑體" w:eastAsia="微軟正黑體" w:hAnsi="微軟正黑體"/>
+          <w:b/>
+          <w:bCs/>
+          <w:lang w:eastAsia="zh-TW"/>
+        </w:rPr>
+        <w:t>技術與架構細節加分 (Technical Depth, 15%)</w:t>
+      </w:r>
+      <w:r>
+        <w:rPr>
+          <w:rFonts w:ascii="微軟正黑體" w:eastAsia="微軟正黑體" w:hAnsi="微軟正黑體"/>
+          <w:lang w:eastAsia="zh-TW"/>
+        </w:rPr>
+        <w:t>：</w:t>
+      </w:r>
+    </w:p>
+    <w:p>
+      <w:pPr>
+        <w:pStyle w:val="ae"/>
+        <w:numPr>
+          <w:ilvl w:val="2"/>
+          <w:numId w:val="15"/>
+        </w:numPr>
+        <w:rPr>
+          <w:rFonts w:ascii="微軟正黑體" w:eastAsia="微軟正黑體" w:hAnsi="微軟正黑體"/>
+          <w:lang w:eastAsia="zh-TW"/>
+        </w:rPr>
+      </w:pPr>
+      <w:r>
+        <w:rPr>
+          <w:rFonts w:ascii="微軟正黑體" w:eastAsia="微軟正黑體" w:hAnsi="微軟正黑體"/>
+          <w:lang w:eastAsia="zh-TW"/>
+        </w:rPr>
+        <w:t>比對 TECH_TERMS（涵蓋大模型、RAG、Agent、API、雲地混合、晶片加速器等技術深度，上限 15 分）。</w:t>
+      </w:r>
+    </w:p>
+    <w:p>
+      <w:pPr>
+        <w:pStyle w:val="ae"/>
+        <w:numPr>
+          <w:ilvl w:val="0"/>
+          <w:numId w:val="15"/>
+        </w:numPr>
+        <w:rPr>
+          <w:rFonts w:ascii="微軟正黑體" w:eastAsia="微軟正黑體" w:hAnsi="微軟正黑體"/>
+          <w:lang w:eastAsia="zh-TW"/>
+        </w:rPr>
+      </w:pPr>
+      <w:r>
+        <w:rPr>
+          <w:rFonts w:ascii="微軟正黑體" w:eastAsia="微軟正黑體" w:hAnsi="微軟正黑體"/>
+          <w:b/>
+          <w:bCs/>
+          <w:lang w:eastAsia="zh-TW"/>
+        </w:rPr>
+        <w:t>量化效益與 ROI 數據加分 (Quantified Impact &amp; ROI, 10%)</w:t>
+      </w:r>
+      <w:r>
+        <w:rPr>
+          <w:rFonts w:ascii="微軟正黑體" w:eastAsia="微軟正黑體" w:hAnsi="微軟正黑體"/>
+          <w:lang w:eastAsia="zh-TW"/>
+        </w:rPr>
+        <w:t>：</w:t>
+      </w:r>
+    </w:p>
+    <w:p>
+      <w:pPr>
+        <w:pStyle w:val="ae"/>
+        <w:numPr>
+          <w:ilvl w:val="2"/>
+          <w:numId w:val="15"/>
+        </w:numPr>
+        <w:rPr>
+          <w:rFonts w:ascii="微軟正黑體" w:eastAsia="微軟正黑體" w:hAnsi="微軟正黑體"/>
+          <w:lang w:eastAsia="zh-TW"/>
+        </w:rPr>
+      </w:pPr>
+      <w:r>
+        <w:rPr>
+          <w:rFonts w:ascii="微軟正黑體" w:eastAsia="微軟正黑體" w:hAnsi="微軟正黑體"/>
+          <w:lang w:eastAsia="zh-TW"/>
+        </w:rPr>
+        <w:t>比對 IMPACT_TERMS（涵蓋 %、倍、提升、降低、成本、良率、ROI、解決方案 等量化指標與成效方案，上限 10 分）。</w:t>
+      </w:r>
+    </w:p>
+    <w:p>
+      <w:pPr>
+        <w:pStyle w:val="ae"/>
+        <w:numPr>
+          <w:ilvl w:val="0"/>
+          <w:numId w:val="15"/>
+        </w:numPr>
+        <w:rPr>
+          <w:rFonts w:ascii="微軟正黑體" w:eastAsia="微軟正黑體" w:hAnsi="微軟正黑體"/>
+          <w:lang w:eastAsia="zh-TW"/>
+        </w:rPr>
+      </w:pPr>
+      <w:r>
+        <w:rPr>
+          <w:rFonts w:ascii="微軟正黑體" w:eastAsia="微軟正黑體" w:hAnsi="微軟正黑體"/>
+          <w:b/>
+          <w:bCs/>
+          <w:lang w:eastAsia="zh-TW"/>
+        </w:rPr>
+        <w:t>媒體權威度與時效性 (Authority &amp; Timeliness, 5%)</w:t>
+      </w:r>
+      <w:r>
+        <w:rPr>
+          <w:rFonts w:ascii="微軟正黑體" w:eastAsia="微軟正黑體" w:hAnsi="微軟正黑體"/>
+          <w:lang w:eastAsia="zh-TW"/>
+        </w:rPr>
+        <w:t>：</w:t>
+      </w:r>
+    </w:p>
+    <w:p>
+      <w:pPr>
+        <w:pStyle w:val="ae"/>
+        <w:numPr>
+          <w:ilvl w:val="2"/>
+          <w:numId w:val="15"/>
+        </w:numPr>
+        <w:rPr>
+          <w:rFonts w:ascii="微軟正黑體" w:eastAsia="微軟正黑體" w:hAnsi="微軟正黑體"/>
+          <w:lang w:eastAsia="zh-TW"/>
+        </w:rPr>
+      </w:pPr>
+      <w:r>
+        <w:rPr>
+          <w:rFonts w:ascii="微軟正黑體" w:eastAsia="微軟正黑體" w:hAnsi="微軟正黑體"/>
+          <w:lang w:eastAsia="zh-TW"/>
+        </w:rPr>
+        <w:t>報導來源為國內外權威科技/商業媒體（如 iThome, TechCrunch, Wired, NVIDIA, Google 等）且具備明確發布日期者給予 5 分。</w:t>
+      </w:r>
+    </w:p>
+    <w:p>
+      <w:pPr>
+        <w:rPr>
+          <w:rFonts w:ascii="微軟正黑體" w:eastAsia="微軟正黑體" w:hAnsi="微軟正黑體"/>
+          <w:b/>
+          <w:bCs/>
+          <w:lang w:eastAsia="zh-TW"/>
+        </w:rPr>
+      </w:pPr>
+      <w:r>
+        <w:rPr>
+          <w:rFonts w:ascii="微軟正黑體" w:eastAsia="微軟正黑體" w:hAnsi="微軟正黑體"/>
+          <w:b/>
+          <w:bCs/>
+          <w:lang w:eastAsia="zh-TW"/>
+        </w:rPr>
+        <w:t>Tier 2：LLM 深度語意階梯評比引擎 (evaluate_candidates_via_llm)</w:t>
+      </w:r>
+    </w:p>
+    <w:p>
+      <w:pPr>
+        <w:pStyle w:val="ae"/>
         <w:numPr>
           <w:ilvl w:val="0"/>
           <w:numId w:val="16"/>
         </w:numPr>
-        <w:jc w:val="both"/>
         <w:rPr>
           <w:rFonts w:ascii="微軟正黑體" w:eastAsia="微軟正黑體" w:hAnsi="微軟正黑體"/>
           <w:lang w:eastAsia="zh-TW"/>
@@ -2786,23 +2397,24 @@
           <w:bCs/>
           <w:lang w:eastAsia="zh-TW"/>
         </w:rPr>
-        <w:t>雙模式選文支援</w:t>
-      </w:r>
-      <w:r>
-        <w:rPr>
-          <w:rFonts w:ascii="微軟正黑體" w:eastAsia="微軟正黑體" w:hAnsi="微軟正黑體"/>
-          <w:lang w:eastAsia="zh-TW"/>
-        </w:rPr>
-        <w:t>：</w:t>
+        <w:lastRenderedPageBreak/>
+        <w:t>相對階梯分佈 (Rank &amp; Score Spreading)</w:t>
+      </w:r>
+      <w:r>
+        <w:rPr>
+          <w:rFonts w:ascii="微軟正黑體" w:eastAsia="微軟正黑體" w:hAnsi="微軟正黑體"/>
+          <w:lang w:eastAsia="zh-TW"/>
+        </w:rPr>
+        <w:t>： 篩選 Tier 1 評分最高的前 25 篇候選名單提交至 LLM 進行深度語意審核，強制執行階梯排序，拉開分數鑑別度，杜絕大量同分或通通打高分（如通通 96 分）：</w:t>
       </w:r>
     </w:p>
     <w:p>
       <w:pPr>
+        <w:pStyle w:val="ae"/>
         <w:numPr>
           <w:ilvl w:val="1"/>
           <w:numId w:val="16"/>
         </w:numPr>
-        <w:jc w:val="both"/>
         <w:rPr>
           <w:rFonts w:ascii="微軟正黑體" w:eastAsia="微軟正黑體" w:hAnsi="微軟正黑體"/>
           <w:lang w:eastAsia="zh-TW"/>
@@ -2815,23 +2427,23 @@
           <w:bCs/>
           <w:lang w:eastAsia="zh-TW"/>
         </w:rPr>
-        <w:t>主題專題模式 (--mode theme)</w:t>
-      </w:r>
-      <w:r>
-        <w:rPr>
-          <w:rFonts w:ascii="微軟正黑體" w:eastAsia="微軟正黑體" w:hAnsi="微軟正黑體"/>
-          <w:lang w:eastAsia="zh-TW"/>
-        </w:rPr>
-        <w:t>：精選排序 Top 20 篇主題報導。</w:t>
+        <w:t>Top-Tier / S 級標竿案例 (90-98 分)</w:t>
+      </w:r>
+      <w:r>
+        <w:rPr>
+          <w:rFonts w:ascii="微軟正黑體" w:eastAsia="微軟正黑體" w:hAnsi="微軟正黑體"/>
+          <w:lang w:eastAsia="zh-TW"/>
+        </w:rPr>
+        <w:t>：極具代表性、最契合主題，且同時具備具體落地案例、技術架構細節或量化成效數據的前 2-3 篇。</w:t>
       </w:r>
     </w:p>
     <w:p>
       <w:pPr>
+        <w:pStyle w:val="ae"/>
         <w:numPr>
           <w:ilvl w:val="1"/>
           <w:numId w:val="16"/>
         </w:numPr>
-        <w:jc w:val="both"/>
         <w:rPr>
           <w:rFonts w:ascii="微軟正黑體" w:eastAsia="微軟正黑體" w:hAnsi="微軟正黑體"/>
           <w:lang w:eastAsia="zh-TW"/>
@@ -2844,23 +2456,81 @@
           <w:bCs/>
           <w:lang w:eastAsia="zh-TW"/>
         </w:rPr>
-        <w:t>每週快報模式 (--mode express)</w:t>
-      </w:r>
-      <w:r>
-        <w:rPr>
-          <w:rFonts w:ascii="微軟正黑體" w:eastAsia="微軟正黑體" w:hAnsi="微軟正黑體"/>
-          <w:lang w:eastAsia="zh-TW"/>
-        </w:rPr>
-        <w:t>：自動提煉當週熱門議題並精選 Top 6 篇速報。</w:t>
+        <w:t>Mid-Tier / A 級重點案例 (80-89 分)</w:t>
+      </w:r>
+      <w:r>
+        <w:rPr>
+          <w:rFonts w:ascii="微軟正黑體" w:eastAsia="微軟正黑體" w:hAnsi="微軟正黑體"/>
+          <w:lang w:eastAsia="zh-TW"/>
+        </w:rPr>
+        <w:t>：深度契合主題、具重要實務參考價值的用例/技術報導前 4-8 篇。</w:t>
       </w:r>
     </w:p>
     <w:p>
       <w:pPr>
+        <w:pStyle w:val="ae"/>
+        <w:numPr>
+          <w:ilvl w:val="1"/>
+          <w:numId w:val="16"/>
+        </w:numPr>
+        <w:rPr>
+          <w:rFonts w:ascii="微軟正黑體" w:eastAsia="微軟正黑體" w:hAnsi="微軟正黑體"/>
+          <w:lang w:eastAsia="zh-TW"/>
+        </w:rPr>
+      </w:pPr>
+      <w:r>
+        <w:rPr>
+          <w:rFonts w:ascii="微軟正黑體" w:eastAsia="微軟正黑體" w:hAnsi="微軟正黑體"/>
+          <w:b/>
+          <w:bCs/>
+          <w:lang w:eastAsia="zh-TW"/>
+        </w:rPr>
+        <w:t>Standard-Tier / B 級一般案例 (70-79 分)</w:t>
+      </w:r>
+      <w:r>
+        <w:rPr>
+          <w:rFonts w:ascii="微軟正黑體" w:eastAsia="微軟正黑體" w:hAnsi="微軟正黑體"/>
+          <w:lang w:eastAsia="zh-TW"/>
+        </w:rPr>
+        <w:t>：符合主題但屬一般性動態或缺乏具體量化數據的前 9-15 篇。</w:t>
+      </w:r>
+    </w:p>
+    <w:p>
+      <w:pPr>
+        <w:pStyle w:val="ae"/>
+        <w:numPr>
+          <w:ilvl w:val="1"/>
+          <w:numId w:val="16"/>
+        </w:numPr>
+        <w:rPr>
+          <w:rFonts w:ascii="微軟正黑體" w:eastAsia="微軟正黑體" w:hAnsi="微軟正黑體"/>
+          <w:lang w:eastAsia="zh-TW"/>
+        </w:rPr>
+      </w:pPr>
+      <w:r>
+        <w:rPr>
+          <w:rFonts w:ascii="微軟正黑體" w:eastAsia="微軟正黑體" w:hAnsi="微軟正黑體"/>
+          <w:b/>
+          <w:bCs/>
+          <w:lang w:eastAsia="zh-TW"/>
+        </w:rPr>
+        <w:t>Low-Tier / C 級邊緣案例 (60-69 分或更低)</w:t>
+      </w:r>
+      <w:r>
+        <w:rPr>
+          <w:rFonts w:ascii="微軟正黑體" w:eastAsia="微軟正黑體" w:hAnsi="微軟正黑體"/>
+          <w:lang w:eastAsia="zh-TW"/>
+        </w:rPr>
+        <w:t>：主題相關度較低或內容較空泛的文章。</w:t>
+      </w:r>
+    </w:p>
+    <w:p>
+      <w:pPr>
+        <w:pStyle w:val="ae"/>
         <w:numPr>
           <w:ilvl w:val="0"/>
           <w:numId w:val="16"/>
         </w:numPr>
-        <w:jc w:val="both"/>
         <w:rPr>
           <w:rFonts w:ascii="微軟正黑體" w:eastAsia="微軟正黑體" w:hAnsi="微軟正黑體"/>
           <w:lang w:eastAsia="zh-TW"/>
@@ -2873,69 +2543,204 @@
           <w:bCs/>
           <w:lang w:eastAsia="zh-TW"/>
         </w:rPr>
-        <w:t>標準化成果導出</w:t>
-      </w:r>
-      <w:r>
-        <w:rPr>
-          <w:rFonts w:ascii="微軟正黑體" w:eastAsia="微軟正黑體" w:hAnsi="微軟正黑體"/>
-          <w:lang w:eastAsia="zh-TW"/>
-        </w:rPr>
-        <w:t>：</w:t>
+        <w:t>自動生成專業選入理由與推薦切入點 (rationale)</w:t>
+      </w:r>
+      <w:r>
+        <w:rPr>
+          <w:rFonts w:ascii="微軟正黑體" w:eastAsia="微軟正黑體" w:hAnsi="微軟正黑體"/>
+          <w:lang w:eastAsia="zh-TW"/>
+        </w:rPr>
+        <w:t>： LLM 為每篇精選新聞自動生成 2-3 句具備商業洞察力的推薦理由（例如：【策略決策視角】聚焦企業如何透過 AI 預測模型降低供應鏈成本...），為高階主管提供實務決策依據。</w:t>
       </w:r>
     </w:p>
     <w:p>
       <w:pPr>
+        <w:pStyle w:val="31"/>
+        <w:rPr>
+          <w:lang w:eastAsia="zh-TW"/>
+        </w:rPr>
+      </w:pPr>
+      <w:r>
+        <w:rPr>
+          <w:lang w:eastAsia="zh-TW"/>
+        </w:rPr>
+        <w:t xml:space="preserve">5.4 </w:t>
+      </w:r>
+      <w:r>
+        <w:rPr>
+          <w:lang w:eastAsia="zh-TW"/>
+        </w:rPr>
+        <w:t>報表輸出與數據對接</w:t>
+      </w:r>
+    </w:p>
+    <w:p>
+      <w:pPr>
+        <w:pStyle w:val="ae"/>
+        <w:numPr>
+          <w:ilvl w:val="0"/>
+          <w:numId w:val="17"/>
+        </w:numPr>
+        <w:rPr>
+          <w:rFonts w:ascii="微軟正黑體" w:eastAsia="微軟正黑體" w:hAnsi="微軟正黑體"/>
+          <w:highlight w:val="yellow"/>
+          <w:lang w:eastAsia="zh-TW"/>
+        </w:rPr>
+      </w:pPr>
+      <w:r>
+        <w:rPr>
+          <w:rFonts w:ascii="微軟正黑體" w:eastAsia="微軟正黑體" w:hAnsi="微軟正黑體"/>
+          <w:b/>
+          <w:bCs/>
+          <w:highlight w:val="yellow"/>
+          <w:lang w:eastAsia="zh-TW"/>
+        </w:rPr>
+        <w:t>雙模式選文支援</w:t>
+      </w:r>
+      <w:r>
+        <w:rPr>
+          <w:rFonts w:ascii="微軟正黑體" w:eastAsia="微軟正黑體" w:hAnsi="微軟正黑體"/>
+          <w:highlight w:val="yellow"/>
+          <w:lang w:eastAsia="zh-TW"/>
+        </w:rPr>
+        <w:t>：</w:t>
+      </w:r>
+    </w:p>
+    <w:p>
+      <w:pPr>
+        <w:pStyle w:val="ae"/>
         <w:numPr>
           <w:ilvl w:val="1"/>
-          <w:numId w:val="16"/>
+          <w:numId w:val="17"/>
         </w:numPr>
-        <w:jc w:val="both"/>
-        <w:rPr>
-          <w:rFonts w:ascii="微軟正黑體" w:eastAsia="微軟正黑體" w:hAnsi="微軟正黑體"/>
-          <w:lang w:eastAsia="zh-TW"/>
-        </w:rPr>
-      </w:pPr>
-      <w:r>
-        <w:rPr>
-          <w:rFonts w:ascii="微軟正黑體" w:eastAsia="微軟正黑體" w:hAnsi="微軟正黑體"/>
-          <w:lang w:eastAsia="zh-TW"/>
-        </w:rPr>
-        <w:t>data/stage2_curated_news.xlsx（包含第一頁「選文原則與 5 維評比架構說明」及第二頁「精選新聞列表」）。</w:t>
+        <w:rPr>
+          <w:rFonts w:ascii="微軟正黑體" w:eastAsia="微軟正黑體" w:hAnsi="微軟正黑體"/>
+          <w:highlight w:val="yellow"/>
+          <w:lang w:eastAsia="zh-TW"/>
+        </w:rPr>
+      </w:pPr>
+      <w:r>
+        <w:rPr>
+          <w:rFonts w:ascii="微軟正黑體" w:eastAsia="微軟正黑體" w:hAnsi="微軟正黑體"/>
+          <w:b/>
+          <w:bCs/>
+          <w:highlight w:val="yellow"/>
+          <w:lang w:eastAsia="zh-TW"/>
+        </w:rPr>
+        <w:t>主題專題模式 (--mode theme)</w:t>
+      </w:r>
+      <w:r>
+        <w:rPr>
+          <w:rFonts w:ascii="微軟正黑體" w:eastAsia="微軟正黑體" w:hAnsi="微軟正黑體"/>
+          <w:highlight w:val="yellow"/>
+          <w:lang w:eastAsia="zh-TW"/>
+        </w:rPr>
+        <w:t>：精選排序 Top 20 篇主題報導。</w:t>
       </w:r>
     </w:p>
     <w:p>
       <w:pPr>
+        <w:pStyle w:val="ae"/>
         <w:numPr>
           <w:ilvl w:val="1"/>
-          <w:numId w:val="16"/>
+          <w:numId w:val="17"/>
         </w:numPr>
-        <w:jc w:val="both"/>
-        <w:rPr>
-          <w:rFonts w:ascii="微軟正黑體" w:eastAsia="微軟正黑體" w:hAnsi="微軟正黑體"/>
-          <w:lang w:eastAsia="zh-TW"/>
-        </w:rPr>
-      </w:pPr>
-      <w:r>
-        <w:rPr>
-          <w:rFonts w:ascii="微軟正黑體" w:eastAsia="微軟正黑體" w:hAnsi="微軟正黑體"/>
-          <w:lang w:eastAsia="zh-TW"/>
-        </w:rPr>
-        <w:t>data/stage2_curated_report.md（完整 Markdown 決策簡報）。</w:t>
+        <w:rPr>
+          <w:rFonts w:ascii="微軟正黑體" w:eastAsia="微軟正黑體" w:hAnsi="微軟正黑體"/>
+          <w:highlight w:val="yellow"/>
+          <w:lang w:eastAsia="zh-TW"/>
+        </w:rPr>
+      </w:pPr>
+      <w:r>
+        <w:rPr>
+          <w:rFonts w:ascii="微軟正黑體" w:eastAsia="微軟正黑體" w:hAnsi="微軟正黑體"/>
+          <w:b/>
+          <w:bCs/>
+          <w:highlight w:val="yellow"/>
+          <w:lang w:eastAsia="zh-TW"/>
+        </w:rPr>
+        <w:t>每週快報模式 (--mode express)</w:t>
+      </w:r>
+      <w:r>
+        <w:rPr>
+          <w:rFonts w:ascii="微軟正黑體" w:eastAsia="微軟正黑體" w:hAnsi="微軟正黑體"/>
+          <w:highlight w:val="yellow"/>
+          <w:lang w:eastAsia="zh-TW"/>
+        </w:rPr>
+        <w:t>：自動提煉當週熱門議題並精選 Top 6 篇速報。</w:t>
       </w:r>
     </w:p>
     <w:p>
       <w:pPr>
-        <w:jc w:val="both"/>
-        <w:rPr>
-          <w:rFonts w:eastAsia="新細明體" w:hint="eastAsia"/>
-          <w:lang w:eastAsia="zh-TW"/>
-        </w:rPr>
-      </w:pPr>
+        <w:pStyle w:val="ae"/>
+        <w:numPr>
+          <w:ilvl w:val="0"/>
+          <w:numId w:val="17"/>
+        </w:numPr>
+        <w:rPr>
+          <w:rFonts w:ascii="微軟正黑體" w:eastAsia="微軟正黑體" w:hAnsi="微軟正黑體"/>
+          <w:lang w:eastAsia="zh-TW"/>
+        </w:rPr>
+      </w:pPr>
+      <w:r>
+        <w:rPr>
+          <w:rFonts w:ascii="微軟正黑體" w:eastAsia="微軟正黑體" w:hAnsi="微軟正黑體"/>
+          <w:b/>
+          <w:bCs/>
+          <w:lang w:eastAsia="zh-TW"/>
+        </w:rPr>
+        <w:t>標準化成果導出</w:t>
+      </w:r>
+      <w:r>
+        <w:rPr>
+          <w:rFonts w:ascii="微軟正黑體" w:eastAsia="微軟正黑體" w:hAnsi="微軟正黑體"/>
+          <w:lang w:eastAsia="zh-TW"/>
+        </w:rPr>
+        <w:t>：</w:t>
+      </w:r>
     </w:p>
     <w:p>
       <w:pPr>
+        <w:pStyle w:val="ae"/>
+        <w:numPr>
+          <w:ilvl w:val="1"/>
+          <w:numId w:val="17"/>
+        </w:numPr>
+        <w:rPr>
+          <w:rFonts w:ascii="微軟正黑體" w:eastAsia="微軟正黑體" w:hAnsi="微軟正黑體"/>
+          <w:lang w:eastAsia="zh-TW"/>
+        </w:rPr>
+      </w:pPr>
+      <w:r>
+        <w:rPr>
+          <w:rFonts w:ascii="微軟正黑體" w:eastAsia="微軟正黑體" w:hAnsi="微軟正黑體"/>
+          <w:lang w:eastAsia="zh-TW"/>
+        </w:rPr>
+        <w:t>data/stage2_curated_news.xlsx（包含第一頁「選文原則與 5 維評比架構說明」及第二頁「精選新聞列表」）。</w:t>
+      </w:r>
+    </w:p>
+    <w:p>
+      <w:pPr>
+        <w:pStyle w:val="ae"/>
+        <w:numPr>
+          <w:ilvl w:val="1"/>
+          <w:numId w:val="17"/>
+        </w:numPr>
+        <w:rPr>
+          <w:rFonts w:ascii="微軟正黑體" w:eastAsia="微軟正黑體" w:hAnsi="微軟正黑體" w:hint="eastAsia"/>
+          <w:lang w:eastAsia="zh-TW"/>
+        </w:rPr>
+      </w:pPr>
+      <w:r>
+        <w:rPr>
+          <w:rFonts w:ascii="微軟正黑體" w:eastAsia="微軟正黑體" w:hAnsi="微軟正黑體"/>
+          <w:lang w:eastAsia="zh-TW"/>
+        </w:rPr>
+        <w:t>data/stage2_curated_report.md（完整 Markdown 決策簡報）。</w:t>
+      </w:r>
+    </w:p>
+    <w:p>
+      <w:pPr>
         <w:pStyle w:val="21"/>
-        <w:jc w:val="both"/>
         <w:rPr>
           <w:sz w:val="22"/>
           <w:szCs w:val="22"/>
@@ -3000,7 +2805,6 @@
     <w:p>
       <w:pPr>
         <w:pStyle w:val="31"/>
-        <w:jc w:val="both"/>
         <w:rPr>
           <w:lang w:eastAsia="zh-TW"/>
         </w:rPr>
@@ -3039,7 +2843,6 @@
     </w:p>
     <w:p>
       <w:pPr>
-        <w:jc w:val="both"/>
         <w:rPr>
           <w:rFonts w:ascii="微軟正黑體" w:eastAsia="微軟正黑體" w:hAnsi="微軟正黑體"/>
           <w:lang w:eastAsia="zh-TW"/>
@@ -3097,7 +2900,6 @@
     </w:p>
     <w:p>
       <w:pPr>
-        <w:jc w:val="both"/>
         <w:rPr>
           <w:rFonts w:ascii="微軟正黑體" w:eastAsia="微軟正黑體" w:hAnsi="微軟正黑體"/>
           <w:lang w:eastAsia="zh-TW"/>
@@ -3198,7 +3000,6 @@
     <w:p>
       <w:pPr>
         <w:pStyle w:val="31"/>
-        <w:jc w:val="both"/>
         <w:rPr>
           <w:lang w:eastAsia="zh-TW"/>
         </w:rPr>
@@ -3208,6 +3009,7 @@
           <w:rFonts w:hint="eastAsia"/>
           <w:lang w:eastAsia="zh-TW"/>
         </w:rPr>
+        <w:lastRenderedPageBreak/>
         <w:t xml:space="preserve">6.2 HTTP </w:t>
       </w:r>
       <w:r>
@@ -3227,7 +3029,6 @@
     </w:p>
     <w:p>
       <w:pPr>
-        <w:jc w:val="both"/>
         <w:rPr>
           <w:rFonts w:ascii="微軟正黑體" w:eastAsia="微軟正黑體" w:hAnsi="微軟正黑體"/>
           <w:lang w:eastAsia="zh-TW"/>
@@ -3257,979 +3058,11 @@
     </w:p>
     <w:p>
       <w:pPr>
-        <w:jc w:val="both"/>
-        <w:rPr>
-          <w:rFonts w:ascii="微軟正黑體" w:eastAsia="微軟正黑體" w:hAnsi="微軟正黑體"/>
-          <w:lang w:eastAsia="zh-TW"/>
-        </w:rPr>
-      </w:pPr>
-    </w:p>
-    <w:p>
-      <w:pPr>
-        <w:pStyle w:val="ae"/>
-        <w:numPr>
-          <w:ilvl w:val="0"/>
-          <w:numId w:val="10"/>
-        </w:numPr>
-        <w:jc w:val="both"/>
-        <w:rPr>
-          <w:rFonts w:ascii="微軟正黑體" w:eastAsia="微軟正黑體" w:hAnsi="微軟正黑體"/>
-          <w:lang w:eastAsia="zh-TW"/>
-        </w:rPr>
-      </w:pPr>
-      <w:r>
-        <w:rPr>
-          <w:rFonts w:ascii="微軟正黑體" w:eastAsia="微軟正黑體" w:hAnsi="微軟正黑體" w:hint="eastAsia"/>
-          <w:lang w:eastAsia="zh-TW"/>
-        </w:rPr>
-        <w:lastRenderedPageBreak/>
-        <w:t>Google News RSS 轉址解碼：引進 googlenewsdecoder (new_decoderv1) 將 news.google.com 轉址連結還原為原始新聞媒體真實 URL。</w:t>
-      </w:r>
-    </w:p>
-    <w:p>
-      <w:pPr>
-        <w:pStyle w:val="ae"/>
-        <w:numPr>
-          <w:ilvl w:val="0"/>
-          <w:numId w:val="10"/>
-        </w:numPr>
-        <w:jc w:val="both"/>
-        <w:rPr>
-          <w:rFonts w:ascii="微軟正黑體" w:eastAsia="微軟正黑體" w:hAnsi="微軟正黑體"/>
-          <w:lang w:eastAsia="zh-TW"/>
-        </w:rPr>
-      </w:pPr>
-      <w:r>
-        <w:rPr>
-          <w:rFonts w:ascii="微軟正黑體" w:eastAsia="微軟正黑體" w:hAnsi="微軟正黑體"/>
-          <w:lang w:eastAsia="zh-TW"/>
-        </w:rPr>
-        <w:t xml:space="preserve">HTTP </w:t>
-      </w:r>
-      <w:r>
-        <w:rPr>
-          <w:rFonts w:ascii="微軟正黑體" w:eastAsia="微軟正黑體" w:hAnsi="微軟正黑體" w:hint="eastAsia"/>
-          <w:lang w:eastAsia="zh-TW"/>
-        </w:rPr>
-        <w:t>內文抓取與雜訊過濾：使用</w:t>
-      </w:r>
-      <w:r>
-        <w:rPr>
-          <w:rFonts w:ascii="微軟正黑體" w:eastAsia="微軟正黑體" w:hAnsi="微軟正黑體"/>
-          <w:lang w:eastAsia="zh-TW"/>
-        </w:rPr>
-        <w:t xml:space="preserve"> urllib.request </w:t>
-      </w:r>
-      <w:r>
-        <w:rPr>
-          <w:rFonts w:ascii="微軟正黑體" w:eastAsia="微軟正黑體" w:hAnsi="微軟正黑體" w:hint="eastAsia"/>
-          <w:lang w:eastAsia="zh-TW"/>
-        </w:rPr>
-        <w:t>發起</w:t>
-      </w:r>
-      <w:r>
-        <w:rPr>
-          <w:rFonts w:ascii="微軟正黑體" w:eastAsia="微軟正黑體" w:hAnsi="微軟正黑體"/>
-          <w:lang w:eastAsia="zh-TW"/>
-        </w:rPr>
-        <w:t xml:space="preserve"> HTTP </w:t>
-      </w:r>
-      <w:r>
-        <w:rPr>
-          <w:rFonts w:ascii="微軟正黑體" w:eastAsia="微軟正黑體" w:hAnsi="微軟正黑體" w:hint="eastAsia"/>
-          <w:lang w:eastAsia="zh-TW"/>
-        </w:rPr>
-        <w:t>請求，解析</w:t>
-      </w:r>
-      <w:r>
-        <w:rPr>
-          <w:rFonts w:ascii="微軟正黑體" w:eastAsia="微軟正黑體" w:hAnsi="微軟正黑體"/>
-          <w:lang w:eastAsia="zh-TW"/>
-        </w:rPr>
-        <w:t xml:space="preserve"> HTML &lt;p&gt; </w:t>
-      </w:r>
-      <w:r>
-        <w:rPr>
-          <w:rFonts w:ascii="微軟正黑體" w:eastAsia="微軟正黑體" w:hAnsi="微軟正黑體" w:hint="eastAsia"/>
-          <w:lang w:eastAsia="zh-TW"/>
-        </w:rPr>
-        <w:t>標籤，過濾</w:t>
-      </w:r>
-      <w:r>
-        <w:rPr>
-          <w:rFonts w:ascii="微軟正黑體" w:eastAsia="微軟正黑體" w:hAnsi="微軟正黑體"/>
-          <w:lang w:eastAsia="zh-TW"/>
-        </w:rPr>
-        <w:t xml:space="preserve"> Cookie </w:t>
-      </w:r>
-      <w:r>
-        <w:rPr>
-          <w:rFonts w:ascii="微軟正黑體" w:eastAsia="微軟正黑體" w:hAnsi="微軟正黑體" w:hint="eastAsia"/>
-          <w:lang w:eastAsia="zh-TW"/>
-        </w:rPr>
-        <w:t>政策、廣告與社群宣告。</w:t>
-      </w:r>
-    </w:p>
-    <w:p>
-      <w:pPr>
-        <w:pStyle w:val="31"/>
-        <w:jc w:val="both"/>
-        <w:rPr>
-          <w:lang w:eastAsia="zh-TW"/>
-        </w:rPr>
-      </w:pPr>
-      <w:r>
-        <w:rPr>
-          <w:rFonts w:hint="eastAsia"/>
-          <w:lang w:eastAsia="zh-TW"/>
-        </w:rPr>
-        <w:t xml:space="preserve">6.3 100% </w:t>
-      </w:r>
-      <w:r>
-        <w:rPr>
-          <w:rFonts w:hint="eastAsia"/>
-          <w:lang w:eastAsia="zh-TW"/>
-        </w:rPr>
-        <w:t>忠於原文零幻覺「四大結構標題」歸類演算法</w:t>
-      </w:r>
-      <w:r>
-        <w:rPr>
-          <w:rFonts w:hint="eastAsia"/>
-          <w:lang w:eastAsia="zh-TW"/>
-        </w:rPr>
-        <w:t xml:space="preserve"> (categorize_paragraphs)</w:t>
-      </w:r>
-    </w:p>
-    <w:p>
-      <w:pPr>
-        <w:jc w:val="both"/>
-        <w:rPr>
-          <w:rFonts w:ascii="微軟正黑體" w:eastAsia="微軟正黑體" w:hAnsi="微軟正黑體"/>
-          <w:lang w:eastAsia="zh-TW"/>
-        </w:rPr>
-      </w:pPr>
-      <w:r>
-        <w:rPr>
-          <w:rFonts w:ascii="微軟正黑體" w:eastAsia="微軟正黑體" w:hAnsi="微軟正黑體" w:hint="eastAsia"/>
-          <w:lang w:eastAsia="zh-TW"/>
-        </w:rPr>
-        <w:t>抓取到的真實段落透過關鍵字辨識演算法，自動歸類為四大固定結構標題：</w:t>
-      </w:r>
-    </w:p>
-    <w:p>
-      <w:pPr>
-        <w:jc w:val="both"/>
-        <w:rPr>
-          <w:rFonts w:ascii="微軟正黑體" w:eastAsia="微軟正黑體" w:hAnsi="微軟正黑體"/>
-          <w:lang w:eastAsia="zh-TW"/>
-        </w:rPr>
-      </w:pPr>
-      <w:r>
-        <w:rPr>
-          <w:rFonts w:ascii="微軟正黑體" w:eastAsia="微軟正黑體" w:hAnsi="微軟正黑體" w:hint="eastAsia"/>
-          <w:lang w:eastAsia="zh-TW"/>
-        </w:rPr>
-        <w:t>一、 核心背景與報導概要 （事件起因與總體摘要）</w:t>
-      </w:r>
-      <w:r>
-        <w:rPr>
-          <w:rFonts w:ascii="微軟正黑體" w:eastAsia="微軟正黑體" w:hAnsi="微軟正黑體"/>
-          <w:lang w:eastAsia="zh-TW"/>
-        </w:rPr>
-        <w:br/>
-      </w:r>
-      <w:r>
-        <w:rPr>
-          <w:rFonts w:ascii="微軟正黑體" w:eastAsia="微軟正黑體" w:hAnsi="微軟正黑體" w:hint="eastAsia"/>
-          <w:lang w:eastAsia="zh-TW"/>
-        </w:rPr>
-        <w:t>二、</w:t>
-      </w:r>
-      <w:r>
-        <w:rPr>
-          <w:rFonts w:ascii="微軟正黑體" w:eastAsia="微軟正黑體" w:hAnsi="微軟正黑體"/>
-          <w:lang w:eastAsia="zh-TW"/>
-        </w:rPr>
-        <w:t xml:space="preserve"> </w:t>
-      </w:r>
-      <w:r>
-        <w:rPr>
-          <w:rFonts w:ascii="微軟正黑體" w:eastAsia="微軟正黑體" w:hAnsi="微軟正黑體" w:hint="eastAsia"/>
-          <w:lang w:eastAsia="zh-TW"/>
-        </w:rPr>
-        <w:t>關鍵技術與產品細節</w:t>
-      </w:r>
-      <w:r>
-        <w:rPr>
-          <w:rFonts w:ascii="微軟正黑體" w:eastAsia="微軟正黑體" w:hAnsi="微軟正黑體"/>
-          <w:lang w:eastAsia="zh-TW"/>
-        </w:rPr>
-        <w:t xml:space="preserve"> </w:t>
-      </w:r>
-      <w:r>
-        <w:rPr>
-          <w:rFonts w:ascii="微軟正黑體" w:eastAsia="微軟正黑體" w:hAnsi="微軟正黑體" w:hint="eastAsia"/>
-          <w:lang w:eastAsia="zh-TW"/>
-        </w:rPr>
-        <w:t>（包含</w:t>
-      </w:r>
-      <w:r>
-        <w:rPr>
-          <w:rFonts w:ascii="微軟正黑體" w:eastAsia="微軟正黑體" w:hAnsi="微軟正黑體"/>
-          <w:lang w:eastAsia="zh-TW"/>
-        </w:rPr>
-        <w:t xml:space="preserve"> AI </w:t>
-      </w:r>
-      <w:r>
-        <w:rPr>
-          <w:rFonts w:ascii="微軟正黑體" w:eastAsia="微軟正黑體" w:hAnsi="微軟正黑體" w:hint="eastAsia"/>
-          <w:lang w:eastAsia="zh-TW"/>
-        </w:rPr>
-        <w:t>模型、晶片、軟硬體架構）</w:t>
-      </w:r>
-      <w:r>
-        <w:rPr>
-          <w:rFonts w:ascii="微軟正黑體" w:eastAsia="微軟正黑體" w:hAnsi="微軟正黑體"/>
-          <w:lang w:eastAsia="zh-TW"/>
-        </w:rPr>
-        <w:br/>
-      </w:r>
-      <w:r>
-        <w:rPr>
-          <w:rFonts w:ascii="微軟正黑體" w:eastAsia="微軟正黑體" w:hAnsi="微軟正黑體" w:hint="eastAsia"/>
-          <w:lang w:eastAsia="zh-TW"/>
-        </w:rPr>
-        <w:t>三、 營運數據與市場動態 （包含 財務數字、交車量、良率、營收、毛利）</w:t>
-      </w:r>
-      <w:r>
-        <w:rPr>
-          <w:rFonts w:ascii="微軟正黑體" w:eastAsia="微軟正黑體" w:hAnsi="微軟正黑體"/>
-          <w:lang w:eastAsia="zh-TW"/>
-        </w:rPr>
-        <w:br/>
-      </w:r>
-      <w:r>
-        <w:rPr>
-          <w:rFonts w:ascii="微軟正黑體" w:eastAsia="微軟正黑體" w:hAnsi="微軟正黑體" w:hint="eastAsia"/>
-          <w:lang w:eastAsia="zh-TW"/>
-        </w:rPr>
-        <w:t>四、</w:t>
-      </w:r>
-      <w:r>
-        <w:rPr>
-          <w:rFonts w:ascii="微軟正黑體" w:eastAsia="微軟正黑體" w:hAnsi="微軟正黑體"/>
-          <w:lang w:eastAsia="zh-TW"/>
-        </w:rPr>
-        <w:t xml:space="preserve"> </w:t>
-      </w:r>
-      <w:r>
-        <w:rPr>
-          <w:rFonts w:ascii="微軟正黑體" w:eastAsia="微軟正黑體" w:hAnsi="微軟正黑體" w:hint="eastAsia"/>
-          <w:lang w:eastAsia="zh-TW"/>
-        </w:rPr>
-        <w:t>戰略佈局與產業展望</w:t>
-      </w:r>
-      <w:r>
-        <w:rPr>
-          <w:rFonts w:ascii="微軟正黑體" w:eastAsia="微軟正黑體" w:hAnsi="微軟正黑體"/>
-          <w:lang w:eastAsia="zh-TW"/>
-        </w:rPr>
-        <w:t xml:space="preserve"> </w:t>
-      </w:r>
-      <w:r>
-        <w:rPr>
-          <w:rFonts w:ascii="微軟正黑體" w:eastAsia="微軟正黑體" w:hAnsi="微軟正黑體" w:hint="eastAsia"/>
-          <w:lang w:eastAsia="zh-TW"/>
-        </w:rPr>
-        <w:t>（包含</w:t>
-      </w:r>
-      <w:r>
-        <w:rPr>
-          <w:rFonts w:ascii="微軟正黑體" w:eastAsia="微軟正黑體" w:hAnsi="微軟正黑體"/>
-          <w:lang w:eastAsia="zh-TW"/>
-        </w:rPr>
-        <w:t xml:space="preserve"> </w:t>
-      </w:r>
-      <w:r>
-        <w:rPr>
-          <w:rFonts w:ascii="微軟正黑體" w:eastAsia="微軟正黑體" w:hAnsi="微軟正黑體" w:hint="eastAsia"/>
-          <w:lang w:eastAsia="zh-TW"/>
-        </w:rPr>
-        <w:t>長遠佈局、合作廠房、供應鏈規劃）</w:t>
-      </w:r>
-    </w:p>
-    <w:p>
-      <w:pPr>
-        <w:jc w:val="both"/>
-        <w:rPr>
-          <w:rFonts w:ascii="微軟正黑體" w:eastAsia="微軟正黑體" w:hAnsi="微軟正黑體"/>
-          <w:lang w:eastAsia="zh-TW"/>
-        </w:rPr>
-      </w:pPr>
-      <w:r>
-        <w:rPr>
-          <w:rFonts w:ascii="微軟正黑體" w:eastAsia="微軟正黑體" w:hAnsi="微軟正黑體" w:hint="eastAsia"/>
-          <w:lang w:eastAsia="zh-TW"/>
-        </w:rPr>
-        <w:t>無模板贅字規範：全面移除</w:t>
-      </w:r>
-      <w:r>
-        <w:rPr>
-          <w:rFonts w:ascii="微軟正黑體" w:eastAsia="微軟正黑體" w:hAnsi="微軟正黑體"/>
-          <w:lang w:eastAsia="zh-TW"/>
-        </w:rPr>
-        <w:t xml:space="preserve"> ... </w:t>
-      </w:r>
-      <w:r>
-        <w:rPr>
-          <w:rFonts w:ascii="微軟正黑體" w:eastAsia="微軟正黑體" w:hAnsi="微軟正黑體" w:hint="eastAsia"/>
-          <w:lang w:eastAsia="zh-TW"/>
-        </w:rPr>
-        <w:t>摘錄自《</w:t>
-      </w:r>
-      <w:r>
-        <w:rPr>
-          <w:rFonts w:ascii="微軟正黑體" w:eastAsia="微軟正黑體" w:hAnsi="微軟正黑體"/>
-          <w:lang w:eastAsia="zh-TW"/>
-        </w:rPr>
-        <w:t>...</w:t>
-      </w:r>
-      <w:r>
-        <w:rPr>
-          <w:rFonts w:ascii="微軟正黑體" w:eastAsia="微軟正黑體" w:hAnsi="微軟正黑體" w:hint="eastAsia"/>
-          <w:lang w:eastAsia="zh-TW"/>
-        </w:rPr>
-        <w:t>》全文，提供</w:t>
-      </w:r>
-      <w:r>
-        <w:rPr>
-          <w:rFonts w:ascii="微軟正黑體" w:eastAsia="微軟正黑體" w:hAnsi="微軟正黑體"/>
-          <w:lang w:eastAsia="zh-TW"/>
-        </w:rPr>
-        <w:t xml:space="preserve">... </w:t>
-      </w:r>
-      <w:r>
-        <w:rPr>
-          <w:rFonts w:ascii="微軟正黑體" w:eastAsia="微軟正黑體" w:hAnsi="微軟正黑體" w:hint="eastAsia"/>
-          <w:lang w:eastAsia="zh-TW"/>
-        </w:rPr>
-        <w:t>等機械式模板字眼，確保閱讀筆記乾淨順暢。</w:t>
-      </w:r>
-    </w:p>
-    <w:p>
-      <w:pPr>
-        <w:pStyle w:val="31"/>
-        <w:jc w:val="both"/>
-        <w:rPr>
-          <w:lang w:eastAsia="zh-TW"/>
-        </w:rPr>
-      </w:pPr>
-      <w:r>
-        <w:rPr>
-          <w:rFonts w:hint="eastAsia"/>
-          <w:lang w:eastAsia="zh-TW"/>
-        </w:rPr>
-        <w:t xml:space="preserve">6.4 </w:t>
-      </w:r>
-      <w:r>
-        <w:rPr>
-          <w:rFonts w:hint="eastAsia"/>
-          <w:lang w:eastAsia="zh-TW"/>
-        </w:rPr>
-        <w:t>當期動態重點速覽提煉機制</w:t>
-      </w:r>
-      <w:r>
-        <w:rPr>
-          <w:rFonts w:hint="eastAsia"/>
-          <w:lang w:eastAsia="zh-TW"/>
-        </w:rPr>
-        <w:t xml:space="preserve"> (generate_dynamic_takeaways)</w:t>
-      </w:r>
-    </w:p>
-    <w:p>
-      <w:pPr>
-        <w:jc w:val="both"/>
-        <w:rPr>
-          <w:rFonts w:ascii="微軟正黑體" w:eastAsia="微軟正黑體" w:hAnsi="微軟正黑體"/>
-          <w:lang w:eastAsia="zh-TW"/>
-        </w:rPr>
-      </w:pPr>
-      <w:r>
-        <w:rPr>
-          <w:rFonts w:ascii="微軟正黑體" w:eastAsia="微軟正黑體" w:hAnsi="微軟正黑體"/>
-          <w:lang w:eastAsia="zh-TW"/>
-        </w:rPr>
-        <w:t xml:space="preserve">Hero </w:t>
-      </w:r>
-      <w:r>
-        <w:rPr>
-          <w:rFonts w:ascii="微軟正黑體" w:eastAsia="微軟正黑體" w:hAnsi="微軟正黑體" w:hint="eastAsia"/>
-          <w:lang w:eastAsia="zh-TW"/>
-        </w:rPr>
-        <w:t>區塊的</w:t>
-      </w:r>
-      <w:r>
-        <w:rPr>
-          <w:rFonts w:ascii="微軟正黑體" w:eastAsia="微軟正黑體" w:hAnsi="微軟正黑體"/>
-          <w:lang w:eastAsia="zh-TW"/>
-        </w:rPr>
-        <w:t xml:space="preserve"> </w:t>
-      </w:r>
-      <w:r>
-        <w:rPr>
-          <w:rFonts w:ascii="Segoe UI Emoji" w:eastAsia="微軟正黑體" w:hAnsi="Segoe UI Emoji" w:cs="Segoe UI Emoji"/>
-          <w:lang w:eastAsia="zh-TW"/>
-        </w:rPr>
-        <w:t>📖</w:t>
-      </w:r>
-      <w:r>
-        <w:rPr>
-          <w:rFonts w:ascii="微軟正黑體" w:eastAsia="微軟正黑體" w:hAnsi="微軟正黑體"/>
-          <w:lang w:eastAsia="zh-TW"/>
-        </w:rPr>
-        <w:t xml:space="preserve"> </w:t>
-      </w:r>
-      <w:r>
-        <w:rPr>
-          <w:rFonts w:ascii="微軟正黑體" w:eastAsia="微軟正黑體" w:hAnsi="微軟正黑體" w:hint="eastAsia"/>
-          <w:lang w:eastAsia="zh-TW"/>
-        </w:rPr>
-        <w:t>本期導讀與重點速覽</w:t>
-      </w:r>
-      <w:r>
-        <w:rPr>
-          <w:rFonts w:ascii="微軟正黑體" w:eastAsia="微軟正黑體" w:hAnsi="微軟正黑體"/>
-          <w:lang w:eastAsia="zh-TW"/>
-        </w:rPr>
-        <w:t xml:space="preserve"> </w:t>
-      </w:r>
-      <w:r>
-        <w:rPr>
-          <w:rFonts w:ascii="微軟正黑體" w:eastAsia="微軟正黑體" w:hAnsi="微軟正黑體" w:hint="eastAsia"/>
-          <w:lang w:eastAsia="zh-TW"/>
-        </w:rPr>
-        <w:t>下方三大</w:t>
-      </w:r>
-      <w:r>
-        <w:rPr>
-          <w:rFonts w:ascii="微軟正黑體" w:eastAsia="微軟正黑體" w:hAnsi="微軟正黑體"/>
-          <w:lang w:eastAsia="zh-TW"/>
-        </w:rPr>
-        <w:t xml:space="preserve"> Takeaway </w:t>
-      </w:r>
-      <w:r>
-        <w:rPr>
-          <w:rFonts w:ascii="微軟正黑體" w:eastAsia="微軟正黑體" w:hAnsi="微軟正黑體" w:hint="eastAsia"/>
-          <w:lang w:eastAsia="zh-TW"/>
-        </w:rPr>
-        <w:t>卡片，全面摒棄固定靜態文字，改為自動根據</w:t>
-      </w:r>
-      <w:r>
-        <w:rPr>
-          <w:rFonts w:ascii="微軟正黑體" w:eastAsia="微軟正黑體" w:hAnsi="微軟正黑體"/>
-          <w:lang w:eastAsia="zh-TW"/>
-        </w:rPr>
-        <w:t xml:space="preserve"> Top 6 </w:t>
-      </w:r>
-      <w:r>
-        <w:rPr>
-          <w:rFonts w:ascii="微軟正黑體" w:eastAsia="微軟正黑體" w:hAnsi="微軟正黑體" w:hint="eastAsia"/>
-          <w:lang w:eastAsia="zh-TW"/>
-        </w:rPr>
-        <w:t>案例的真實標題與技術亮點動態提煉：</w:t>
-      </w:r>
-    </w:p>
-    <w:p>
-      <w:pPr>
-        <w:jc w:val="both"/>
-        <w:rPr>
-          <w:rFonts w:ascii="微軟正黑體" w:eastAsia="微軟正黑體" w:hAnsi="微軟正黑體"/>
-          <w:lang w:eastAsia="zh-TW"/>
-        </w:rPr>
-      </w:pPr>
-      <w:r>
-        <w:rPr>
-          <w:rFonts w:ascii="微軟正黑體" w:eastAsia="微軟正黑體" w:hAnsi="微軟正黑體" w:hint="eastAsia"/>
-          <w:lang w:eastAsia="zh-TW"/>
-        </w:rPr>
-        <w:t>① 核心技術與防護進展：提煉案例 1-2 的核心技術。</w:t>
-      </w:r>
-    </w:p>
-    <w:p>
-      <w:pPr>
-        <w:jc w:val="both"/>
-        <w:rPr>
-          <w:rFonts w:ascii="微軟正黑體" w:eastAsia="微軟正黑體" w:hAnsi="微軟正黑體"/>
-          <w:lang w:eastAsia="zh-TW"/>
-        </w:rPr>
-      </w:pPr>
-      <w:r>
-        <w:rPr>
-          <w:rFonts w:ascii="微軟正黑體" w:eastAsia="微軟正黑體" w:hAnsi="微軟正黑體" w:hint="eastAsia"/>
-          <w:lang w:eastAsia="zh-TW"/>
-        </w:rPr>
-        <w:t>②</w:t>
-      </w:r>
-      <w:r>
-        <w:rPr>
-          <w:rFonts w:ascii="微軟正黑體" w:eastAsia="微軟正黑體" w:hAnsi="微軟正黑體"/>
-          <w:lang w:eastAsia="zh-TW"/>
-        </w:rPr>
-        <w:t xml:space="preserve"> </w:t>
-      </w:r>
-      <w:r>
-        <w:rPr>
-          <w:rFonts w:ascii="微軟正黑體" w:eastAsia="微軟正黑體" w:hAnsi="微軟正黑體" w:hint="eastAsia"/>
-          <w:lang w:eastAsia="zh-TW"/>
-        </w:rPr>
-        <w:t>實體場景與落地應用：提煉案例</w:t>
-      </w:r>
-      <w:r>
-        <w:rPr>
-          <w:rFonts w:ascii="微軟正黑體" w:eastAsia="微軟正黑體" w:hAnsi="微軟正黑體"/>
-          <w:lang w:eastAsia="zh-TW"/>
-        </w:rPr>
-        <w:t xml:space="preserve"> 3-4 </w:t>
-      </w:r>
-      <w:r>
-        <w:rPr>
-          <w:rFonts w:ascii="微軟正黑體" w:eastAsia="微軟正黑體" w:hAnsi="微軟正黑體" w:hint="eastAsia"/>
-          <w:lang w:eastAsia="zh-TW"/>
-        </w:rPr>
-        <w:t>的邊緣</w:t>
-      </w:r>
-      <w:r>
-        <w:rPr>
-          <w:rFonts w:ascii="微軟正黑體" w:eastAsia="微軟正黑體" w:hAnsi="微軟正黑體"/>
-          <w:lang w:eastAsia="zh-TW"/>
-        </w:rPr>
-        <w:t>/</w:t>
-      </w:r>
-      <w:r>
-        <w:rPr>
-          <w:rFonts w:ascii="微軟正黑體" w:eastAsia="微軟正黑體" w:hAnsi="微軟正黑體" w:hint="eastAsia"/>
-          <w:lang w:eastAsia="zh-TW"/>
-        </w:rPr>
-        <w:t>實體落地應用。</w:t>
-      </w:r>
-    </w:p>
-    <w:p>
-      <w:pPr>
-        <w:jc w:val="both"/>
-        <w:rPr>
-          <w:rFonts w:ascii="微軟正黑體" w:eastAsia="微軟正黑體" w:hAnsi="微軟正黑體"/>
-          <w:lang w:eastAsia="zh-TW"/>
-        </w:rPr>
-      </w:pPr>
-      <w:r>
-        <w:rPr>
-          <w:rFonts w:ascii="微軟正黑體" w:eastAsia="微軟正黑體" w:hAnsi="微軟正黑體" w:hint="eastAsia"/>
-          <w:lang w:eastAsia="zh-TW"/>
-        </w:rPr>
-        <w:t>③</w:t>
-      </w:r>
-      <w:r>
-        <w:rPr>
-          <w:rFonts w:ascii="微軟正黑體" w:eastAsia="微軟正黑體" w:hAnsi="微軟正黑體"/>
-          <w:lang w:eastAsia="zh-TW"/>
-        </w:rPr>
-        <w:t xml:space="preserve"> </w:t>
-      </w:r>
-      <w:r>
-        <w:rPr>
-          <w:rFonts w:ascii="微軟正黑體" w:eastAsia="微軟正黑體" w:hAnsi="微軟正黑體" w:hint="eastAsia"/>
-          <w:lang w:eastAsia="zh-TW"/>
-        </w:rPr>
-        <w:t>產業佈局與效益評估：提煉案例</w:t>
-      </w:r>
-      <w:r>
-        <w:rPr>
-          <w:rFonts w:ascii="微軟正黑體" w:eastAsia="微軟正黑體" w:hAnsi="微軟正黑體"/>
-          <w:lang w:eastAsia="zh-TW"/>
-        </w:rPr>
-        <w:t xml:space="preserve"> 5-6 </w:t>
-      </w:r>
-      <w:r>
-        <w:rPr>
-          <w:rFonts w:ascii="微軟正黑體" w:eastAsia="微軟正黑體" w:hAnsi="微軟正黑體" w:hint="eastAsia"/>
-          <w:lang w:eastAsia="zh-TW"/>
-        </w:rPr>
-        <w:t>的</w:t>
-      </w:r>
-      <w:r>
-        <w:rPr>
-          <w:rFonts w:ascii="微軟正黑體" w:eastAsia="微軟正黑體" w:hAnsi="微軟正黑體"/>
-          <w:lang w:eastAsia="zh-TW"/>
-        </w:rPr>
-        <w:t xml:space="preserve"> ROI </w:t>
-      </w:r>
-      <w:r>
-        <w:rPr>
-          <w:rFonts w:ascii="微軟正黑體" w:eastAsia="微軟正黑體" w:hAnsi="微軟正黑體" w:hint="eastAsia"/>
-          <w:lang w:eastAsia="zh-TW"/>
-        </w:rPr>
-        <w:t>與戰略步驟。</w:t>
-      </w:r>
-    </w:p>
-    <w:p>
-      <w:pPr>
-        <w:jc w:val="both"/>
-        <w:rPr>
-          <w:rFonts w:ascii="微軟正黑體" w:eastAsia="微軟正黑體" w:hAnsi="微軟正黑體"/>
-          <w:lang w:eastAsia="zh-TW"/>
-        </w:rPr>
-      </w:pPr>
-      <w:r>
-        <w:rPr>
-          <w:rFonts w:ascii="微軟正黑體" w:eastAsia="微軟正黑體" w:hAnsi="微軟正黑體" w:hint="eastAsia"/>
-          <w:lang w:eastAsia="zh-TW"/>
-        </w:rPr>
-        <w:t>6.5 Acelia 雜誌/SaaS 前端視覺規格</w:t>
-      </w:r>
-    </w:p>
-    <w:p>
-      <w:pPr>
-        <w:jc w:val="both"/>
-        <w:rPr>
-          <w:rFonts w:ascii="微軟正黑體" w:eastAsia="微軟正黑體" w:hAnsi="微軟正黑體"/>
-          <w:lang w:eastAsia="zh-TW"/>
-        </w:rPr>
-      </w:pPr>
-      <w:r>
-        <w:rPr>
-          <w:rFonts w:ascii="微軟正黑體" w:eastAsia="微軟正黑體" w:hAnsi="微軟正黑體" w:hint="eastAsia"/>
-          <w:lang w:eastAsia="zh-TW"/>
-        </w:rPr>
-        <w:t>全版面文字雙邊對齊 (Justified Text Standard)：前端 CSS (newsletter.css) 針對導讀段落 (.lead-in-card p)、重點速覽 (.highlight-item p)、案例摘要 (.case-summary) 及 Modal 筆記 (#modal-digest-box) 統一套用 text-align: justify;。</w:t>
-      </w:r>
-    </w:p>
-    <w:p>
-      <w:pPr>
-        <w:jc w:val="both"/>
-        <w:rPr>
-          <w:rFonts w:ascii="微軟正黑體" w:eastAsia="微軟正黑體" w:hAnsi="微軟正黑體"/>
-          <w:lang w:eastAsia="zh-TW"/>
-        </w:rPr>
-      </w:pPr>
-      <w:r>
-        <w:rPr>
-          <w:rFonts w:ascii="微軟正黑體" w:eastAsia="微軟正黑體" w:hAnsi="微軟正黑體" w:hint="eastAsia"/>
-          <w:lang w:eastAsia="zh-TW"/>
-        </w:rPr>
-        <w:t>雙軌互動體驗：</w:t>
-      </w:r>
-    </w:p>
-    <w:p>
-      <w:pPr>
-        <w:jc w:val="both"/>
-        <w:rPr>
-          <w:rFonts w:ascii="微軟正黑體" w:eastAsia="微軟正黑體" w:hAnsi="微軟正黑體"/>
-          <w:lang w:eastAsia="zh-TW"/>
-        </w:rPr>
-      </w:pPr>
-      <w:r>
-        <w:rPr>
-          <w:rFonts w:ascii="微軟正黑體" w:eastAsia="微軟正黑體" w:hAnsi="微軟正黑體" w:hint="eastAsia"/>
-          <w:lang w:eastAsia="zh-TW"/>
-        </w:rPr>
-        <w:t>按鈕</w:t>
-      </w:r>
-      <w:r>
-        <w:rPr>
-          <w:rFonts w:ascii="微軟正黑體" w:eastAsia="微軟正黑體" w:hAnsi="微軟正黑體"/>
-          <w:lang w:eastAsia="zh-TW"/>
-        </w:rPr>
-        <w:t xml:space="preserve"> 1</w:t>
-      </w:r>
-      <w:r>
-        <w:rPr>
-          <w:rFonts w:ascii="微軟正黑體" w:eastAsia="微軟正黑體" w:hAnsi="微軟正黑體" w:hint="eastAsia"/>
-          <w:lang w:eastAsia="zh-TW"/>
-        </w:rPr>
-        <w:t>：</w:t>
-      </w:r>
-      <w:r>
-        <w:rPr>
-          <w:rFonts w:ascii="Segoe UI Emoji" w:eastAsia="微軟正黑體" w:hAnsi="Segoe UI Emoji" w:cs="Segoe UI Emoji"/>
-          <w:lang w:eastAsia="zh-TW"/>
-        </w:rPr>
-        <w:t>📖</w:t>
-      </w:r>
-      <w:r>
-        <w:rPr>
-          <w:rFonts w:ascii="微軟正黑體" w:eastAsia="微軟正黑體" w:hAnsi="微軟正黑體"/>
-          <w:lang w:eastAsia="zh-TW"/>
-        </w:rPr>
-        <w:t xml:space="preserve"> </w:t>
-      </w:r>
-      <w:r>
-        <w:rPr>
-          <w:rFonts w:ascii="微軟正黑體" w:eastAsia="微軟正黑體" w:hAnsi="微軟正黑體" w:hint="eastAsia"/>
-          <w:lang w:eastAsia="zh-TW"/>
-        </w:rPr>
-        <w:t>細讀實務案例</w:t>
-      </w:r>
-      <w:r>
-        <w:rPr>
-          <w:rFonts w:ascii="微軟正黑體" w:eastAsia="微軟正黑體" w:hAnsi="微軟正黑體"/>
-          <w:lang w:eastAsia="zh-TW"/>
-        </w:rPr>
-        <w:t xml:space="preserve"> </w:t>
-      </w:r>
-      <w:r>
-        <w:rPr>
-          <w:rFonts w:ascii="Segoe UI Symbol" w:eastAsia="微軟正黑體" w:hAnsi="Segoe UI Symbol" w:cs="Segoe UI Symbol"/>
-          <w:lang w:eastAsia="zh-TW"/>
-        </w:rPr>
-        <w:t>➔</w:t>
-      </w:r>
-      <w:r>
-        <w:rPr>
-          <w:rFonts w:ascii="微軟正黑體" w:eastAsia="微軟正黑體" w:hAnsi="微軟正黑體"/>
-          <w:lang w:eastAsia="zh-TW"/>
-        </w:rPr>
-        <w:t xml:space="preserve"> </w:t>
-      </w:r>
-      <w:r>
-        <w:rPr>
-          <w:rFonts w:ascii="微軟正黑體" w:eastAsia="微軟正黑體" w:hAnsi="微軟正黑體" w:hint="eastAsia"/>
-          <w:lang w:eastAsia="zh-TW"/>
-        </w:rPr>
-        <w:t>觸發</w:t>
-      </w:r>
-      <w:r>
-        <w:rPr>
-          <w:rFonts w:ascii="微軟正黑體" w:eastAsia="微軟正黑體" w:hAnsi="微軟正黑體"/>
-          <w:lang w:eastAsia="zh-TW"/>
-        </w:rPr>
-        <w:t xml:space="preserve"> Modal Drawer </w:t>
-      </w:r>
-      <w:r>
-        <w:rPr>
-          <w:rFonts w:ascii="微軟正黑體" w:eastAsia="微軟正黑體" w:hAnsi="微軟正黑體" w:hint="eastAsia"/>
-          <w:lang w:eastAsia="zh-TW"/>
-        </w:rPr>
-        <w:t>彈窗，展示</w:t>
-      </w:r>
-      <w:r>
-        <w:rPr>
-          <w:rFonts w:ascii="微軟正黑體" w:eastAsia="微軟正黑體" w:hAnsi="微軟正黑體"/>
-          <w:lang w:eastAsia="zh-TW"/>
-        </w:rPr>
-        <w:t xml:space="preserve"> 100% </w:t>
-      </w:r>
-      <w:r>
-        <w:rPr>
-          <w:rFonts w:ascii="微軟正黑體" w:eastAsia="微軟正黑體" w:hAnsi="微軟正黑體" w:hint="eastAsia"/>
-          <w:lang w:eastAsia="zh-TW"/>
-        </w:rPr>
-        <w:t>原文四大結構閱讀筆記。</w:t>
-      </w:r>
-    </w:p>
-    <w:p>
-      <w:pPr>
-        <w:jc w:val="both"/>
-        <w:rPr>
-          <w:rFonts w:ascii="微軟正黑體" w:eastAsia="微軟正黑體" w:hAnsi="微軟正黑體"/>
-          <w:lang w:eastAsia="zh-TW"/>
-        </w:rPr>
-      </w:pPr>
-      <w:r>
-        <w:rPr>
-          <w:rFonts w:ascii="微軟正黑體" w:eastAsia="微軟正黑體" w:hAnsi="微軟正黑體" w:hint="eastAsia"/>
-          <w:lang w:eastAsia="zh-TW"/>
-        </w:rPr>
-        <w:lastRenderedPageBreak/>
-        <w:t>按鈕</w:t>
-      </w:r>
-      <w:r>
-        <w:rPr>
-          <w:rFonts w:ascii="微軟正黑體" w:eastAsia="微軟正黑體" w:hAnsi="微軟正黑體"/>
-          <w:lang w:eastAsia="zh-TW"/>
-        </w:rPr>
-        <w:t xml:space="preserve"> 2</w:t>
-      </w:r>
-      <w:r>
-        <w:rPr>
-          <w:rFonts w:ascii="微軟正黑體" w:eastAsia="微軟正黑體" w:hAnsi="微軟正黑體" w:hint="eastAsia"/>
-          <w:lang w:eastAsia="zh-TW"/>
-        </w:rPr>
-        <w:t>：</w:t>
-      </w:r>
-      <w:r>
-        <w:rPr>
-          <w:rFonts w:ascii="Segoe UI Emoji" w:eastAsia="微軟正黑體" w:hAnsi="Segoe UI Emoji" w:cs="Segoe UI Emoji"/>
-          <w:lang w:eastAsia="zh-TW"/>
-        </w:rPr>
-        <w:t>🔗</w:t>
-      </w:r>
-      <w:r>
-        <w:rPr>
-          <w:rFonts w:ascii="微軟正黑體" w:eastAsia="微軟正黑體" w:hAnsi="微軟正黑體"/>
-          <w:lang w:eastAsia="zh-TW"/>
-        </w:rPr>
-        <w:t xml:space="preserve"> </w:t>
-      </w:r>
-      <w:r>
-        <w:rPr>
-          <w:rFonts w:ascii="微軟正黑體" w:eastAsia="微軟正黑體" w:hAnsi="微軟正黑體" w:hint="eastAsia"/>
-          <w:lang w:eastAsia="zh-TW"/>
-        </w:rPr>
-        <w:t>閱讀新聞原文</w:t>
-      </w:r>
-      <w:r>
-        <w:rPr>
-          <w:rFonts w:ascii="微軟正黑體" w:eastAsia="微軟正黑體" w:hAnsi="微軟正黑體"/>
-          <w:lang w:eastAsia="zh-TW"/>
-        </w:rPr>
-        <w:t xml:space="preserve"> </w:t>
-      </w:r>
-      <w:r>
-        <w:rPr>
-          <w:rFonts w:ascii="Segoe UI Symbol" w:eastAsia="微軟正黑體" w:hAnsi="Segoe UI Symbol" w:cs="Segoe UI Symbol"/>
-          <w:lang w:eastAsia="zh-TW"/>
-        </w:rPr>
-        <w:t>➔</w:t>
-      </w:r>
-      <w:r>
-        <w:rPr>
-          <w:rFonts w:ascii="微軟正黑體" w:eastAsia="微軟正黑體" w:hAnsi="微軟正黑體"/>
-          <w:lang w:eastAsia="zh-TW"/>
-        </w:rPr>
-        <w:t xml:space="preserve"> </w:t>
-      </w:r>
-      <w:r>
-        <w:rPr>
-          <w:rFonts w:ascii="微軟正黑體" w:eastAsia="微軟正黑體" w:hAnsi="微軟正黑體" w:hint="eastAsia"/>
-          <w:lang w:eastAsia="zh-TW"/>
-        </w:rPr>
-        <w:t>開啟新分頁直達原始報導網頁。</w:t>
-      </w:r>
-    </w:p>
-    <w:p>
-      <w:pPr>
-        <w:jc w:val="both"/>
-        <w:rPr>
-          <w:rFonts w:ascii="微軟正黑體" w:eastAsia="微軟正黑體" w:hAnsi="微軟正黑體"/>
-          <w:lang w:eastAsia="zh-TW"/>
-        </w:rPr>
-      </w:pPr>
-    </w:p>
-    <w:p>
-      <w:pPr>
-        <w:pStyle w:val="31"/>
-        <w:jc w:val="both"/>
-        <w:rPr>
-          <w:lang w:eastAsia="zh-TW"/>
-        </w:rPr>
-      </w:pPr>
-      <w:r>
-        <w:rPr>
-          <w:lang w:eastAsia="zh-TW"/>
-        </w:rPr>
-        <w:t>6.</w:t>
-      </w:r>
-      <w:r>
-        <w:rPr>
-          <w:rFonts w:ascii="微軟正黑體" w:eastAsia="微軟正黑體" w:hAnsi="微軟正黑體" w:cs="微軟正黑體" w:hint="eastAsia"/>
-          <w:lang w:eastAsia="zh-TW"/>
-        </w:rPr>
-        <w:t>5</w:t>
-      </w:r>
-      <w:r>
-        <w:rPr>
-          <w:lang w:eastAsia="zh-TW"/>
-        </w:rPr>
-        <w:t xml:space="preserve"> </w:t>
-      </w:r>
-      <w:r>
-        <w:rPr>
-          <w:lang w:eastAsia="zh-TW"/>
-        </w:rPr>
-        <w:t>自動歸檔</w:t>
-      </w:r>
-      <w:r>
-        <w:rPr>
-          <w:lang w:eastAsia="zh-TW"/>
-        </w:rPr>
-        <w:t>(stage3_archive_engine.py)</w:t>
-      </w:r>
-    </w:p>
-    <w:p>
-      <w:pPr>
-        <w:jc w:val="both"/>
-        <w:rPr>
-          <w:rFonts w:ascii="微軟正黑體" w:eastAsia="微軟正黑體" w:hAnsi="微軟正黑體"/>
-        </w:rPr>
-      </w:pPr>
-      <w:r>
-        <w:rPr>
-          <w:rFonts w:ascii="微軟正黑體" w:eastAsia="微軟正黑體" w:hAnsi="微軟正黑體"/>
-          <w:color w:val="334155"/>
-        </w:rPr>
-        <w:t xml:space="preserve">每次執行自動於 archives/ 建立獨立期數資料夾 (archives/Issue_{期數}_{日期}_{主題}/)，完整複製 HTML, CSS, JS, Excel 報告與 JSON 案例，並自動生成 CSS/JS </w:t>
-      </w:r>
-      <w:r>
-        <w:rPr>
-          <w:rFonts w:ascii="微軟正黑體" w:eastAsia="微軟正黑體" w:hAnsi="微軟正黑體" w:cs="微軟正黑體" w:hint="eastAsia"/>
-          <w:color w:val="334155"/>
-        </w:rPr>
-        <w:t>內</w:t>
-      </w:r>
-      <w:r>
-        <w:rPr>
-          <w:rFonts w:ascii="微軟正黑體" w:eastAsia="微軟正黑體" w:hAnsi="微軟正黑體" w:cs="MS Mincho" w:hint="eastAsia"/>
-          <w:color w:val="334155"/>
-        </w:rPr>
-        <w:t>嵌之離線單檔</w:t>
-      </w:r>
-      <w:r>
-        <w:rPr>
-          <w:rFonts w:ascii="微軟正黑體" w:eastAsia="微軟正黑體" w:hAnsi="微軟正黑體"/>
-          <w:color w:val="334155"/>
-        </w:rPr>
-        <w:t xml:space="preserve"> standalone_newsletter.html。</w:t>
-      </w:r>
-    </w:p>
-    <w:p>
-      <w:pPr>
-        <w:pStyle w:val="21"/>
-        <w:jc w:val="both"/>
-        <w:rPr>
-          <w:sz w:val="22"/>
-          <w:szCs w:val="22"/>
-        </w:rPr>
-      </w:pPr>
-      <w:r>
-        <w:rPr>
-          <w:rFonts w:hint="eastAsia"/>
-          <w:sz w:val="22"/>
-          <w:szCs w:val="22"/>
-          <w:lang w:eastAsia="zh-TW"/>
-        </w:rPr>
-        <w:t>七</w:t>
-      </w:r>
-      <w:r>
-        <w:rPr>
-          <w:sz w:val="22"/>
-          <w:szCs w:val="22"/>
-        </w:rPr>
-        <w:t>、</w:t>
-      </w:r>
-      <w:r>
-        <w:rPr>
-          <w:sz w:val="22"/>
-          <w:szCs w:val="22"/>
-        </w:rPr>
-        <w:t xml:space="preserve"> </w:t>
-      </w:r>
-      <w:r>
-        <w:rPr>
-          <w:sz w:val="22"/>
-          <w:szCs w:val="22"/>
-        </w:rPr>
-        <w:t>系統操作指令手冊</w:t>
-      </w:r>
+        <w:rPr>
+          <w:rFonts w:ascii="微軟正黑體" w:eastAsia="微軟正黑體" w:hAnsi="微軟正黑體"/>
+          <w:lang w:eastAsia="zh-TW"/>
+        </w:rPr>
+      </w:pPr>
     </w:p>
     <w:p>
       <w:pPr>
@@ -4238,26 +3071,17 @@
           <w:ilvl w:val="0"/>
           <w:numId w:val="9"/>
         </w:numPr>
-        <w:jc w:val="both"/>
-        <w:rPr>
-          <w:rFonts w:ascii="微軟正黑體" w:eastAsia="微軟正黑體" w:hAnsi="微軟正黑體"/>
-          <w:color w:val="1E293B"/>
-        </w:rPr>
-      </w:pPr>
-      <w:r>
-        <w:rPr>
-          <w:rFonts w:ascii="微軟正黑體" w:eastAsia="微軟正黑體" w:hAnsi="微軟正黑體"/>
-          <w:color w:val="1E293B"/>
-        </w:rPr>
-        <w:t>手動執行 Stage 1 增量新聞抓取</w:t>
-      </w:r>
-      <w:r>
-        <w:rPr>
-          <w:rFonts w:ascii="微軟正黑體" w:eastAsia="微軟正黑體" w:hAnsi="微軟正黑體"/>
-          <w:color w:val="1E293B"/>
-        </w:rPr>
-        <w:br/>
-        <w:t>.venv\Scripts\python.exe stage1_news_fetcher.py</w:t>
+        <w:rPr>
+          <w:rFonts w:ascii="微軟正黑體" w:eastAsia="微軟正黑體" w:hAnsi="微軟正黑體"/>
+          <w:lang w:eastAsia="zh-TW"/>
+        </w:rPr>
+      </w:pPr>
+      <w:r>
+        <w:rPr>
+          <w:rFonts w:ascii="微軟正黑體" w:eastAsia="微軟正黑體" w:hAnsi="微軟正黑體" w:hint="eastAsia"/>
+          <w:lang w:eastAsia="zh-TW"/>
+        </w:rPr>
+        <w:t>Google News RSS 轉址解碼：引進 googlenewsdecoder (new_decoderv1) 將 news.google.com 轉址連結還原為原始新聞媒體真實 URL。</w:t>
       </w:r>
     </w:p>
     <w:p>
@@ -4267,54 +3091,923 @@
           <w:ilvl w:val="0"/>
           <w:numId w:val="9"/>
         </w:numPr>
-        <w:jc w:val="both"/>
-        <w:rPr>
-          <w:rFonts w:ascii="微軟正黑體" w:eastAsia="微軟正黑體" w:hAnsi="微軟正黑體"/>
-          <w:color w:val="1E293B"/>
-        </w:rPr>
-      </w:pPr>
-      <w:r>
-        <w:rPr>
-          <w:rFonts w:ascii="微軟正黑體" w:eastAsia="微軟正黑體" w:hAnsi="微軟正黑體"/>
-          <w:color w:val="1E293B"/>
-        </w:rPr>
-        <w:t xml:space="preserve"> 執行主管道 (Stage 2 </w:t>
+        <w:rPr>
+          <w:rFonts w:ascii="微軟正黑體" w:eastAsia="微軟正黑體" w:hAnsi="微軟正黑體"/>
+          <w:lang w:eastAsia="zh-TW"/>
+        </w:rPr>
+      </w:pPr>
+      <w:r>
+        <w:rPr>
+          <w:rFonts w:ascii="微軟正黑體" w:eastAsia="微軟正黑體" w:hAnsi="微軟正黑體"/>
+          <w:lang w:eastAsia="zh-TW"/>
+        </w:rPr>
+        <w:t xml:space="preserve">HTTP </w:t>
+      </w:r>
+      <w:r>
+        <w:rPr>
+          <w:rFonts w:ascii="微軟正黑體" w:eastAsia="微軟正黑體" w:hAnsi="微軟正黑體" w:hint="eastAsia"/>
+          <w:lang w:eastAsia="zh-TW"/>
+        </w:rPr>
+        <w:t>內文抓取與雜訊過濾：使用</w:t>
+      </w:r>
+      <w:r>
+        <w:rPr>
+          <w:rFonts w:ascii="微軟正黑體" w:eastAsia="微軟正黑體" w:hAnsi="微軟正黑體"/>
+          <w:lang w:eastAsia="zh-TW"/>
+        </w:rPr>
+        <w:t xml:space="preserve"> urllib.request </w:t>
+      </w:r>
+      <w:r>
+        <w:rPr>
+          <w:rFonts w:ascii="微軟正黑體" w:eastAsia="微軟正黑體" w:hAnsi="微軟正黑體" w:hint="eastAsia"/>
+          <w:lang w:eastAsia="zh-TW"/>
+        </w:rPr>
+        <w:t>發起</w:t>
+      </w:r>
+      <w:r>
+        <w:rPr>
+          <w:rFonts w:ascii="微軟正黑體" w:eastAsia="微軟正黑體" w:hAnsi="微軟正黑體"/>
+          <w:lang w:eastAsia="zh-TW"/>
+        </w:rPr>
+        <w:t xml:space="preserve"> HTTP </w:t>
+      </w:r>
+      <w:r>
+        <w:rPr>
+          <w:rFonts w:ascii="微軟正黑體" w:eastAsia="微軟正黑體" w:hAnsi="微軟正黑體" w:hint="eastAsia"/>
+          <w:lang w:eastAsia="zh-TW"/>
+        </w:rPr>
+        <w:t>請求，解析</w:t>
+      </w:r>
+      <w:r>
+        <w:rPr>
+          <w:rFonts w:ascii="微軟正黑體" w:eastAsia="微軟正黑體" w:hAnsi="微軟正黑體"/>
+          <w:lang w:eastAsia="zh-TW"/>
+        </w:rPr>
+        <w:t xml:space="preserve"> HTML &lt;p&gt; </w:t>
+      </w:r>
+      <w:r>
+        <w:rPr>
+          <w:rFonts w:ascii="微軟正黑體" w:eastAsia="微軟正黑體" w:hAnsi="微軟正黑體" w:hint="eastAsia"/>
+          <w:lang w:eastAsia="zh-TW"/>
+        </w:rPr>
+        <w:t>標籤，過濾</w:t>
+      </w:r>
+      <w:r>
+        <w:rPr>
+          <w:rFonts w:ascii="微軟正黑體" w:eastAsia="微軟正黑體" w:hAnsi="微軟正黑體"/>
+          <w:lang w:eastAsia="zh-TW"/>
+        </w:rPr>
+        <w:t xml:space="preserve"> Cookie </w:t>
+      </w:r>
+      <w:r>
+        <w:rPr>
+          <w:rFonts w:ascii="微軟正黑體" w:eastAsia="微軟正黑體" w:hAnsi="微軟正黑體" w:hint="eastAsia"/>
+          <w:lang w:eastAsia="zh-TW"/>
+        </w:rPr>
+        <w:t>政策、廣告與社群宣告。</w:t>
+      </w:r>
+    </w:p>
+    <w:p>
+      <w:pPr>
+        <w:pStyle w:val="31"/>
+        <w:rPr>
+          <w:lang w:eastAsia="zh-TW"/>
+        </w:rPr>
+      </w:pPr>
+      <w:r>
+        <w:rPr>
+          <w:rFonts w:hint="eastAsia"/>
+          <w:lang w:eastAsia="zh-TW"/>
+        </w:rPr>
+        <w:t xml:space="preserve">6.3 100% </w:t>
+      </w:r>
+      <w:r>
+        <w:rPr>
+          <w:rFonts w:hint="eastAsia"/>
+          <w:lang w:eastAsia="zh-TW"/>
+        </w:rPr>
+        <w:t>忠於原文零幻覺「四大結構標題」歸類演算法</w:t>
+      </w:r>
+      <w:r>
+        <w:rPr>
+          <w:rFonts w:hint="eastAsia"/>
+          <w:lang w:eastAsia="zh-TW"/>
+        </w:rPr>
+        <w:t xml:space="preserve"> (categorize_paragraphs)</w:t>
+      </w:r>
+    </w:p>
+    <w:p>
+      <w:pPr>
+        <w:rPr>
+          <w:rFonts w:ascii="微軟正黑體" w:eastAsia="微軟正黑體" w:hAnsi="微軟正黑體"/>
+          <w:lang w:eastAsia="zh-TW"/>
+        </w:rPr>
+      </w:pPr>
+      <w:r>
+        <w:rPr>
+          <w:rFonts w:ascii="微軟正黑體" w:eastAsia="微軟正黑體" w:hAnsi="微軟正黑體" w:hint="eastAsia"/>
+          <w:lang w:eastAsia="zh-TW"/>
+        </w:rPr>
+        <w:t>抓取到的真實段落透過關鍵字辨識演算法，自動歸類為四大固定結構標題：</w:t>
+      </w:r>
+    </w:p>
+    <w:p>
+      <w:pPr>
+        <w:rPr>
+          <w:rFonts w:ascii="微軟正黑體" w:eastAsia="微軟正黑體" w:hAnsi="微軟正黑體"/>
+          <w:lang w:eastAsia="zh-TW"/>
+        </w:rPr>
+      </w:pPr>
+      <w:r>
+        <w:rPr>
+          <w:rFonts w:ascii="微軟正黑體" w:eastAsia="微軟正黑體" w:hAnsi="微軟正黑體" w:hint="eastAsia"/>
+          <w:lang w:eastAsia="zh-TW"/>
+        </w:rPr>
+        <w:t>一、 核心背景與報導概要 （事件起因與總體摘要）</w:t>
+      </w:r>
+      <w:r>
+        <w:rPr>
+          <w:rFonts w:ascii="微軟正黑體" w:eastAsia="微軟正黑體" w:hAnsi="微軟正黑體"/>
+          <w:lang w:eastAsia="zh-TW"/>
+        </w:rPr>
+        <w:br/>
+      </w:r>
+      <w:r>
+        <w:rPr>
+          <w:rFonts w:ascii="微軟正黑體" w:eastAsia="微軟正黑體" w:hAnsi="微軟正黑體" w:hint="eastAsia"/>
+          <w:lang w:eastAsia="zh-TW"/>
+        </w:rPr>
+        <w:t>二、</w:t>
+      </w:r>
+      <w:r>
+        <w:rPr>
+          <w:rFonts w:ascii="微軟正黑體" w:eastAsia="微軟正黑體" w:hAnsi="微軟正黑體"/>
+          <w:lang w:eastAsia="zh-TW"/>
+        </w:rPr>
+        <w:t xml:space="preserve"> </w:t>
+      </w:r>
+      <w:r>
+        <w:rPr>
+          <w:rFonts w:ascii="微軟正黑體" w:eastAsia="微軟正黑體" w:hAnsi="微軟正黑體" w:hint="eastAsia"/>
+          <w:lang w:eastAsia="zh-TW"/>
+        </w:rPr>
+        <w:t>關鍵技術與產品細節</w:t>
+      </w:r>
+      <w:r>
+        <w:rPr>
+          <w:rFonts w:ascii="微軟正黑體" w:eastAsia="微軟正黑體" w:hAnsi="微軟正黑體"/>
+          <w:lang w:eastAsia="zh-TW"/>
+        </w:rPr>
+        <w:t xml:space="preserve"> </w:t>
+      </w:r>
+      <w:r>
+        <w:rPr>
+          <w:rFonts w:ascii="微軟正黑體" w:eastAsia="微軟正黑體" w:hAnsi="微軟正黑體" w:hint="eastAsia"/>
+          <w:lang w:eastAsia="zh-TW"/>
+        </w:rPr>
+        <w:t>（包含</w:t>
+      </w:r>
+      <w:r>
+        <w:rPr>
+          <w:rFonts w:ascii="微軟正黑體" w:eastAsia="微軟正黑體" w:hAnsi="微軟正黑體"/>
+          <w:lang w:eastAsia="zh-TW"/>
+        </w:rPr>
+        <w:t xml:space="preserve"> AI </w:t>
+      </w:r>
+      <w:r>
+        <w:rPr>
+          <w:rFonts w:ascii="微軟正黑體" w:eastAsia="微軟正黑體" w:hAnsi="微軟正黑體" w:hint="eastAsia"/>
+          <w:lang w:eastAsia="zh-TW"/>
+        </w:rPr>
+        <w:t>模型、晶片、軟硬體架構）</w:t>
+      </w:r>
+      <w:r>
+        <w:rPr>
+          <w:rFonts w:ascii="微軟正黑體" w:eastAsia="微軟正黑體" w:hAnsi="微軟正黑體"/>
+          <w:lang w:eastAsia="zh-TW"/>
+        </w:rPr>
+        <w:br/>
+      </w:r>
+      <w:r>
+        <w:rPr>
+          <w:rFonts w:ascii="微軟正黑體" w:eastAsia="微軟正黑體" w:hAnsi="微軟正黑體" w:hint="eastAsia"/>
+          <w:lang w:eastAsia="zh-TW"/>
+        </w:rPr>
+        <w:t>三、 營運數據與市場動態 （包含 財務數字、交車量、良率、營收、毛利）</w:t>
+      </w:r>
+      <w:r>
+        <w:rPr>
+          <w:rFonts w:ascii="微軟正黑體" w:eastAsia="微軟正黑體" w:hAnsi="微軟正黑體"/>
+          <w:lang w:eastAsia="zh-TW"/>
+        </w:rPr>
+        <w:br/>
+      </w:r>
+      <w:r>
+        <w:rPr>
+          <w:rFonts w:ascii="微軟正黑體" w:eastAsia="微軟正黑體" w:hAnsi="微軟正黑體" w:hint="eastAsia"/>
+          <w:lang w:eastAsia="zh-TW"/>
+        </w:rPr>
+        <w:t>四、</w:t>
+      </w:r>
+      <w:r>
+        <w:rPr>
+          <w:rFonts w:ascii="微軟正黑體" w:eastAsia="微軟正黑體" w:hAnsi="微軟正黑體"/>
+          <w:lang w:eastAsia="zh-TW"/>
+        </w:rPr>
+        <w:t xml:space="preserve"> </w:t>
+      </w:r>
+      <w:r>
+        <w:rPr>
+          <w:rFonts w:ascii="微軟正黑體" w:eastAsia="微軟正黑體" w:hAnsi="微軟正黑體" w:hint="eastAsia"/>
+          <w:lang w:eastAsia="zh-TW"/>
+        </w:rPr>
+        <w:t>戰略佈局與產業展望</w:t>
+      </w:r>
+      <w:r>
+        <w:rPr>
+          <w:rFonts w:ascii="微軟正黑體" w:eastAsia="微軟正黑體" w:hAnsi="微軟正黑體"/>
+          <w:lang w:eastAsia="zh-TW"/>
+        </w:rPr>
+        <w:t xml:space="preserve"> </w:t>
+      </w:r>
+      <w:r>
+        <w:rPr>
+          <w:rFonts w:ascii="微軟正黑體" w:eastAsia="微軟正黑體" w:hAnsi="微軟正黑體" w:hint="eastAsia"/>
+          <w:lang w:eastAsia="zh-TW"/>
+        </w:rPr>
+        <w:t>（包含</w:t>
+      </w:r>
+      <w:r>
+        <w:rPr>
+          <w:rFonts w:ascii="微軟正黑體" w:eastAsia="微軟正黑體" w:hAnsi="微軟正黑體"/>
+          <w:lang w:eastAsia="zh-TW"/>
+        </w:rPr>
+        <w:t xml:space="preserve"> </w:t>
+      </w:r>
+      <w:r>
+        <w:rPr>
+          <w:rFonts w:ascii="微軟正黑體" w:eastAsia="微軟正黑體" w:hAnsi="微軟正黑體" w:hint="eastAsia"/>
+          <w:lang w:eastAsia="zh-TW"/>
+        </w:rPr>
+        <w:t>長遠佈局、合作廠房、供應鏈規劃）</w:t>
+      </w:r>
+    </w:p>
+    <w:p>
+      <w:pPr>
+        <w:rPr>
+          <w:rFonts w:ascii="微軟正黑體" w:eastAsia="微軟正黑體" w:hAnsi="微軟正黑體"/>
+          <w:lang w:eastAsia="zh-TW"/>
+        </w:rPr>
+      </w:pPr>
+      <w:r>
+        <w:rPr>
+          <w:rFonts w:ascii="微軟正黑體" w:eastAsia="微軟正黑體" w:hAnsi="微軟正黑體" w:hint="eastAsia"/>
+          <w:lang w:eastAsia="zh-TW"/>
+        </w:rPr>
+        <w:t>無模板贅字規範：全面移除</w:t>
+      </w:r>
+      <w:r>
+        <w:rPr>
+          <w:rFonts w:ascii="微軟正黑體" w:eastAsia="微軟正黑體" w:hAnsi="微軟正黑體"/>
+          <w:lang w:eastAsia="zh-TW"/>
+        </w:rPr>
+        <w:t xml:space="preserve"> ... </w:t>
+      </w:r>
+      <w:r>
+        <w:rPr>
+          <w:rFonts w:ascii="微軟正黑體" w:eastAsia="微軟正黑體" w:hAnsi="微軟正黑體" w:hint="eastAsia"/>
+          <w:lang w:eastAsia="zh-TW"/>
+        </w:rPr>
+        <w:t>摘錄自《</w:t>
+      </w:r>
+      <w:r>
+        <w:rPr>
+          <w:rFonts w:ascii="微軟正黑體" w:eastAsia="微軟正黑體" w:hAnsi="微軟正黑體"/>
+          <w:lang w:eastAsia="zh-TW"/>
+        </w:rPr>
+        <w:t>...</w:t>
+      </w:r>
+      <w:r>
+        <w:rPr>
+          <w:rFonts w:ascii="微軟正黑體" w:eastAsia="微軟正黑體" w:hAnsi="微軟正黑體" w:hint="eastAsia"/>
+          <w:lang w:eastAsia="zh-TW"/>
+        </w:rPr>
+        <w:t>》全文，提供</w:t>
+      </w:r>
+      <w:r>
+        <w:rPr>
+          <w:rFonts w:ascii="微軟正黑體" w:eastAsia="微軟正黑體" w:hAnsi="微軟正黑體"/>
+          <w:lang w:eastAsia="zh-TW"/>
+        </w:rPr>
+        <w:t xml:space="preserve">... </w:t>
+      </w:r>
+      <w:r>
+        <w:rPr>
+          <w:rFonts w:ascii="微軟正黑體" w:eastAsia="微軟正黑體" w:hAnsi="微軟正黑體" w:hint="eastAsia"/>
+          <w:lang w:eastAsia="zh-TW"/>
+        </w:rPr>
+        <w:t>等機械式模板字眼，確保閱讀筆記乾淨順暢。</w:t>
+      </w:r>
+    </w:p>
+    <w:p>
+      <w:pPr>
+        <w:pStyle w:val="31"/>
+        <w:rPr>
+          <w:lang w:eastAsia="zh-TW"/>
+        </w:rPr>
+      </w:pPr>
+      <w:r>
+        <w:rPr>
+          <w:rFonts w:hint="eastAsia"/>
+          <w:lang w:eastAsia="zh-TW"/>
+        </w:rPr>
+        <w:t xml:space="preserve">6.4 </w:t>
+      </w:r>
+      <w:r>
+        <w:rPr>
+          <w:rFonts w:hint="eastAsia"/>
+          <w:lang w:eastAsia="zh-TW"/>
+        </w:rPr>
+        <w:t>當期動態重點速覽提煉機制</w:t>
+      </w:r>
+      <w:r>
+        <w:rPr>
+          <w:rFonts w:hint="eastAsia"/>
+          <w:lang w:eastAsia="zh-TW"/>
+        </w:rPr>
+        <w:t xml:space="preserve"> (generate_dynamic_takeaways)</w:t>
+      </w:r>
+    </w:p>
+    <w:p>
+      <w:pPr>
+        <w:rPr>
+          <w:rFonts w:ascii="微軟正黑體" w:eastAsia="微軟正黑體" w:hAnsi="微軟正黑體"/>
+          <w:lang w:eastAsia="zh-TW"/>
+        </w:rPr>
+      </w:pPr>
+      <w:r>
+        <w:rPr>
+          <w:rFonts w:ascii="微軟正黑體" w:eastAsia="微軟正黑體" w:hAnsi="微軟正黑體"/>
+          <w:lang w:eastAsia="zh-TW"/>
+        </w:rPr>
+        <w:t xml:space="preserve">Hero </w:t>
+      </w:r>
+      <w:r>
+        <w:rPr>
+          <w:rFonts w:ascii="微軟正黑體" w:eastAsia="微軟正黑體" w:hAnsi="微軟正黑體" w:hint="eastAsia"/>
+          <w:lang w:eastAsia="zh-TW"/>
+        </w:rPr>
+        <w:t>區塊的</w:t>
+      </w:r>
+      <w:r>
+        <w:rPr>
+          <w:rFonts w:ascii="微軟正黑體" w:eastAsia="微軟正黑體" w:hAnsi="微軟正黑體"/>
+          <w:lang w:eastAsia="zh-TW"/>
+        </w:rPr>
+        <w:t xml:space="preserve"> </w:t>
+      </w:r>
+      <w:r>
+        <w:rPr>
+          <w:rFonts w:ascii="Segoe UI Emoji" w:eastAsia="微軟正黑體" w:hAnsi="Segoe UI Emoji" w:cs="Segoe UI Emoji"/>
+          <w:lang w:eastAsia="zh-TW"/>
+        </w:rPr>
+        <w:t>📖</w:t>
+      </w:r>
+      <w:r>
+        <w:rPr>
+          <w:rFonts w:ascii="微軟正黑體" w:eastAsia="微軟正黑體" w:hAnsi="微軟正黑體"/>
+          <w:lang w:eastAsia="zh-TW"/>
+        </w:rPr>
+        <w:t xml:space="preserve"> </w:t>
+      </w:r>
+      <w:r>
+        <w:rPr>
+          <w:rFonts w:ascii="微軟正黑體" w:eastAsia="微軟正黑體" w:hAnsi="微軟正黑體" w:hint="eastAsia"/>
+          <w:lang w:eastAsia="zh-TW"/>
+        </w:rPr>
+        <w:t>本期導讀與重點速覽</w:t>
+      </w:r>
+      <w:r>
+        <w:rPr>
+          <w:rFonts w:ascii="微軟正黑體" w:eastAsia="微軟正黑體" w:hAnsi="微軟正黑體"/>
+          <w:lang w:eastAsia="zh-TW"/>
+        </w:rPr>
+        <w:t xml:space="preserve"> </w:t>
+      </w:r>
+      <w:r>
+        <w:rPr>
+          <w:rFonts w:ascii="微軟正黑體" w:eastAsia="微軟正黑體" w:hAnsi="微軟正黑體" w:hint="eastAsia"/>
+          <w:lang w:eastAsia="zh-TW"/>
+        </w:rPr>
+        <w:t>下方三大</w:t>
+      </w:r>
+      <w:r>
+        <w:rPr>
+          <w:rFonts w:ascii="微軟正黑體" w:eastAsia="微軟正黑體" w:hAnsi="微軟正黑體"/>
+          <w:lang w:eastAsia="zh-TW"/>
+        </w:rPr>
+        <w:t xml:space="preserve"> Takeaway </w:t>
+      </w:r>
+      <w:r>
+        <w:rPr>
+          <w:rFonts w:ascii="微軟正黑體" w:eastAsia="微軟正黑體" w:hAnsi="微軟正黑體" w:hint="eastAsia"/>
+          <w:lang w:eastAsia="zh-TW"/>
+        </w:rPr>
+        <w:t>卡片，全面摒棄固定靜態文字，改為自動根據</w:t>
+      </w:r>
+      <w:r>
+        <w:rPr>
+          <w:rFonts w:ascii="微軟正黑體" w:eastAsia="微軟正黑體" w:hAnsi="微軟正黑體"/>
+          <w:lang w:eastAsia="zh-TW"/>
+        </w:rPr>
+        <w:t xml:space="preserve"> Top 6 </w:t>
+      </w:r>
+      <w:r>
+        <w:rPr>
+          <w:rFonts w:ascii="微軟正黑體" w:eastAsia="微軟正黑體" w:hAnsi="微軟正黑體" w:hint="eastAsia"/>
+          <w:lang w:eastAsia="zh-TW"/>
+        </w:rPr>
+        <w:t>案例的真實標題與技術亮點動態提煉：</w:t>
+      </w:r>
+    </w:p>
+    <w:p>
+      <w:pPr>
+        <w:rPr>
+          <w:rFonts w:ascii="微軟正黑體" w:eastAsia="微軟正黑體" w:hAnsi="微軟正黑體"/>
+          <w:lang w:eastAsia="zh-TW"/>
+        </w:rPr>
+      </w:pPr>
+      <w:r>
+        <w:rPr>
+          <w:rFonts w:ascii="微軟正黑體" w:eastAsia="微軟正黑體" w:hAnsi="微軟正黑體" w:hint="eastAsia"/>
+          <w:lang w:eastAsia="zh-TW"/>
+        </w:rPr>
+        <w:t>① 核心技術與防護進展：提煉案例 1-2 的核心技術。</w:t>
+      </w:r>
+    </w:p>
+    <w:p>
+      <w:pPr>
+        <w:rPr>
+          <w:rFonts w:ascii="微軟正黑體" w:eastAsia="微軟正黑體" w:hAnsi="微軟正黑體"/>
+          <w:lang w:eastAsia="zh-TW"/>
+        </w:rPr>
+      </w:pPr>
+      <w:r>
+        <w:rPr>
+          <w:rFonts w:ascii="微軟正黑體" w:eastAsia="微軟正黑體" w:hAnsi="微軟正黑體" w:hint="eastAsia"/>
+          <w:lang w:eastAsia="zh-TW"/>
+        </w:rPr>
+        <w:t>②</w:t>
+      </w:r>
+      <w:r>
+        <w:rPr>
+          <w:rFonts w:ascii="微軟正黑體" w:eastAsia="微軟正黑體" w:hAnsi="微軟正黑體"/>
+          <w:lang w:eastAsia="zh-TW"/>
+        </w:rPr>
+        <w:t xml:space="preserve"> </w:t>
+      </w:r>
+      <w:r>
+        <w:rPr>
+          <w:rFonts w:ascii="微軟正黑體" w:eastAsia="微軟正黑體" w:hAnsi="微軟正黑體" w:hint="eastAsia"/>
+          <w:lang w:eastAsia="zh-TW"/>
+        </w:rPr>
+        <w:t>實體場景與落地應用：提煉案例</w:t>
+      </w:r>
+      <w:r>
+        <w:rPr>
+          <w:rFonts w:ascii="微軟正黑體" w:eastAsia="微軟正黑體" w:hAnsi="微軟正黑體"/>
+          <w:lang w:eastAsia="zh-TW"/>
+        </w:rPr>
+        <w:t xml:space="preserve"> 3-4 </w:t>
+      </w:r>
+      <w:r>
+        <w:rPr>
+          <w:rFonts w:ascii="微軟正黑體" w:eastAsia="微軟正黑體" w:hAnsi="微軟正黑體" w:hint="eastAsia"/>
+          <w:lang w:eastAsia="zh-TW"/>
+        </w:rPr>
+        <w:t>的邊緣</w:t>
+      </w:r>
+      <w:r>
+        <w:rPr>
+          <w:rFonts w:ascii="微軟正黑體" w:eastAsia="微軟正黑體" w:hAnsi="微軟正黑體"/>
+          <w:lang w:eastAsia="zh-TW"/>
+        </w:rPr>
+        <w:t>/</w:t>
+      </w:r>
+      <w:r>
+        <w:rPr>
+          <w:rFonts w:ascii="微軟正黑體" w:eastAsia="微軟正黑體" w:hAnsi="微軟正黑體" w:hint="eastAsia"/>
+          <w:lang w:eastAsia="zh-TW"/>
+        </w:rPr>
+        <w:t>實體落地應用。</w:t>
+      </w:r>
+    </w:p>
+    <w:p>
+      <w:pPr>
+        <w:rPr>
+          <w:rFonts w:ascii="微軟正黑體" w:eastAsia="微軟正黑體" w:hAnsi="微軟正黑體"/>
+          <w:lang w:eastAsia="zh-TW"/>
+        </w:rPr>
+      </w:pPr>
+      <w:r>
+        <w:rPr>
+          <w:rFonts w:ascii="微軟正黑體" w:eastAsia="微軟正黑體" w:hAnsi="微軟正黑體" w:hint="eastAsia"/>
+          <w:lang w:eastAsia="zh-TW"/>
+        </w:rPr>
+        <w:t>③</w:t>
+      </w:r>
+      <w:r>
+        <w:rPr>
+          <w:rFonts w:ascii="微軟正黑體" w:eastAsia="微軟正黑體" w:hAnsi="微軟正黑體"/>
+          <w:lang w:eastAsia="zh-TW"/>
+        </w:rPr>
+        <w:t xml:space="preserve"> </w:t>
+      </w:r>
+      <w:r>
+        <w:rPr>
+          <w:rFonts w:ascii="微軟正黑體" w:eastAsia="微軟正黑體" w:hAnsi="微軟正黑體" w:hint="eastAsia"/>
+          <w:lang w:eastAsia="zh-TW"/>
+        </w:rPr>
+        <w:t>產業佈局與效益評估：提煉案例</w:t>
+      </w:r>
+      <w:r>
+        <w:rPr>
+          <w:rFonts w:ascii="微軟正黑體" w:eastAsia="微軟正黑體" w:hAnsi="微軟正黑體"/>
+          <w:lang w:eastAsia="zh-TW"/>
+        </w:rPr>
+        <w:t xml:space="preserve"> 5-6 </w:t>
+      </w:r>
+      <w:r>
+        <w:rPr>
+          <w:rFonts w:ascii="微軟正黑體" w:eastAsia="微軟正黑體" w:hAnsi="微軟正黑體" w:hint="eastAsia"/>
+          <w:lang w:eastAsia="zh-TW"/>
+        </w:rPr>
+        <w:t>的</w:t>
+      </w:r>
+      <w:r>
+        <w:rPr>
+          <w:rFonts w:ascii="微軟正黑體" w:eastAsia="微軟正黑體" w:hAnsi="微軟正黑體"/>
+          <w:lang w:eastAsia="zh-TW"/>
+        </w:rPr>
+        <w:t xml:space="preserve"> ROI </w:t>
+      </w:r>
+      <w:r>
+        <w:rPr>
+          <w:rFonts w:ascii="微軟正黑體" w:eastAsia="微軟正黑體" w:hAnsi="微軟正黑體" w:hint="eastAsia"/>
+          <w:lang w:eastAsia="zh-TW"/>
+        </w:rPr>
+        <w:t>與戰略步驟。</w:t>
+      </w:r>
+    </w:p>
+    <w:p>
+      <w:pPr>
+        <w:rPr>
+          <w:rFonts w:ascii="微軟正黑體" w:eastAsia="微軟正黑體" w:hAnsi="微軟正黑體"/>
+          <w:lang w:eastAsia="zh-TW"/>
+        </w:rPr>
+      </w:pPr>
+      <w:r>
+        <w:rPr>
+          <w:rFonts w:ascii="微軟正黑體" w:eastAsia="微軟正黑體" w:hAnsi="微軟正黑體" w:hint="eastAsia"/>
+          <w:lang w:eastAsia="zh-TW"/>
+        </w:rPr>
+        <w:t>6.5 Acelia 雜誌/SaaS 前端視覺規格</w:t>
+      </w:r>
+    </w:p>
+    <w:p>
+      <w:pPr>
+        <w:rPr>
+          <w:rFonts w:ascii="微軟正黑體" w:eastAsia="微軟正黑體" w:hAnsi="微軟正黑體"/>
+          <w:lang w:eastAsia="zh-TW"/>
+        </w:rPr>
+      </w:pPr>
+      <w:r>
+        <w:rPr>
+          <w:rFonts w:ascii="微軟正黑體" w:eastAsia="微軟正黑體" w:hAnsi="微軟正黑體" w:hint="eastAsia"/>
+          <w:lang w:eastAsia="zh-TW"/>
+        </w:rPr>
+        <w:t>全版面文字雙邊對齊 (Justified Text Standard)：前端 CSS (newsletter.css) 針對導讀段落 (.lead-in-card p)、重點速覽 (.highlight-item p)、案例摘要 (.case-summary) 及 Modal 筆記 (#modal-digest-box) 統一套用 text-align: justify;。</w:t>
+      </w:r>
+    </w:p>
+    <w:p>
+      <w:pPr>
+        <w:rPr>
+          <w:rFonts w:ascii="微軟正黑體" w:eastAsia="微軟正黑體" w:hAnsi="微軟正黑體"/>
+          <w:lang w:eastAsia="zh-TW"/>
+        </w:rPr>
+      </w:pPr>
+      <w:r>
+        <w:rPr>
+          <w:rFonts w:ascii="微軟正黑體" w:eastAsia="微軟正黑體" w:hAnsi="微軟正黑體" w:hint="eastAsia"/>
+          <w:lang w:eastAsia="zh-TW"/>
+        </w:rPr>
+        <w:lastRenderedPageBreak/>
+        <w:t>雙軌互動體驗：</w:t>
+      </w:r>
+    </w:p>
+    <w:p>
+      <w:pPr>
+        <w:rPr>
+          <w:rFonts w:ascii="微軟正黑體" w:eastAsia="微軟正黑體" w:hAnsi="微軟正黑體"/>
+          <w:lang w:eastAsia="zh-TW"/>
+        </w:rPr>
+      </w:pPr>
+      <w:r>
+        <w:rPr>
+          <w:rFonts w:ascii="微軟正黑體" w:eastAsia="微軟正黑體" w:hAnsi="微軟正黑體" w:hint="eastAsia"/>
+          <w:lang w:eastAsia="zh-TW"/>
+        </w:rPr>
+        <w:t>按鈕</w:t>
+      </w:r>
+      <w:r>
+        <w:rPr>
+          <w:rFonts w:ascii="微軟正黑體" w:eastAsia="微軟正黑體" w:hAnsi="微軟正黑體"/>
+          <w:lang w:eastAsia="zh-TW"/>
+        </w:rPr>
+        <w:t xml:space="preserve"> 1</w:t>
+      </w:r>
+      <w:r>
+        <w:rPr>
+          <w:rFonts w:ascii="微軟正黑體" w:eastAsia="微軟正黑體" w:hAnsi="微軟正黑體" w:hint="eastAsia"/>
+          <w:lang w:eastAsia="zh-TW"/>
+        </w:rPr>
+        <w:t>：</w:t>
+      </w:r>
+      <w:r>
+        <w:rPr>
+          <w:rFonts w:ascii="Segoe UI Emoji" w:eastAsia="微軟正黑體" w:hAnsi="Segoe UI Emoji" w:cs="Segoe UI Emoji"/>
+          <w:lang w:eastAsia="zh-TW"/>
+        </w:rPr>
+        <w:t>📖</w:t>
+      </w:r>
+      <w:r>
+        <w:rPr>
+          <w:rFonts w:ascii="微軟正黑體" w:eastAsia="微軟正黑體" w:hAnsi="微軟正黑體"/>
+          <w:lang w:eastAsia="zh-TW"/>
+        </w:rPr>
+        <w:t xml:space="preserve"> </w:t>
+      </w:r>
+      <w:r>
+        <w:rPr>
+          <w:rFonts w:ascii="微軟正黑體" w:eastAsia="微軟正黑體" w:hAnsi="微軟正黑體" w:hint="eastAsia"/>
+          <w:lang w:eastAsia="zh-TW"/>
+        </w:rPr>
+        <w:t>細讀實務案例</w:t>
+      </w:r>
+      <w:r>
+        <w:rPr>
+          <w:rFonts w:ascii="微軟正黑體" w:eastAsia="微軟正黑體" w:hAnsi="微軟正黑體"/>
+          <w:lang w:eastAsia="zh-TW"/>
+        </w:rPr>
+        <w:t xml:space="preserve"> </w:t>
       </w:r>
       <w:r>
         <w:rPr>
           <w:rFonts w:ascii="Segoe UI Symbol" w:eastAsia="微軟正黑體" w:hAnsi="Segoe UI Symbol" w:cs="Segoe UI Symbol"/>
-          <w:color w:val="1E293B"/>
+          <w:lang w:eastAsia="zh-TW"/>
         </w:rPr>
         <w:t>➔</w:t>
       </w:r>
       <w:r>
         <w:rPr>
           <w:rFonts w:ascii="微軟正黑體" w:eastAsia="微軟正黑體" w:hAnsi="微軟正黑體"/>
-          <w:color w:val="1E293B"/>
-        </w:rPr>
-        <w:t xml:space="preserve"> Stage 3 </w:t>
+          <w:lang w:eastAsia="zh-TW"/>
+        </w:rPr>
+        <w:t xml:space="preserve"> </w:t>
+      </w:r>
+      <w:r>
+        <w:rPr>
+          <w:rFonts w:ascii="微軟正黑體" w:eastAsia="微軟正黑體" w:hAnsi="微軟正黑體" w:hint="eastAsia"/>
+          <w:lang w:eastAsia="zh-TW"/>
+        </w:rPr>
+        <w:t>觸發</w:t>
+      </w:r>
+      <w:r>
+        <w:rPr>
+          <w:rFonts w:ascii="微軟正黑體" w:eastAsia="微軟正黑體" w:hAnsi="微軟正黑體"/>
+          <w:lang w:eastAsia="zh-TW"/>
+        </w:rPr>
+        <w:t xml:space="preserve"> Modal Drawer </w:t>
+      </w:r>
+      <w:r>
+        <w:rPr>
+          <w:rFonts w:ascii="微軟正黑體" w:eastAsia="微軟正黑體" w:hAnsi="微軟正黑體" w:hint="eastAsia"/>
+          <w:lang w:eastAsia="zh-TW"/>
+        </w:rPr>
+        <w:t>彈窗，展示</w:t>
+      </w:r>
+      <w:r>
+        <w:rPr>
+          <w:rFonts w:ascii="微軟正黑體" w:eastAsia="微軟正黑體" w:hAnsi="微軟正黑體"/>
+          <w:lang w:eastAsia="zh-TW"/>
+        </w:rPr>
+        <w:t xml:space="preserve"> 100% </w:t>
+      </w:r>
+      <w:r>
+        <w:rPr>
+          <w:rFonts w:ascii="微軟正黑體" w:eastAsia="微軟正黑體" w:hAnsi="微軟正黑體" w:hint="eastAsia"/>
+          <w:lang w:eastAsia="zh-TW"/>
+        </w:rPr>
+        <w:t>原文四大結構閱讀筆記。</w:t>
+      </w:r>
+    </w:p>
+    <w:p>
+      <w:pPr>
+        <w:rPr>
+          <w:rFonts w:ascii="微軟正黑體" w:eastAsia="微軟正黑體" w:hAnsi="微軟正黑體"/>
+          <w:lang w:eastAsia="zh-TW"/>
+        </w:rPr>
+      </w:pPr>
+      <w:r>
+        <w:rPr>
+          <w:rFonts w:ascii="微軟正黑體" w:eastAsia="微軟正黑體" w:hAnsi="微軟正黑體" w:hint="eastAsia"/>
+          <w:lang w:eastAsia="zh-TW"/>
+        </w:rPr>
+        <w:t>按鈕</w:t>
+      </w:r>
+      <w:r>
+        <w:rPr>
+          <w:rFonts w:ascii="微軟正黑體" w:eastAsia="微軟正黑體" w:hAnsi="微軟正黑體"/>
+          <w:lang w:eastAsia="zh-TW"/>
+        </w:rPr>
+        <w:t xml:space="preserve"> 2</w:t>
+      </w:r>
+      <w:r>
+        <w:rPr>
+          <w:rFonts w:ascii="微軟正黑體" w:eastAsia="微軟正黑體" w:hAnsi="微軟正黑體" w:hint="eastAsia"/>
+          <w:lang w:eastAsia="zh-TW"/>
+        </w:rPr>
+        <w:t>：</w:t>
+      </w:r>
+      <w:r>
+        <w:rPr>
+          <w:rFonts w:ascii="Segoe UI Emoji" w:eastAsia="微軟正黑體" w:hAnsi="Segoe UI Emoji" w:cs="Segoe UI Emoji"/>
+          <w:lang w:eastAsia="zh-TW"/>
+        </w:rPr>
+        <w:t>🔗</w:t>
+      </w:r>
+      <w:r>
+        <w:rPr>
+          <w:rFonts w:ascii="微軟正黑體" w:eastAsia="微軟正黑體" w:hAnsi="微軟正黑體"/>
+          <w:lang w:eastAsia="zh-TW"/>
+        </w:rPr>
+        <w:t xml:space="preserve"> </w:t>
+      </w:r>
+      <w:r>
+        <w:rPr>
+          <w:rFonts w:ascii="微軟正黑體" w:eastAsia="微軟正黑體" w:hAnsi="微軟正黑體" w:hint="eastAsia"/>
+          <w:lang w:eastAsia="zh-TW"/>
+        </w:rPr>
+        <w:t>閱讀新聞原文</w:t>
+      </w:r>
+      <w:r>
+        <w:rPr>
+          <w:rFonts w:ascii="微軟正黑體" w:eastAsia="微軟正黑體" w:hAnsi="微軟正黑體"/>
+          <w:lang w:eastAsia="zh-TW"/>
+        </w:rPr>
+        <w:t xml:space="preserve"> </w:t>
       </w:r>
       <w:r>
         <w:rPr>
           <w:rFonts w:ascii="Segoe UI Symbol" w:eastAsia="微軟正黑體" w:hAnsi="Segoe UI Symbol" w:cs="Segoe UI Symbol"/>
-          <w:color w:val="1E293B"/>
+          <w:lang w:eastAsia="zh-TW"/>
         </w:rPr>
         <w:t>➔</w:t>
       </w:r>
       <w:r>
         <w:rPr>
           <w:rFonts w:ascii="微軟正黑體" w:eastAsia="微軟正黑體" w:hAnsi="微軟正黑體"/>
-          <w:color w:val="1E293B"/>
-        </w:rPr>
-        <w:t xml:space="preserve"> Stage 4 Archive Engine)</w:t>
-      </w:r>
-      <w:r>
-        <w:rPr>
-          <w:rFonts w:ascii="微軟正黑體" w:eastAsia="微軟正黑體" w:hAnsi="微軟正黑體"/>
-          <w:color w:val="1E293B"/>
-        </w:rPr>
-        <w:br/>
-        <w:t>.venv\Scripts\python.exe master_run_pipeline.py</w:t>
+          <w:lang w:eastAsia="zh-TW"/>
+        </w:rPr>
+        <w:t xml:space="preserve"> </w:t>
+      </w:r>
+      <w:r>
+        <w:rPr>
+          <w:rFonts w:ascii="微軟正黑體" w:eastAsia="微軟正黑體" w:hAnsi="微軟正黑體" w:hint="eastAsia"/>
+          <w:lang w:eastAsia="zh-TW"/>
+        </w:rPr>
+        <w:t>開啟新分頁直達原始報導網頁。</w:t>
+      </w:r>
+    </w:p>
+    <w:p>
+      <w:pPr>
+        <w:rPr>
+          <w:rFonts w:ascii="微軟正黑體" w:eastAsia="微軟正黑體" w:hAnsi="微軟正黑體"/>
+          <w:lang w:eastAsia="zh-TW"/>
+        </w:rPr>
+      </w:pPr>
+    </w:p>
+    <w:p>
+      <w:pPr>
+        <w:pStyle w:val="31"/>
+        <w:rPr>
+          <w:lang w:eastAsia="zh-TW"/>
+        </w:rPr>
+      </w:pPr>
+      <w:r>
+        <w:rPr>
+          <w:lang w:eastAsia="zh-TW"/>
+        </w:rPr>
+        <w:t>6.</w:t>
+      </w:r>
+      <w:r>
+        <w:rPr>
+          <w:rFonts w:ascii="微軟正黑體" w:eastAsia="微軟正黑體" w:hAnsi="微軟正黑體" w:cs="微軟正黑體" w:hint="eastAsia"/>
+          <w:lang w:eastAsia="zh-TW"/>
+        </w:rPr>
+        <w:t>5</w:t>
+      </w:r>
+      <w:r>
+        <w:rPr>
+          <w:lang w:eastAsia="zh-TW"/>
+        </w:rPr>
+        <w:t xml:space="preserve"> </w:t>
+      </w:r>
+      <w:r>
+        <w:rPr>
+          <w:lang w:eastAsia="zh-TW"/>
+        </w:rPr>
+        <w:t>自動歸檔</w:t>
+      </w:r>
+      <w:r>
+        <w:rPr>
+          <w:lang w:eastAsia="zh-TW"/>
+        </w:rPr>
+        <w:t>(stage3_archive_engine.py)</w:t>
+      </w:r>
+    </w:p>
+    <w:p>
+      <w:pPr>
+        <w:rPr>
+          <w:rFonts w:ascii="微軟正黑體" w:eastAsia="微軟正黑體" w:hAnsi="微軟正黑體"/>
+        </w:rPr>
+      </w:pPr>
+      <w:r>
+        <w:rPr>
+          <w:rFonts w:ascii="微軟正黑體" w:eastAsia="微軟正黑體" w:hAnsi="微軟正黑體"/>
+          <w:color w:val="334155"/>
+        </w:rPr>
+        <w:t xml:space="preserve">每次執行自動於 archives/ 建立獨立期數資料夾 (archives/Issue_{期數}_{日期}_{主題}/)，完整複製 HTML, CSS, JS, Excel 報告與 JSON 案例，並自動生成 CSS/JS </w:t>
+      </w:r>
+      <w:r>
+        <w:rPr>
+          <w:rFonts w:ascii="微軟正黑體" w:eastAsia="微軟正黑體" w:hAnsi="微軟正黑體" w:cs="微軟正黑體" w:hint="eastAsia"/>
+          <w:color w:val="334155"/>
+        </w:rPr>
+        <w:t>內</w:t>
+      </w:r>
+      <w:r>
+        <w:rPr>
+          <w:rFonts w:ascii="微軟正黑體" w:eastAsia="微軟正黑體" w:hAnsi="微軟正黑體" w:cs="MS Mincho" w:hint="eastAsia"/>
+          <w:color w:val="334155"/>
+        </w:rPr>
+        <w:t>嵌之離線單檔</w:t>
+      </w:r>
+      <w:r>
+        <w:rPr>
+          <w:rFonts w:ascii="微軟正黑體" w:eastAsia="微軟正黑體" w:hAnsi="微軟正黑體"/>
+          <w:color w:val="334155"/>
+        </w:rPr>
+        <w:t xml:space="preserve"> standalone_newsletter.html。</w:t>
+      </w:r>
+    </w:p>
+    <w:p>
+      <w:pPr>
+        <w:pStyle w:val="21"/>
+        <w:rPr>
+          <w:sz w:val="22"/>
+          <w:szCs w:val="22"/>
+        </w:rPr>
+      </w:pPr>
+      <w:r>
+        <w:rPr>
+          <w:rFonts w:hint="eastAsia"/>
+          <w:sz w:val="22"/>
+          <w:szCs w:val="22"/>
+          <w:lang w:eastAsia="zh-TW"/>
+        </w:rPr>
+        <w:t>七</w:t>
+      </w:r>
+      <w:r>
+        <w:rPr>
+          <w:sz w:val="22"/>
+          <w:szCs w:val="22"/>
+        </w:rPr>
+        <w:t>、</w:t>
+      </w:r>
+      <w:r>
+        <w:rPr>
+          <w:sz w:val="22"/>
+          <w:szCs w:val="22"/>
+        </w:rPr>
+        <w:t xml:space="preserve"> </w:t>
+      </w:r>
+      <w:r>
+        <w:rPr>
+          <w:sz w:val="22"/>
+          <w:szCs w:val="22"/>
+        </w:rPr>
+        <w:t>系統操作指令手冊</w:t>
       </w:r>
     </w:p>
     <w:p>
@@ -4322,9 +4015,92 @@
         <w:pStyle w:val="ae"/>
         <w:numPr>
           <w:ilvl w:val="0"/>
-          <w:numId w:val="9"/>
+          <w:numId w:val="8"/>
         </w:numPr>
-        <w:jc w:val="both"/>
+        <w:rPr>
+          <w:rFonts w:ascii="微軟正黑體" w:eastAsia="微軟正黑體" w:hAnsi="微軟正黑體"/>
+          <w:color w:val="1E293B"/>
+        </w:rPr>
+      </w:pPr>
+      <w:r>
+        <w:rPr>
+          <w:rFonts w:ascii="微軟正黑體" w:eastAsia="微軟正黑體" w:hAnsi="微軟正黑體"/>
+          <w:color w:val="1E293B"/>
+        </w:rPr>
+        <w:t>手動執行 Stage 1 增量新聞抓取</w:t>
+      </w:r>
+      <w:r>
+        <w:rPr>
+          <w:rFonts w:ascii="微軟正黑體" w:eastAsia="微軟正黑體" w:hAnsi="微軟正黑體"/>
+          <w:color w:val="1E293B"/>
+        </w:rPr>
+        <w:br/>
+        <w:t>.venv\Scripts\python.exe stage1_news_fetcher.py</w:t>
+      </w:r>
+    </w:p>
+    <w:p>
+      <w:pPr>
+        <w:pStyle w:val="ae"/>
+        <w:numPr>
+          <w:ilvl w:val="0"/>
+          <w:numId w:val="8"/>
+        </w:numPr>
+        <w:rPr>
+          <w:rFonts w:ascii="微軟正黑體" w:eastAsia="微軟正黑體" w:hAnsi="微軟正黑體"/>
+          <w:color w:val="1E293B"/>
+        </w:rPr>
+      </w:pPr>
+      <w:r>
+        <w:rPr>
+          <w:rFonts w:ascii="微軟正黑體" w:eastAsia="微軟正黑體" w:hAnsi="微軟正黑體"/>
+          <w:color w:val="1E293B"/>
+        </w:rPr>
+        <w:t xml:space="preserve"> 執行主管道 (Stage 2 </w:t>
+      </w:r>
+      <w:r>
+        <w:rPr>
+          <w:rFonts w:ascii="Segoe UI Symbol" w:eastAsia="微軟正黑體" w:hAnsi="Segoe UI Symbol" w:cs="Segoe UI Symbol"/>
+          <w:color w:val="1E293B"/>
+        </w:rPr>
+        <w:t>➔</w:t>
+      </w:r>
+      <w:r>
+        <w:rPr>
+          <w:rFonts w:ascii="微軟正黑體" w:eastAsia="微軟正黑體" w:hAnsi="微軟正黑體"/>
+          <w:color w:val="1E293B"/>
+        </w:rPr>
+        <w:t xml:space="preserve"> Stage 3 </w:t>
+      </w:r>
+      <w:r>
+        <w:rPr>
+          <w:rFonts w:ascii="Segoe UI Symbol" w:eastAsia="微軟正黑體" w:hAnsi="Segoe UI Symbol" w:cs="Segoe UI Symbol"/>
+          <w:color w:val="1E293B"/>
+        </w:rPr>
+        <w:t>➔</w:t>
+      </w:r>
+      <w:r>
+        <w:rPr>
+          <w:rFonts w:ascii="微軟正黑體" w:eastAsia="微軟正黑體" w:hAnsi="微軟正黑體"/>
+          <w:color w:val="1E293B"/>
+        </w:rPr>
+        <w:t xml:space="preserve"> Stage 4 Archive Engine)</w:t>
+      </w:r>
+      <w:r>
+        <w:rPr>
+          <w:rFonts w:ascii="微軟正黑體" w:eastAsia="微軟正黑體" w:hAnsi="微軟正黑體"/>
+          <w:color w:val="1E293B"/>
+        </w:rPr>
+        <w:br/>
+        <w:t>.venv\Scripts\python.exe master_run_pipeline.py</w:t>
+      </w:r>
+    </w:p>
+    <w:p>
+      <w:pPr>
+        <w:pStyle w:val="ae"/>
+        <w:numPr>
+          <w:ilvl w:val="0"/>
+          <w:numId w:val="8"/>
+        </w:numPr>
         <w:rPr>
           <w:rFonts w:ascii="微軟正黑體" w:eastAsia="微軟正黑體" w:hAnsi="微軟正黑體"/>
           <w:color w:val="1E293B"/>
@@ -4362,7 +4138,6 @@
     </w:p>
     <w:p>
       <w:pPr>
-        <w:jc w:val="both"/>
         <w:rPr>
           <w:rFonts w:ascii="微軟正黑體" w:eastAsia="微軟正黑體" w:hAnsi="微軟正黑體"/>
           <w:lang w:eastAsia="zh-TW"/>
@@ -4371,7 +4146,108 @@
     </w:p>
     <w:p>
       <w:pPr>
-        <w:jc w:val="both"/>
+        <w:rPr>
+          <w:rFonts w:ascii="微軟正黑體" w:eastAsia="微軟正黑體" w:hAnsi="微軟正黑體" w:hint="eastAsia"/>
+          <w:b/>
+          <w:bCs/>
+          <w:lang w:eastAsia="zh-TW"/>
+        </w:rPr>
+      </w:pPr>
+      <w:r>
+        <w:rPr>
+          <w:rFonts w:ascii="微軟正黑體" w:eastAsia="微軟正黑體" w:hAnsi="微軟正黑體" w:hint="eastAsia"/>
+          <w:lang w:eastAsia="zh-TW"/>
+        </w:rPr>
+        <w:t>目前電子報</w:t>
+      </w:r>
+      <w:r>
+        <w:rPr>
+          <w:rFonts w:ascii="微軟正黑體" w:eastAsia="微軟正黑體" w:hAnsi="微軟正黑體"/>
+          <w:b/>
+          <w:bCs/>
+          <w:highlight w:val="yellow"/>
+          <w:lang w:eastAsia="zh-TW"/>
+        </w:rPr>
+        <w:t>mode express</w:t>
+      </w:r>
+      <w:r>
+        <w:rPr>
+          <w:rFonts w:ascii="微軟正黑體" w:eastAsia="微軟正黑體" w:hAnsi="微軟正黑體" w:hint="eastAsia"/>
+          <w:b/>
+          <w:bCs/>
+          <w:highlight w:val="yellow"/>
+          <w:lang w:eastAsia="zh-TW"/>
+        </w:rPr>
+        <w:t>和</w:t>
+      </w:r>
+      <w:r>
+        <w:rPr>
+          <w:rFonts w:ascii="微軟正黑體" w:eastAsia="微軟正黑體" w:hAnsi="微軟正黑體" w:hint="eastAsia"/>
+          <w:b/>
+          <w:bCs/>
+          <w:lang w:eastAsia="zh-TW"/>
+        </w:rPr>
+        <w:t>mode theme</w:t>
+      </w:r>
+      <w:r>
+        <w:rPr>
+          <w:rFonts w:ascii="微軟正黑體" w:eastAsia="微軟正黑體" w:hAnsi="微軟正黑體" w:hint="eastAsia"/>
+          <w:b/>
+          <w:bCs/>
+          <w:highlight w:val="yellow"/>
+          <w:lang w:eastAsia="zh-TW"/>
+        </w:rPr>
+        <w:t>差別是？</w:t>
+      </w:r>
+    </w:p>
+    <w:p>
+      <w:pPr>
+        <w:rPr>
+          <w:rFonts w:ascii="微軟正黑體" w:eastAsia="微軟正黑體" w:hAnsi="微軟正黑體" w:hint="eastAsia"/>
+          <w:lang w:eastAsia="zh-TW"/>
+        </w:rPr>
+      </w:pPr>
+      <w:r>
+        <w:rPr>
+          <w:rFonts w:ascii="微軟正黑體" w:eastAsia="微軟正黑體" w:hAnsi="微軟正黑體" w:hint="eastAsia"/>
+          <w:b/>
+          <w:bCs/>
+          <w:highlight w:val="yellow"/>
+          <w:lang w:eastAsia="zh-TW"/>
+        </w:rPr>
+        <w:t>在</w:t>
+      </w:r>
+      <w:r>
+        <w:rPr>
+          <w:rFonts w:ascii="微軟正黑體" w:eastAsia="微軟正黑體" w:hAnsi="微軟正黑體" w:hint="eastAsia"/>
+          <w:b/>
+          <w:bCs/>
+          <w:lang w:eastAsia="zh-TW"/>
+        </w:rPr>
+        <w:t>mode</w:t>
+      </w:r>
+      <w:r>
+        <w:rPr>
+          <w:rFonts w:ascii="微軟正黑體" w:eastAsia="微軟正黑體" w:hAnsi="微軟正黑體" w:hint="eastAsia"/>
+          <w:b/>
+          <w:bCs/>
+          <w:highlight w:val="yellow"/>
+          <w:lang w:eastAsia="zh-TW"/>
+        </w:rPr>
+        <w:t xml:space="preserve"> </w:t>
+      </w:r>
+      <w:r>
+        <w:rPr>
+          <w:rFonts w:ascii="微軟正黑體" w:eastAsia="微軟正黑體" w:hAnsi="微軟正黑體" w:hint="eastAsia"/>
+          <w:b/>
+          <w:bCs/>
+          <w:lang w:eastAsia="zh-TW"/>
+        </w:rPr>
+        <w:t>express中，是採用當周的，但我希望改成我可以自己設定時間點，請LLM幫我根據</w:t>
+      </w:r>
+    </w:p>
+    <w:p>
+      <w:pPr>
         <w:rPr>
           <w:rFonts w:ascii="微軟正黑體" w:eastAsia="微軟正黑體" w:hAnsi="微軟正黑體"/>
           <w:lang w:eastAsia="zh-TW"/>
@@ -4423,7 +4299,6 @@
     </w:p>
     <w:p>
       <w:pPr>
-        <w:jc w:val="both"/>
         <w:rPr>
           <w:rFonts w:ascii="微軟正黑體" w:eastAsia="微軟正黑體" w:hAnsi="微軟正黑體"/>
           <w:lang w:eastAsia="zh-TW"/>
@@ -4439,7 +4314,6 @@
     </w:p>
     <w:p>
       <w:pPr>
-        <w:jc w:val="both"/>
         <w:rPr>
           <w:rFonts w:ascii="微軟正黑體" w:eastAsia="微軟正黑體" w:hAnsi="微軟正黑體"/>
           <w:lang w:eastAsia="zh-TW"/>
@@ -4472,7 +4346,6 @@
           </w:tcPr>
           <w:p>
             <w:pPr>
-              <w:jc w:val="both"/>
               <w:rPr>
                 <w:rFonts w:ascii="微軟正黑體" w:eastAsia="微軟正黑體" w:hAnsi="微軟正黑體"/>
                 <w:lang w:eastAsia="zh-TW"/>
@@ -4493,7 +4366,6 @@
           </w:tcPr>
           <w:p>
             <w:pPr>
-              <w:jc w:val="both"/>
               <w:rPr>
                 <w:rFonts w:ascii="微軟正黑體" w:eastAsia="微軟正黑體" w:hAnsi="微軟正黑體"/>
                 <w:lang w:eastAsia="zh-TW"/>
@@ -4514,7 +4386,6 @@
           </w:tcPr>
           <w:p>
             <w:pPr>
-              <w:jc w:val="both"/>
               <w:rPr>
                 <w:rFonts w:ascii="微軟正黑體" w:eastAsia="微軟正黑體" w:hAnsi="微軟正黑體"/>
                 <w:lang w:eastAsia="zh-TW"/>
@@ -4537,7 +4408,6 @@
           </w:tcPr>
           <w:p>
             <w:pPr>
-              <w:jc w:val="both"/>
               <w:rPr>
                 <w:rFonts w:ascii="微軟正黑體" w:eastAsia="微軟正黑體" w:hAnsi="微軟正黑體"/>
                 <w:bCs/>
@@ -4560,7 +4430,6 @@
           </w:tcPr>
           <w:p>
             <w:pPr>
-              <w:jc w:val="both"/>
               <w:rPr>
                 <w:rFonts w:ascii="微軟正黑體" w:eastAsia="微軟正黑體" w:hAnsi="微軟正黑體"/>
                 <w:bCs/>
@@ -4583,7 +4452,6 @@
           </w:tcPr>
           <w:p>
             <w:pPr>
-              <w:jc w:val="both"/>
               <w:rPr>
                 <w:rFonts w:ascii="微軟正黑體" w:eastAsia="微軟正黑體" w:hAnsi="微軟正黑體"/>
                 <w:bCs/>
@@ -4601,7 +4469,6 @@
           </w:p>
           <w:p>
             <w:pPr>
-              <w:jc w:val="both"/>
               <w:rPr>
                 <w:rFonts w:ascii="微軟正黑體" w:eastAsia="微軟正黑體" w:hAnsi="微軟正黑體"/>
                 <w:bCs/>
@@ -4619,7 +4486,6 @@
           </w:p>
           <w:p>
             <w:pPr>
-              <w:jc w:val="both"/>
               <w:rPr>
                 <w:rFonts w:ascii="微軟正黑體" w:eastAsia="微軟正黑體" w:hAnsi="微軟正黑體"/>
                 <w:bCs/>
@@ -4645,7 +4511,6 @@
           </w:p>
           <w:p>
             <w:pPr>
-              <w:jc w:val="both"/>
               <w:rPr>
                 <w:rFonts w:ascii="微軟正黑體" w:eastAsia="微軟正黑體" w:hAnsi="微軟正黑體"/>
                 <w:bCs/>
@@ -4663,7 +4528,6 @@
           </w:p>
           <w:p>
             <w:pPr>
-              <w:jc w:val="both"/>
               <w:rPr>
                 <w:rFonts w:ascii="微軟正黑體" w:eastAsia="微軟正黑體" w:hAnsi="微軟正黑體"/>
                 <w:bCs/>
@@ -4712,7 +4576,6 @@
           </w:tcPr>
           <w:p>
             <w:pPr>
-              <w:jc w:val="both"/>
               <w:rPr>
                 <w:rFonts w:ascii="微軟正黑體" w:eastAsia="微軟正黑體" w:hAnsi="微軟正黑體"/>
                 <w:bCs/>
@@ -4727,7 +4590,6 @@
           </w:tcPr>
           <w:p>
             <w:pPr>
-              <w:jc w:val="both"/>
               <w:rPr>
                 <w:rFonts w:ascii="微軟正黑體" w:eastAsia="微軟正黑體" w:hAnsi="微軟正黑體"/>
                 <w:bCs/>
@@ -4750,7 +4612,6 @@
           </w:tcPr>
           <w:p>
             <w:pPr>
-              <w:jc w:val="both"/>
               <w:rPr>
                 <w:rFonts w:ascii="微軟正黑體" w:eastAsia="微軟正黑體" w:hAnsi="微軟正黑體"/>
                 <w:bCs/>
@@ -4768,7 +4629,6 @@
           </w:p>
           <w:p>
             <w:pPr>
-              <w:jc w:val="both"/>
               <w:rPr>
                 <w:rFonts w:ascii="微軟正黑體" w:eastAsia="微軟正黑體" w:hAnsi="微軟正黑體"/>
                 <w:bCs/>
@@ -4786,7 +4646,6 @@
           </w:p>
           <w:p>
             <w:pPr>
-              <w:jc w:val="both"/>
               <w:rPr>
                 <w:rFonts w:ascii="微軟正黑體" w:eastAsia="微軟正黑體" w:hAnsi="微軟正黑體"/>
                 <w:bCs/>
@@ -4836,7 +4695,6 @@
           </w:p>
           <w:p>
             <w:pPr>
-              <w:jc w:val="both"/>
               <w:rPr>
                 <w:rFonts w:ascii="微軟正黑體" w:eastAsia="微軟正黑體" w:hAnsi="微軟正黑體"/>
                 <w:bCs/>
@@ -4854,7 +4712,6 @@
           </w:p>
           <w:p>
             <w:pPr>
-              <w:jc w:val="both"/>
               <w:rPr>
                 <w:rFonts w:ascii="微軟正黑體" w:eastAsia="微軟正黑體" w:hAnsi="微軟正黑體" w:hint="eastAsia"/>
                 <w:bCs/>
@@ -4875,7 +4732,6 @@
     </w:tbl>
     <w:p>
       <w:pPr>
-        <w:jc w:val="both"/>
         <w:rPr>
           <w:rFonts w:ascii="微軟正黑體" w:eastAsia="微軟正黑體" w:hAnsi="微軟正黑體" w:hint="eastAsia"/>
           <w:lang w:eastAsia="zh-TW"/>
@@ -4893,7 +4749,7 @@
 </file>
 
 <file path=word/endnotes.xml><?xml version="1.0" encoding="utf-8"?>
-<w:endnotes xmlns:wpc="http://schemas.microsoft.com/office/word/2010/wordprocessingCanvas" xmlns:cx="http://schemas.microsoft.com/office/drawing/2014/chartex" xmlns:cx1="http://schemas.microsoft.com/office/drawing/2015/9/8/chartex" xmlns:cx2="http://schemas.microsoft.com/office/drawing/2015/10/21/chartex" xmlns:cx3="http://schemas.microsoft.com/office/drawing/2016/5/9/chartex" xmlns:cx4="http://schemas.microsoft.com/office/drawing/2016/5/10/chartex" xmlns:cx5="http://schemas.microsoft.com/office/drawing/2016/5/11/chartex" xmlns:cx6="http://schemas.microsoft.com/office/drawing/2016/5/12/chartex" xmlns:cx7="http://schemas.microsoft.com/office/drawing/2016/5/13/chartex" xmlns:cx8="http://schemas.microsoft.com/office/drawing/2016/5/14/chartex" xmlns:mc="http://schemas.openxmlformats.org/markup-compatibility/2006" xmlns:aink="http://schemas.microsoft.com/office/drawing/2016/ink" xmlns:am3d="http://schemas.microsoft.com/office/drawing/2017/model3d" xmlns:o="urn:schemas-microsoft-com:office:office" xmlns:oel="http://schemas.microsoft.com/office/2019/extlst" xmlns:r="http://schemas.openxmlformats.org/officeDocument/2006/relationships" xmlns:m="http://schemas.openxmlformats.org/officeDocument/2006/math" xmlns:v="urn:schemas-microsoft-com:vml" xmlns:wp14="http://schemas.microsoft.com/office/word/2010/wordprocessingDrawing" xmlns:wp="http://schemas.openxmlformats.org/drawingml/2006/wordprocessingDrawing" xmlns:w10="urn:schemas-microsoft-com:office:word" xmlns:w="http://schemas.openxmlformats.org/wordprocessingml/2006/main" xmlns:w14="http://schemas.microsoft.com/office/word/2010/wordml" xmlns:w15="http://schemas.microsoft.com/office/word/2012/wordml" xmlns:w16cei="http://schemas.microsoft.com/office/word/2026/wordml/cei" xmlns:w16cex="http://schemas.microsoft.com/office/word/2018/wordml/cex" xmlns:w16cid="http://schemas.microsoft.com/office/word/2016/wordml/cid" xmlns:w16="http://schemas.microsoft.com/office/word/2018/wordml" xmlns:w16du="http://schemas.microsoft.com/office/word/2023/wordml/word16du" xmlns:w16sdtdh="http://schemas.microsoft.com/office/word/2020/wordml/sdtdatahash" xmlns:w16sdtfl="http://schemas.microsoft.com/office/word/2024/wordml/sdtformatlock" xmlns:w16se="http://schemas.microsoft.com/office/word/2015/wordml/symex" xmlns:wpg="http://schemas.microsoft.com/office/word/2010/wordprocessingGroup" xmlns:wpi="http://schemas.microsoft.com/office/word/2010/wordprocessingInk" xmlns:wne="http://schemas.microsoft.com/office/word/2006/wordml" xmlns:wps="http://schemas.microsoft.com/office/word/2010/wordprocessingShape" mc:Ignorable="w14 w15 w16se w16cid w16 w16cex w16sdtdh w16sdtfl w16du wp14">
+<w:endnotes xmlns:wpc="http://schemas.microsoft.com/office/word/2010/wordprocessingCanvas" xmlns:cx="http://schemas.microsoft.com/office/drawing/2014/chartex" xmlns:cx1="http://schemas.microsoft.com/office/drawing/2015/9/8/chartex" xmlns:cx2="http://schemas.microsoft.com/office/drawing/2015/10/21/chartex" xmlns:cx3="http://schemas.microsoft.com/office/drawing/2016/5/9/chartex" xmlns:cx4="http://schemas.microsoft.com/office/drawing/2016/5/10/chartex" xmlns:cx5="http://schemas.microsoft.com/office/drawing/2016/5/11/chartex" xmlns:cx6="http://schemas.microsoft.com/office/drawing/2016/5/12/chartex" xmlns:cx7="http://schemas.microsoft.com/office/drawing/2016/5/13/chartex" xmlns:cx8="http://schemas.microsoft.com/office/drawing/2016/5/14/chartex" xmlns:mc="http://schemas.openxmlformats.org/markup-compatibility/2006" xmlns:aink="http://schemas.microsoft.com/office/drawing/2016/ink" xmlns:am3d="http://schemas.microsoft.com/office/drawing/2017/model3d" xmlns:o="urn:schemas-microsoft-com:office:office" xmlns:oel="http://schemas.microsoft.com/office/2019/extlst" xmlns:r="http://schemas.openxmlformats.org/officeDocument/2006/relationships" xmlns:m="http://schemas.openxmlformats.org/officeDocument/2006/math" xmlns:v="urn:schemas-microsoft-com:vml" xmlns:wp14="http://schemas.microsoft.com/office/word/2010/wordprocessingDrawing" xmlns:wp="http://schemas.openxmlformats.org/drawingml/2006/wordprocessingDrawing" xmlns:w10="urn:schemas-microsoft-com:office:word" xmlns:w="http://schemas.openxmlformats.org/wordprocessingml/2006/main" xmlns:w14="http://schemas.microsoft.com/office/word/2010/wordml" xmlns:w15="http://schemas.microsoft.com/office/word/2012/wordml" xmlns:w16cex="http://schemas.microsoft.com/office/word/2018/wordml/cex" xmlns:w16cid="http://schemas.microsoft.com/office/word/2016/wordml/cid" xmlns:w16="http://schemas.microsoft.com/office/word/2018/wordml" xmlns:w16du="http://schemas.microsoft.com/office/word/2023/wordml/word16du" xmlns:w16sdtdh="http://schemas.microsoft.com/office/word/2020/wordml/sdtdatahash" xmlns:w16sdtfl="http://schemas.microsoft.com/office/word/2024/wordml/sdtformatlock" xmlns:w16se="http://schemas.microsoft.com/office/word/2015/wordml/symex" xmlns:wpg="http://schemas.microsoft.com/office/word/2010/wordprocessingGroup" xmlns:wpi="http://schemas.microsoft.com/office/word/2010/wordprocessingInk" xmlns:wne="http://schemas.microsoft.com/office/word/2006/wordml" xmlns:wps="http://schemas.microsoft.com/office/word/2010/wordprocessingShape" mc:Ignorable="w14 w15 w16se w16cid w16 w16cex w16sdtdh w16sdtfl w16du wp14">
   <w:endnote w:type="separator" w:id="-1">
     <w:p>
       <w:pPr>
@@ -4918,7 +4774,7 @@
 </file>
 
 <file path=word/footnotes.xml><?xml version="1.0" encoding="utf-8"?>
-<w:footnotes xmlns:wpc="http://schemas.microsoft.com/office/word/2010/wordprocessingCanvas" xmlns:cx="http://schemas.microsoft.com/office/drawing/2014/chartex" xmlns:cx1="http://schemas.microsoft.com/office/drawing/2015/9/8/chartex" xmlns:cx2="http://schemas.microsoft.com/office/drawing/2015/10/21/chartex" xmlns:cx3="http://schemas.microsoft.com/office/drawing/2016/5/9/chartex" xmlns:cx4="http://schemas.microsoft.com/office/drawing/2016/5/10/chartex" xmlns:cx5="http://schemas.microsoft.com/office/drawing/2016/5/11/chartex" xmlns:cx6="http://schemas.microsoft.com/office/drawing/2016/5/12/chartex" xmlns:cx7="http://schemas.microsoft.com/office/drawing/2016/5/13/chartex" xmlns:cx8="http://schemas.microsoft.com/office/drawing/2016/5/14/chartex" xmlns:mc="http://schemas.openxmlformats.org/markup-compatibility/2006" xmlns:aink="http://schemas.microsoft.com/office/drawing/2016/ink" xmlns:am3d="http://schemas.microsoft.com/office/drawing/2017/model3d" xmlns:o="urn:schemas-microsoft-com:office:office" xmlns:oel="http://schemas.microsoft.com/office/2019/extlst" xmlns:r="http://schemas.openxmlformats.org/officeDocument/2006/relationships" xmlns:m="http://schemas.openxmlformats.org/officeDocument/2006/math" xmlns:v="urn:schemas-microsoft-com:vml" xmlns:wp14="http://schemas.microsoft.com/office/word/2010/wordprocessingDrawing" xmlns:wp="http://schemas.openxmlformats.org/drawingml/2006/wordprocessingDrawing" xmlns:w10="urn:schemas-microsoft-com:office:word" xmlns:w="http://schemas.openxmlformats.org/wordprocessingml/2006/main" xmlns:w14="http://schemas.microsoft.com/office/word/2010/wordml" xmlns:w15="http://schemas.microsoft.com/office/word/2012/wordml" xmlns:w16cei="http://schemas.microsoft.com/office/word/2026/wordml/cei" xmlns:w16cex="http://schemas.microsoft.com/office/word/2018/wordml/cex" xmlns:w16cid="http://schemas.microsoft.com/office/word/2016/wordml/cid" xmlns:w16="http://schemas.microsoft.com/office/word/2018/wordml" xmlns:w16du="http://schemas.microsoft.com/office/word/2023/wordml/word16du" xmlns:w16sdtdh="http://schemas.microsoft.com/office/word/2020/wordml/sdtdatahash" xmlns:w16sdtfl="http://schemas.microsoft.com/office/word/2024/wordml/sdtformatlock" xmlns:w16se="http://schemas.microsoft.com/office/word/2015/wordml/symex" xmlns:wpg="http://schemas.microsoft.com/office/word/2010/wordprocessingGroup" xmlns:wpi="http://schemas.microsoft.com/office/word/2010/wordprocessingInk" xmlns:wne="http://schemas.microsoft.com/office/word/2006/wordml" xmlns:wps="http://schemas.microsoft.com/office/word/2010/wordprocessingShape" mc:Ignorable="w14 w15 w16se w16cid w16 w16cex w16sdtdh w16sdtfl w16du wp14">
+<w:footnotes xmlns:wpc="http://schemas.microsoft.com/office/word/2010/wordprocessingCanvas" xmlns:cx="http://schemas.microsoft.com/office/drawing/2014/chartex" xmlns:cx1="http://schemas.microsoft.com/office/drawing/2015/9/8/chartex" xmlns:cx2="http://schemas.microsoft.com/office/drawing/2015/10/21/chartex" xmlns:cx3="http://schemas.microsoft.com/office/drawing/2016/5/9/chartex" xmlns:cx4="http://schemas.microsoft.com/office/drawing/2016/5/10/chartex" xmlns:cx5="http://schemas.microsoft.com/office/drawing/2016/5/11/chartex" xmlns:cx6="http://schemas.microsoft.com/office/drawing/2016/5/12/chartex" xmlns:cx7="http://schemas.microsoft.com/office/drawing/2016/5/13/chartex" xmlns:cx8="http://schemas.microsoft.com/office/drawing/2016/5/14/chartex" xmlns:mc="http://schemas.openxmlformats.org/markup-compatibility/2006" xmlns:aink="http://schemas.microsoft.com/office/drawing/2016/ink" xmlns:am3d="http://schemas.microsoft.com/office/drawing/2017/model3d" xmlns:o="urn:schemas-microsoft-com:office:office" xmlns:oel="http://schemas.microsoft.com/office/2019/extlst" xmlns:r="http://schemas.openxmlformats.org/officeDocument/2006/relationships" xmlns:m="http://schemas.openxmlformats.org/officeDocument/2006/math" xmlns:v="urn:schemas-microsoft-com:vml" xmlns:wp14="http://schemas.microsoft.com/office/word/2010/wordprocessingDrawing" xmlns:wp="http://schemas.openxmlformats.org/drawingml/2006/wordprocessingDrawing" xmlns:w10="urn:schemas-microsoft-com:office:word" xmlns:w="http://schemas.openxmlformats.org/wordprocessingml/2006/main" xmlns:w14="http://schemas.microsoft.com/office/word/2010/wordml" xmlns:w15="http://schemas.microsoft.com/office/word/2012/wordml" xmlns:w16cex="http://schemas.microsoft.com/office/word/2018/wordml/cex" xmlns:w16cid="http://schemas.microsoft.com/office/word/2016/wordml/cid" xmlns:w16="http://schemas.microsoft.com/office/word/2018/wordml" xmlns:w16du="http://schemas.microsoft.com/office/word/2023/wordml/word16du" xmlns:w16sdtdh="http://schemas.microsoft.com/office/word/2020/wordml/sdtdatahash" xmlns:w16sdtfl="http://schemas.microsoft.com/office/word/2024/wordml/sdtformatlock" xmlns:w16se="http://schemas.microsoft.com/office/word/2015/wordml/symex" xmlns:wpg="http://schemas.microsoft.com/office/word/2010/wordprocessingGroup" xmlns:wpi="http://schemas.microsoft.com/office/word/2010/wordprocessingInk" xmlns:wne="http://schemas.microsoft.com/office/word/2006/wordml" xmlns:wps="http://schemas.microsoft.com/office/word/2010/wordprocessingShape" mc:Ignorable="w14 w15 w16se w16cid w16 w16cex w16sdtdh w16sdtfl w16du wp14">
   <w:footnote w:type="separator" w:id="-1">
     <w:p>
       <w:pPr>
@@ -4943,7 +4799,7 @@
 </file>
 
 <file path=word/numbering.xml><?xml version="1.0" encoding="utf-8"?>
-<w:numbering xmlns:wpc="http://schemas.microsoft.com/office/word/2010/wordprocessingCanvas" xmlns:cx="http://schemas.microsoft.com/office/drawing/2014/chartex" xmlns:cx1="http://schemas.microsoft.com/office/drawing/2015/9/8/chartex" xmlns:cx2="http://schemas.microsoft.com/office/drawing/2015/10/21/chartex" xmlns:cx3="http://schemas.microsoft.com/office/drawing/2016/5/9/chartex" xmlns:cx4="http://schemas.microsoft.com/office/drawing/2016/5/10/chartex" xmlns:cx5="http://schemas.microsoft.com/office/drawing/2016/5/11/chartex" xmlns:cx6="http://schemas.microsoft.com/office/drawing/2016/5/12/chartex" xmlns:cx7="http://schemas.microsoft.com/office/drawing/2016/5/13/chartex" xmlns:cx8="http://schemas.microsoft.com/office/drawing/2016/5/14/chartex" xmlns:mc="http://schemas.openxmlformats.org/markup-compatibility/2006" xmlns:aink="http://schemas.microsoft.com/office/drawing/2016/ink" xmlns:am3d="http://schemas.microsoft.com/office/drawing/2017/model3d" xmlns:o="urn:schemas-microsoft-com:office:office" xmlns:oel="http://schemas.microsoft.com/office/2019/extlst" xmlns:r="http://schemas.openxmlformats.org/officeDocument/2006/relationships" xmlns:m="http://schemas.openxmlformats.org/officeDocument/2006/math" xmlns:v="urn:schemas-microsoft-com:vml" xmlns:wp14="http://schemas.microsoft.com/office/word/2010/wordprocessingDrawing" xmlns:wp="http://schemas.openxmlformats.org/drawingml/2006/wordprocessingDrawing" xmlns:w10="urn:schemas-microsoft-com:office:word" xmlns:w="http://schemas.openxmlformats.org/wordprocessingml/2006/main" xmlns:w14="http://schemas.microsoft.com/office/word/2010/wordml" xmlns:w15="http://schemas.microsoft.com/office/word/2012/wordml" xmlns:w16cei="http://schemas.microsoft.com/office/word/2026/wordml/cei" xmlns:w16cex="http://schemas.microsoft.com/office/word/2018/wordml/cex" xmlns:w16cid="http://schemas.microsoft.com/office/word/2016/wordml/cid" xmlns:w16="http://schemas.microsoft.com/office/word/2018/wordml" xmlns:w16du="http://schemas.microsoft.com/office/word/2023/wordml/word16du" xmlns:w16sdtdh="http://schemas.microsoft.com/office/word/2020/wordml/sdtdatahash" xmlns:w16sdtfl="http://schemas.microsoft.com/office/word/2024/wordml/sdtformatlock" xmlns:w16se="http://schemas.microsoft.com/office/word/2015/wordml/symex" xmlns:wpg="http://schemas.microsoft.com/office/word/2010/wordprocessingGroup" xmlns:wpi="http://schemas.microsoft.com/office/word/2010/wordprocessingInk" xmlns:wne="http://schemas.microsoft.com/office/word/2006/wordml" xmlns:wps="http://schemas.microsoft.com/office/word/2010/wordprocessingShape" mc:Ignorable="w14 w15 w16se w16cid w16 w16cex w16sdtdh w16sdtfl w16du wp14">
+<w:numbering xmlns:wpc="http://schemas.microsoft.com/office/word/2010/wordprocessingCanvas" xmlns:cx="http://schemas.microsoft.com/office/drawing/2014/chartex" xmlns:cx1="http://schemas.microsoft.com/office/drawing/2015/9/8/chartex" xmlns:cx2="http://schemas.microsoft.com/office/drawing/2015/10/21/chartex" xmlns:cx3="http://schemas.microsoft.com/office/drawing/2016/5/9/chartex" xmlns:cx4="http://schemas.microsoft.com/office/drawing/2016/5/10/chartex" xmlns:cx5="http://schemas.microsoft.com/office/drawing/2016/5/11/chartex" xmlns:cx6="http://schemas.microsoft.com/office/drawing/2016/5/12/chartex" xmlns:cx7="http://schemas.microsoft.com/office/drawing/2016/5/13/chartex" xmlns:cx8="http://schemas.microsoft.com/office/drawing/2016/5/14/chartex" xmlns:mc="http://schemas.openxmlformats.org/markup-compatibility/2006" xmlns:aink="http://schemas.microsoft.com/office/drawing/2016/ink" xmlns:am3d="http://schemas.microsoft.com/office/drawing/2017/model3d" xmlns:o="urn:schemas-microsoft-com:office:office" xmlns:oel="http://schemas.microsoft.com/office/2019/extlst" xmlns:r="http://schemas.openxmlformats.org/officeDocument/2006/relationships" xmlns:m="http://schemas.openxmlformats.org/officeDocument/2006/math" xmlns:v="urn:schemas-microsoft-com:vml" xmlns:wp14="http://schemas.microsoft.com/office/word/2010/wordprocessingDrawing" xmlns:wp="http://schemas.openxmlformats.org/drawingml/2006/wordprocessingDrawing" xmlns:w10="urn:schemas-microsoft-com:office:word" xmlns:w="http://schemas.openxmlformats.org/wordprocessingml/2006/main" xmlns:w14="http://schemas.microsoft.com/office/word/2010/wordml" xmlns:w15="http://schemas.microsoft.com/office/word/2012/wordml" xmlns:w16cex="http://schemas.microsoft.com/office/word/2018/wordml/cex" xmlns:w16cid="http://schemas.microsoft.com/office/word/2016/wordml/cid" xmlns:w16="http://schemas.microsoft.com/office/word/2018/wordml" xmlns:w16du="http://schemas.microsoft.com/office/word/2023/wordml/word16du" xmlns:w16sdtdh="http://schemas.microsoft.com/office/word/2020/wordml/sdtdatahash" xmlns:w16sdtfl="http://schemas.microsoft.com/office/word/2024/wordml/sdtformatlock" xmlns:w16se="http://schemas.microsoft.com/office/word/2015/wordml/symex" xmlns:wpg="http://schemas.microsoft.com/office/word/2010/wordprocessingGroup" xmlns:wpi="http://schemas.microsoft.com/office/word/2010/wordprocessingInk" xmlns:wne="http://schemas.microsoft.com/office/word/2006/wordml" xmlns:wps="http://schemas.microsoft.com/office/word/2010/wordprocessingShape" mc:Ignorable="w14 w15 w16se w16cid w16 w16cex w16sdtdh w16sdtfl w16du wp14">
   <w:abstractNum w:abstractNumId="0" w15:restartNumberingAfterBreak="0">
     <w:nsid w:val="FFFFFF7E"/>
     <w:multiLevelType w:val="singleLevel"/>
@@ -5175,6 +5031,119 @@
     </w:lvl>
   </w:abstractNum>
   <w:abstractNum w:abstractNumId="7" w15:restartNumberingAfterBreak="0">
+    <w:nsid w:val="0AE94786"/>
+    <w:multiLevelType w:val="hybridMultilevel"/>
+    <w:tmpl w:val="308A9748"/>
+    <w:lvl w:ilvl="0" w:tplc="04090001">
+      <w:start w:val="1"/>
+      <w:numFmt w:val="bullet"/>
+      <w:lvlText w:val=""/>
+      <w:lvlJc w:val="left"/>
+      <w:pPr>
+        <w:ind w:left="480" w:hanging="480"/>
+      </w:pPr>
+      <w:rPr>
+        <w:rFonts w:ascii="Wingdings" w:hAnsi="Wingdings" w:hint="default"/>
+      </w:rPr>
+    </w:lvl>
+    <w:lvl w:ilvl="1" w:tplc="04090003">
+      <w:start w:val="1"/>
+      <w:numFmt w:val="bullet"/>
+      <w:lvlText w:val=""/>
+      <w:lvlJc w:val="left"/>
+      <w:pPr>
+        <w:ind w:left="960" w:hanging="480"/>
+      </w:pPr>
+      <w:rPr>
+        <w:rFonts w:ascii="Wingdings" w:hAnsi="Wingdings" w:hint="default"/>
+      </w:rPr>
+    </w:lvl>
+    <w:lvl w:ilvl="2" w:tplc="04090005" w:tentative="1">
+      <w:start w:val="1"/>
+      <w:numFmt w:val="bullet"/>
+      <w:lvlText w:val=""/>
+      <w:lvlJc w:val="left"/>
+      <w:pPr>
+        <w:ind w:left="1440" w:hanging="480"/>
+      </w:pPr>
+      <w:rPr>
+        <w:rFonts w:ascii="Wingdings" w:hAnsi="Wingdings" w:hint="default"/>
+      </w:rPr>
+    </w:lvl>
+    <w:lvl w:ilvl="3" w:tplc="04090001" w:tentative="1">
+      <w:start w:val="1"/>
+      <w:numFmt w:val="bullet"/>
+      <w:lvlText w:val=""/>
+      <w:lvlJc w:val="left"/>
+      <w:pPr>
+        <w:ind w:left="1920" w:hanging="480"/>
+      </w:pPr>
+      <w:rPr>
+        <w:rFonts w:ascii="Wingdings" w:hAnsi="Wingdings" w:hint="default"/>
+      </w:rPr>
+    </w:lvl>
+    <w:lvl w:ilvl="4" w:tplc="04090003" w:tentative="1">
+      <w:start w:val="1"/>
+      <w:numFmt w:val="bullet"/>
+      <w:lvlText w:val=""/>
+      <w:lvlJc w:val="left"/>
+      <w:pPr>
+        <w:ind w:left="2400" w:hanging="480"/>
+      </w:pPr>
+      <w:rPr>
+        <w:rFonts w:ascii="Wingdings" w:hAnsi="Wingdings" w:hint="default"/>
+      </w:rPr>
+    </w:lvl>
+    <w:lvl w:ilvl="5" w:tplc="04090005" w:tentative="1">
+      <w:start w:val="1"/>
+      <w:numFmt w:val="bullet"/>
+      <w:lvlText w:val=""/>
+      <w:lvlJc w:val="left"/>
+      <w:pPr>
+        <w:ind w:left="2880" w:hanging="480"/>
+      </w:pPr>
+      <w:rPr>
+        <w:rFonts w:ascii="Wingdings" w:hAnsi="Wingdings" w:hint="default"/>
+      </w:rPr>
+    </w:lvl>
+    <w:lvl w:ilvl="6" w:tplc="04090001" w:tentative="1">
+      <w:start w:val="1"/>
+      <w:numFmt w:val="bullet"/>
+      <w:lvlText w:val=""/>
+      <w:lvlJc w:val="left"/>
+      <w:pPr>
+        <w:ind w:left="3360" w:hanging="480"/>
+      </w:pPr>
+      <w:rPr>
+        <w:rFonts w:ascii="Wingdings" w:hAnsi="Wingdings" w:hint="default"/>
+      </w:rPr>
+    </w:lvl>
+    <w:lvl w:ilvl="7" w:tplc="04090003" w:tentative="1">
+      <w:start w:val="1"/>
+      <w:numFmt w:val="bullet"/>
+      <w:lvlText w:val=""/>
+      <w:lvlJc w:val="left"/>
+      <w:pPr>
+        <w:ind w:left="3840" w:hanging="480"/>
+      </w:pPr>
+      <w:rPr>
+        <w:rFonts w:ascii="Wingdings" w:hAnsi="Wingdings" w:hint="default"/>
+      </w:rPr>
+    </w:lvl>
+    <w:lvl w:ilvl="8" w:tplc="04090005" w:tentative="1">
+      <w:start w:val="1"/>
+      <w:numFmt w:val="bullet"/>
+      <w:lvlText w:val=""/>
+      <w:lvlJc w:val="left"/>
+      <w:pPr>
+        <w:ind w:left="4320" w:hanging="480"/>
+      </w:pPr>
+      <w:rPr>
+        <w:rFonts w:ascii="Wingdings" w:hAnsi="Wingdings" w:hint="default"/>
+      </w:rPr>
+    </w:lvl>
+  </w:abstractNum>
+  <w:abstractNum w:abstractNumId="8" w15:restartNumberingAfterBreak="0">
     <w:nsid w:val="0D3D7F99"/>
     <w:multiLevelType w:val="hybridMultilevel"/>
     <w:tmpl w:val="1794E83C"/>
@@ -5260,445 +5229,210 @@
       </w:pPr>
     </w:lvl>
   </w:abstractNum>
-  <w:abstractNum w:abstractNumId="8" w15:restartNumberingAfterBreak="0">
-    <w:nsid w:val="16771B0C"/>
-    <w:multiLevelType w:val="multilevel"/>
-    <w:tmpl w:val="0409001D"/>
-    <w:lvl w:ilvl="0">
-      <w:start w:val="1"/>
-      <w:numFmt w:val="decimal"/>
-      <w:lvlText w:val="%1"/>
-      <w:lvlJc w:val="left"/>
-      <w:pPr>
-        <w:ind w:left="425" w:hanging="425"/>
-      </w:pPr>
-    </w:lvl>
-    <w:lvl w:ilvl="1">
-      <w:start w:val="1"/>
-      <w:numFmt w:val="decimal"/>
-      <w:lvlText w:val="%1.%2"/>
-      <w:lvlJc w:val="left"/>
-      <w:pPr>
-        <w:ind w:left="992" w:hanging="567"/>
-      </w:pPr>
-    </w:lvl>
-    <w:lvl w:ilvl="2">
-      <w:start w:val="1"/>
-      <w:numFmt w:val="decimal"/>
-      <w:lvlText w:val="%1.%2.%3"/>
-      <w:lvlJc w:val="left"/>
-      <w:pPr>
-        <w:ind w:left="1418" w:hanging="567"/>
-      </w:pPr>
-    </w:lvl>
-    <w:lvl w:ilvl="3">
-      <w:start w:val="1"/>
-      <w:numFmt w:val="decimal"/>
-      <w:lvlText w:val="%1.%2.%3.%4"/>
-      <w:lvlJc w:val="left"/>
-      <w:pPr>
-        <w:ind w:left="1984" w:hanging="708"/>
-      </w:pPr>
-    </w:lvl>
-    <w:lvl w:ilvl="4">
-      <w:start w:val="1"/>
-      <w:numFmt w:val="decimal"/>
-      <w:lvlText w:val="%1.%2.%3.%4.%5"/>
-      <w:lvlJc w:val="left"/>
-      <w:pPr>
-        <w:ind w:left="2551" w:hanging="850"/>
-      </w:pPr>
-    </w:lvl>
-    <w:lvl w:ilvl="5">
-      <w:start w:val="1"/>
-      <w:numFmt w:val="decimal"/>
-      <w:lvlText w:val="%1.%2.%3.%4.%5.%6"/>
-      <w:lvlJc w:val="left"/>
-      <w:pPr>
-        <w:ind w:left="3260" w:hanging="1134"/>
-      </w:pPr>
-    </w:lvl>
-    <w:lvl w:ilvl="6">
-      <w:start w:val="1"/>
-      <w:numFmt w:val="decimal"/>
-      <w:lvlText w:val="%1.%2.%3.%4.%5.%6.%7"/>
-      <w:lvlJc w:val="left"/>
-      <w:pPr>
-        <w:ind w:left="3827" w:hanging="1276"/>
-      </w:pPr>
-    </w:lvl>
-    <w:lvl w:ilvl="7">
-      <w:start w:val="1"/>
-      <w:numFmt w:val="decimal"/>
-      <w:lvlText w:val="%1.%2.%3.%4.%5.%6.%7.%8"/>
-      <w:lvlJc w:val="left"/>
-      <w:pPr>
-        <w:ind w:left="4394" w:hanging="1418"/>
-      </w:pPr>
-    </w:lvl>
-    <w:lvl w:ilvl="8">
-      <w:start w:val="1"/>
-      <w:numFmt w:val="decimal"/>
-      <w:lvlText w:val="%1.%2.%3.%4.%5.%6.%7.%8.%9"/>
-      <w:lvlJc w:val="left"/>
-      <w:pPr>
-        <w:ind w:left="5102" w:hanging="1700"/>
-      </w:pPr>
-    </w:lvl>
-  </w:abstractNum>
   <w:abstractNum w:abstractNumId="9" w15:restartNumberingAfterBreak="0">
-    <w:nsid w:val="21921760"/>
-    <w:multiLevelType w:val="multilevel"/>
-    <w:tmpl w:val="0409001D"/>
-    <w:lvl w:ilvl="0">
-      <w:start w:val="1"/>
-      <w:numFmt w:val="decimal"/>
-      <w:lvlText w:val="%1"/>
-      <w:lvlJc w:val="left"/>
-      <w:pPr>
-        <w:ind w:left="425" w:hanging="425"/>
-      </w:pPr>
-    </w:lvl>
-    <w:lvl w:ilvl="1">
-      <w:start w:val="1"/>
-      <w:numFmt w:val="decimal"/>
-      <w:lvlText w:val="%1.%2"/>
-      <w:lvlJc w:val="left"/>
-      <w:pPr>
-        <w:ind w:left="992" w:hanging="567"/>
-      </w:pPr>
-    </w:lvl>
-    <w:lvl w:ilvl="2">
-      <w:start w:val="1"/>
-      <w:numFmt w:val="decimal"/>
-      <w:lvlText w:val="%1.%2.%3"/>
-      <w:lvlJc w:val="left"/>
-      <w:pPr>
-        <w:ind w:left="1418" w:hanging="567"/>
-      </w:pPr>
-    </w:lvl>
-    <w:lvl w:ilvl="3">
-      <w:start w:val="1"/>
-      <w:numFmt w:val="decimal"/>
-      <w:lvlText w:val="%1.%2.%3.%4"/>
-      <w:lvlJc w:val="left"/>
-      <w:pPr>
-        <w:ind w:left="1984" w:hanging="708"/>
-      </w:pPr>
-    </w:lvl>
-    <w:lvl w:ilvl="4">
-      <w:start w:val="1"/>
-      <w:numFmt w:val="decimal"/>
-      <w:lvlText w:val="%1.%2.%3.%4.%5"/>
-      <w:lvlJc w:val="left"/>
-      <w:pPr>
-        <w:ind w:left="2551" w:hanging="850"/>
-      </w:pPr>
-    </w:lvl>
-    <w:lvl w:ilvl="5">
-      <w:start w:val="1"/>
-      <w:numFmt w:val="decimal"/>
-      <w:lvlText w:val="%1.%2.%3.%4.%5.%6"/>
-      <w:lvlJc w:val="left"/>
-      <w:pPr>
-        <w:ind w:left="3260" w:hanging="1134"/>
-      </w:pPr>
-    </w:lvl>
-    <w:lvl w:ilvl="6">
-      <w:start w:val="1"/>
-      <w:numFmt w:val="decimal"/>
-      <w:lvlText w:val="%1.%2.%3.%4.%5.%6.%7"/>
-      <w:lvlJc w:val="left"/>
-      <w:pPr>
-        <w:ind w:left="3827" w:hanging="1276"/>
-      </w:pPr>
-    </w:lvl>
-    <w:lvl w:ilvl="7">
-      <w:start w:val="1"/>
-      <w:numFmt w:val="decimal"/>
-      <w:lvlText w:val="%1.%2.%3.%4.%5.%6.%7.%8"/>
-      <w:lvlJc w:val="left"/>
-      <w:pPr>
-        <w:ind w:left="4394" w:hanging="1418"/>
-      </w:pPr>
-    </w:lvl>
-    <w:lvl w:ilvl="8">
-      <w:start w:val="1"/>
-      <w:numFmt w:val="decimal"/>
-      <w:lvlText w:val="%1.%2.%3.%4.%5.%6.%7.%8.%9"/>
-      <w:lvlJc w:val="left"/>
-      <w:pPr>
-        <w:ind w:left="5102" w:hanging="1700"/>
-      </w:pPr>
-    </w:lvl>
-  </w:abstractNum>
-  <w:abstractNum w:abstractNumId="10" w15:restartNumberingAfterBreak="0">
-    <w:nsid w:val="32361190"/>
-    <w:multiLevelType w:val="multilevel"/>
-    <w:tmpl w:val="E98077EC"/>
-    <w:lvl w:ilvl="0">
-      <w:start w:val="1"/>
-      <w:numFmt w:val="bullet"/>
-      <w:lvlText w:val=""/>
-      <w:lvlJc w:val="left"/>
-      <w:pPr>
-        <w:tabs>
-          <w:tab w:val="num" w:pos="720"/>
-        </w:tabs>
-        <w:ind w:left="720" w:hanging="360"/>
-      </w:pPr>
-      <w:rPr>
-        <w:rFonts w:ascii="Symbol" w:hAnsi="Symbol" w:hint="default"/>
-        <w:sz w:val="20"/>
-      </w:rPr>
-    </w:lvl>
-    <w:lvl w:ilvl="1">
-      <w:start w:val="1"/>
-      <w:numFmt w:val="bullet"/>
-      <w:lvlText w:val=""/>
-      <w:lvlJc w:val="left"/>
-      <w:pPr>
-        <w:tabs>
-          <w:tab w:val="num" w:pos="1440"/>
-        </w:tabs>
-        <w:ind w:left="1440" w:hanging="360"/>
-      </w:pPr>
-      <w:rPr>
-        <w:rFonts w:ascii="Symbol" w:hAnsi="Symbol" w:hint="default"/>
-        <w:sz w:val="20"/>
-      </w:rPr>
-    </w:lvl>
-    <w:lvl w:ilvl="2" w:tentative="1">
-      <w:start w:val="1"/>
-      <w:numFmt w:val="bullet"/>
-      <w:lvlText w:val=""/>
-      <w:lvlJc w:val="left"/>
-      <w:pPr>
-        <w:tabs>
-          <w:tab w:val="num" w:pos="2160"/>
-        </w:tabs>
-        <w:ind w:left="2160" w:hanging="360"/>
-      </w:pPr>
-      <w:rPr>
-        <w:rFonts w:ascii="Symbol" w:hAnsi="Symbol" w:hint="default"/>
-        <w:sz w:val="20"/>
-      </w:rPr>
-    </w:lvl>
-    <w:lvl w:ilvl="3" w:tentative="1">
-      <w:start w:val="1"/>
-      <w:numFmt w:val="bullet"/>
-      <w:lvlText w:val=""/>
-      <w:lvlJc w:val="left"/>
-      <w:pPr>
-        <w:tabs>
-          <w:tab w:val="num" w:pos="2880"/>
-        </w:tabs>
-        <w:ind w:left="2880" w:hanging="360"/>
-      </w:pPr>
-      <w:rPr>
-        <w:rFonts w:ascii="Symbol" w:hAnsi="Symbol" w:hint="default"/>
-        <w:sz w:val="20"/>
-      </w:rPr>
-    </w:lvl>
-    <w:lvl w:ilvl="4" w:tentative="1">
-      <w:start w:val="1"/>
-      <w:numFmt w:val="bullet"/>
-      <w:lvlText w:val=""/>
-      <w:lvlJc w:val="left"/>
-      <w:pPr>
-        <w:tabs>
-          <w:tab w:val="num" w:pos="3600"/>
-        </w:tabs>
-        <w:ind w:left="3600" w:hanging="360"/>
-      </w:pPr>
-      <w:rPr>
-        <w:rFonts w:ascii="Symbol" w:hAnsi="Symbol" w:hint="default"/>
-        <w:sz w:val="20"/>
-      </w:rPr>
-    </w:lvl>
-    <w:lvl w:ilvl="5" w:tentative="1">
-      <w:start w:val="1"/>
-      <w:numFmt w:val="bullet"/>
-      <w:lvlText w:val=""/>
-      <w:lvlJc w:val="left"/>
-      <w:pPr>
-        <w:tabs>
-          <w:tab w:val="num" w:pos="4320"/>
-        </w:tabs>
-        <w:ind w:left="4320" w:hanging="360"/>
-      </w:pPr>
-      <w:rPr>
-        <w:rFonts w:ascii="Symbol" w:hAnsi="Symbol" w:hint="default"/>
-        <w:sz w:val="20"/>
-      </w:rPr>
-    </w:lvl>
-    <w:lvl w:ilvl="6" w:tentative="1">
-      <w:start w:val="1"/>
-      <w:numFmt w:val="bullet"/>
-      <w:lvlText w:val=""/>
-      <w:lvlJc w:val="left"/>
-      <w:pPr>
-        <w:tabs>
-          <w:tab w:val="num" w:pos="5040"/>
-        </w:tabs>
-        <w:ind w:left="5040" w:hanging="360"/>
-      </w:pPr>
-      <w:rPr>
-        <w:rFonts w:ascii="Symbol" w:hAnsi="Symbol" w:hint="default"/>
-        <w:sz w:val="20"/>
-      </w:rPr>
-    </w:lvl>
-    <w:lvl w:ilvl="7" w:tentative="1">
-      <w:start w:val="1"/>
-      <w:numFmt w:val="bullet"/>
-      <w:lvlText w:val=""/>
-      <w:lvlJc w:val="left"/>
-      <w:pPr>
-        <w:tabs>
-          <w:tab w:val="num" w:pos="5760"/>
-        </w:tabs>
-        <w:ind w:left="5760" w:hanging="360"/>
-      </w:pPr>
-      <w:rPr>
-        <w:rFonts w:ascii="Symbol" w:hAnsi="Symbol" w:hint="default"/>
-        <w:sz w:val="20"/>
-      </w:rPr>
-    </w:lvl>
-    <w:lvl w:ilvl="8" w:tentative="1">
-      <w:start w:val="1"/>
-      <w:numFmt w:val="bullet"/>
-      <w:lvlText w:val=""/>
-      <w:lvlJc w:val="left"/>
-      <w:pPr>
-        <w:tabs>
-          <w:tab w:val="num" w:pos="6480"/>
-        </w:tabs>
-        <w:ind w:left="6480" w:hanging="360"/>
-      </w:pPr>
-      <w:rPr>
-        <w:rFonts w:ascii="Symbol" w:hAnsi="Symbol" w:hint="default"/>
-        <w:sz w:val="20"/>
-      </w:rPr>
-    </w:lvl>
-  </w:abstractNum>
-  <w:abstractNum w:abstractNumId="11" w15:restartNumberingAfterBreak="0">
-    <w:nsid w:val="37D23AB6"/>
-    <w:multiLevelType w:val="multilevel"/>
-    <w:tmpl w:val="342CF796"/>
-    <w:lvl w:ilvl="0">
+    <w:nsid w:val="10CD28CB"/>
+    <w:multiLevelType w:val="hybridMultilevel"/>
+    <w:tmpl w:val="E640AA7C"/>
+    <w:lvl w:ilvl="0" w:tplc="898A1394">
       <w:start w:val="1"/>
       <w:numFmt w:val="decimal"/>
       <w:lvlText w:val="%1."/>
       <w:lvlJc w:val="left"/>
       <w:pPr>
-        <w:tabs>
-          <w:tab w:val="num" w:pos="720"/>
-        </w:tabs>
-        <w:ind w:left="720" w:hanging="360"/>
-      </w:pPr>
+        <w:ind w:left="480" w:hanging="480"/>
+      </w:pPr>
+      <w:rPr>
+        <w:rFonts w:hint="default"/>
+        <w:color w:val="1E293B"/>
+      </w:rPr>
     </w:lvl>
-    <w:lvl w:ilvl="1">
+    <w:lvl w:ilvl="1" w:tplc="0409001B">
       <w:start w:val="1"/>
-      <w:numFmt w:val="bullet"/>
-      <w:lvlText w:val=""/>
-      <w:lvlJc w:val="left"/>
-      <w:pPr>
-        <w:tabs>
-          <w:tab w:val="num" w:pos="1440"/>
-        </w:tabs>
-        <w:ind w:left="1440" w:hanging="360"/>
-      </w:pPr>
-      <w:rPr>
-        <w:rFonts w:ascii="Symbol" w:hAnsi="Symbol" w:hint="default"/>
-        <w:sz w:val="20"/>
-      </w:rPr>
+      <w:numFmt w:val="lowerRoman"/>
+      <w:lvlText w:val="%2."/>
+      <w:lvlJc w:val="right"/>
+      <w:pPr>
+        <w:ind w:left="1440" w:hanging="480"/>
+      </w:pPr>
     </w:lvl>
-    <w:lvl w:ilvl="2" w:tentative="1">
+    <w:lvl w:ilvl="2" w:tplc="0409001B" w:tentative="1">
       <w:start w:val="1"/>
-      <w:numFmt w:val="decimal"/>
+      <w:numFmt w:val="lowerRoman"/>
       <w:lvlText w:val="%3."/>
-      <w:lvlJc w:val="left"/>
-      <w:pPr>
-        <w:tabs>
-          <w:tab w:val="num" w:pos="2160"/>
-        </w:tabs>
-        <w:ind w:left="2160" w:hanging="360"/>
+      <w:lvlJc w:val="right"/>
+      <w:pPr>
+        <w:ind w:left="1440" w:hanging="480"/>
       </w:pPr>
     </w:lvl>
-    <w:lvl w:ilvl="3" w:tentative="1">
+    <w:lvl w:ilvl="3" w:tplc="0409000F" w:tentative="1">
       <w:start w:val="1"/>
       <w:numFmt w:val="decimal"/>
       <w:lvlText w:val="%4."/>
       <w:lvlJc w:val="left"/>
       <w:pPr>
-        <w:tabs>
-          <w:tab w:val="num" w:pos="2880"/>
-        </w:tabs>
-        <w:ind w:left="2880" w:hanging="360"/>
+        <w:ind w:left="1920" w:hanging="480"/>
       </w:pPr>
     </w:lvl>
-    <w:lvl w:ilvl="4" w:tentative="1">
+    <w:lvl w:ilvl="4" w:tplc="04090019" w:tentative="1">
       <w:start w:val="1"/>
-      <w:numFmt w:val="decimal"/>
-      <w:lvlText w:val="%5."/>
+      <w:numFmt w:val="ideographTraditional"/>
+      <w:lvlText w:val="%5、"/>
       <w:lvlJc w:val="left"/>
       <w:pPr>
-        <w:tabs>
-          <w:tab w:val="num" w:pos="3600"/>
-        </w:tabs>
-        <w:ind w:left="3600" w:hanging="360"/>
+        <w:ind w:left="2400" w:hanging="480"/>
       </w:pPr>
     </w:lvl>
-    <w:lvl w:ilvl="5" w:tentative="1">
+    <w:lvl w:ilvl="5" w:tplc="0409001B" w:tentative="1">
       <w:start w:val="1"/>
-      <w:numFmt w:val="decimal"/>
+      <w:numFmt w:val="lowerRoman"/>
       <w:lvlText w:val="%6."/>
-      <w:lvlJc w:val="left"/>
-      <w:pPr>
-        <w:tabs>
-          <w:tab w:val="num" w:pos="4320"/>
-        </w:tabs>
-        <w:ind w:left="4320" w:hanging="360"/>
+      <w:lvlJc w:val="right"/>
+      <w:pPr>
+        <w:ind w:left="2880" w:hanging="480"/>
       </w:pPr>
     </w:lvl>
-    <w:lvl w:ilvl="6" w:tentative="1">
+    <w:lvl w:ilvl="6" w:tplc="0409000F" w:tentative="1">
       <w:start w:val="1"/>
       <w:numFmt w:val="decimal"/>
       <w:lvlText w:val="%7."/>
       <w:lvlJc w:val="left"/>
       <w:pPr>
-        <w:tabs>
-          <w:tab w:val="num" w:pos="5040"/>
-        </w:tabs>
-        <w:ind w:left="5040" w:hanging="360"/>
+        <w:ind w:left="3360" w:hanging="480"/>
       </w:pPr>
     </w:lvl>
-    <w:lvl w:ilvl="7" w:tentative="1">
+    <w:lvl w:ilvl="7" w:tplc="04090019" w:tentative="1">
       <w:start w:val="1"/>
-      <w:numFmt w:val="decimal"/>
-      <w:lvlText w:val="%8."/>
+      <w:numFmt w:val="ideographTraditional"/>
+      <w:lvlText w:val="%8、"/>
       <w:lvlJc w:val="left"/>
       <w:pPr>
-        <w:tabs>
-          <w:tab w:val="num" w:pos="5760"/>
-        </w:tabs>
-        <w:ind w:left="5760" w:hanging="360"/>
+        <w:ind w:left="3840" w:hanging="480"/>
       </w:pPr>
     </w:lvl>
-    <w:lvl w:ilvl="8" w:tentative="1">
+    <w:lvl w:ilvl="8" w:tplc="0409001B" w:tentative="1">
       <w:start w:val="1"/>
-      <w:numFmt w:val="decimal"/>
+      <w:numFmt w:val="lowerRoman"/>
       <w:lvlText w:val="%9."/>
-      <w:lvlJc w:val="left"/>
-      <w:pPr>
-        <w:tabs>
-          <w:tab w:val="num" w:pos="6480"/>
-        </w:tabs>
-        <w:ind w:left="6480" w:hanging="360"/>
+      <w:lvlJc w:val="right"/>
+      <w:pPr>
+        <w:ind w:left="4320" w:hanging="480"/>
       </w:pPr>
     </w:lvl>
   </w:abstractNum>
-  <w:abstractNum w:abstractNumId="12" w15:restartNumberingAfterBreak="0">
+  <w:abstractNum w:abstractNumId="10" w15:restartNumberingAfterBreak="0">
+    <w:nsid w:val="1B956CAA"/>
+    <w:multiLevelType w:val="hybridMultilevel"/>
+    <w:tmpl w:val="1E04EE84"/>
+    <w:lvl w:ilvl="0" w:tplc="04090001">
+      <w:start w:val="1"/>
+      <w:numFmt w:val="bullet"/>
+      <w:lvlText w:val=""/>
+      <w:lvlJc w:val="left"/>
+      <w:pPr>
+        <w:ind w:left="480" w:hanging="480"/>
+      </w:pPr>
+      <w:rPr>
+        <w:rFonts w:ascii="Wingdings" w:hAnsi="Wingdings" w:hint="default"/>
+      </w:rPr>
+    </w:lvl>
+    <w:lvl w:ilvl="1" w:tplc="04090003">
+      <w:start w:val="1"/>
+      <w:numFmt w:val="bullet"/>
+      <w:lvlText w:val=""/>
+      <w:lvlJc w:val="left"/>
+      <w:pPr>
+        <w:ind w:left="960" w:hanging="480"/>
+      </w:pPr>
+      <w:rPr>
+        <w:rFonts w:ascii="Wingdings" w:hAnsi="Wingdings" w:hint="default"/>
+      </w:rPr>
+    </w:lvl>
+    <w:lvl w:ilvl="2" w:tplc="04090005">
+      <w:start w:val="1"/>
+      <w:numFmt w:val="bullet"/>
+      <w:lvlText w:val=""/>
+      <w:lvlJc w:val="left"/>
+      <w:pPr>
+        <w:ind w:left="1440" w:hanging="480"/>
+      </w:pPr>
+      <w:rPr>
+        <w:rFonts w:ascii="Wingdings" w:hAnsi="Wingdings" w:hint="default"/>
+      </w:rPr>
+    </w:lvl>
+    <w:lvl w:ilvl="3" w:tplc="04090001" w:tentative="1">
+      <w:start w:val="1"/>
+      <w:numFmt w:val="bullet"/>
+      <w:lvlText w:val=""/>
+      <w:lvlJc w:val="left"/>
+      <w:pPr>
+        <w:ind w:left="1920" w:hanging="480"/>
+      </w:pPr>
+      <w:rPr>
+        <w:rFonts w:ascii="Wingdings" w:hAnsi="Wingdings" w:hint="default"/>
+      </w:rPr>
+    </w:lvl>
+    <w:lvl w:ilvl="4" w:tplc="04090003" w:tentative="1">
+      <w:start w:val="1"/>
+      <w:numFmt w:val="bullet"/>
+      <w:lvlText w:val=""/>
+      <w:lvlJc w:val="left"/>
+      <w:pPr>
+        <w:ind w:left="2400" w:hanging="480"/>
+      </w:pPr>
+      <w:rPr>
+        <w:rFonts w:ascii="Wingdings" w:hAnsi="Wingdings" w:hint="default"/>
+      </w:rPr>
+    </w:lvl>
+    <w:lvl w:ilvl="5" w:tplc="04090005" w:tentative="1">
+      <w:start w:val="1"/>
+      <w:numFmt w:val="bullet"/>
+      <w:lvlText w:val=""/>
+      <w:lvlJc w:val="left"/>
+      <w:pPr>
+        <w:ind w:left="2880" w:hanging="480"/>
+      </w:pPr>
+      <w:rPr>
+        <w:rFonts w:ascii="Wingdings" w:hAnsi="Wingdings" w:hint="default"/>
+      </w:rPr>
+    </w:lvl>
+    <w:lvl w:ilvl="6" w:tplc="04090001" w:tentative="1">
+      <w:start w:val="1"/>
+      <w:numFmt w:val="bullet"/>
+      <w:lvlText w:val=""/>
+      <w:lvlJc w:val="left"/>
+      <w:pPr>
+        <w:ind w:left="3360" w:hanging="480"/>
+      </w:pPr>
+      <w:rPr>
+        <w:rFonts w:ascii="Wingdings" w:hAnsi="Wingdings" w:hint="default"/>
+      </w:rPr>
+    </w:lvl>
+    <w:lvl w:ilvl="7" w:tplc="04090003" w:tentative="1">
+      <w:start w:val="1"/>
+      <w:numFmt w:val="bullet"/>
+      <w:lvlText w:val=""/>
+      <w:lvlJc w:val="left"/>
+      <w:pPr>
+        <w:ind w:left="3840" w:hanging="480"/>
+      </w:pPr>
+      <w:rPr>
+        <w:rFonts w:ascii="Wingdings" w:hAnsi="Wingdings" w:hint="default"/>
+      </w:rPr>
+    </w:lvl>
+    <w:lvl w:ilvl="8" w:tplc="04090005" w:tentative="1">
+      <w:start w:val="1"/>
+      <w:numFmt w:val="bullet"/>
+      <w:lvlText w:val=""/>
+      <w:lvlJc w:val="left"/>
+      <w:pPr>
+        <w:ind w:left="4320" w:hanging="480"/>
+      </w:pPr>
+      <w:rPr>
+        <w:rFonts w:ascii="Wingdings" w:hAnsi="Wingdings" w:hint="default"/>
+      </w:rPr>
+    </w:lvl>
+  </w:abstractNum>
+  <w:abstractNum w:abstractNumId="11" w15:restartNumberingAfterBreak="0">
     <w:nsid w:val="3F3E5F63"/>
     <w:multiLevelType w:val="hybridMultilevel"/>
     <w:tmpl w:val="6B8084BA"/>
@@ -5812,305 +5546,120 @@
       </w:rPr>
     </w:lvl>
   </w:abstractNum>
-  <w:abstractNum w:abstractNumId="13" w15:restartNumberingAfterBreak="0">
-    <w:nsid w:val="55B9519C"/>
-    <w:multiLevelType w:val="multilevel"/>
-    <w:tmpl w:val="39EA518C"/>
-    <w:lvl w:ilvl="0">
+  <w:abstractNum w:abstractNumId="12" w15:restartNumberingAfterBreak="0">
+    <w:nsid w:val="597115CF"/>
+    <w:multiLevelType w:val="hybridMultilevel"/>
+    <w:tmpl w:val="D160FAE4"/>
+    <w:lvl w:ilvl="0" w:tplc="04090001">
       <w:start w:val="1"/>
       <w:numFmt w:val="bullet"/>
-      <w:lvlText w:val=""/>
+      <w:lvlText w:val=""/>
       <w:lvlJc w:val="left"/>
       <w:pPr>
-        <w:tabs>
-          <w:tab w:val="num" w:pos="720"/>
-        </w:tabs>
-        <w:ind w:left="720" w:hanging="360"/>
-      </w:pPr>
-      <w:rPr>
-        <w:rFonts w:ascii="Symbol" w:hAnsi="Symbol" w:hint="default"/>
-        <w:sz w:val="20"/>
+        <w:ind w:left="480" w:hanging="480"/>
+      </w:pPr>
+      <w:rPr>
+        <w:rFonts w:ascii="Wingdings" w:hAnsi="Wingdings" w:hint="default"/>
       </w:rPr>
     </w:lvl>
-    <w:lvl w:ilvl="1">
+    <w:lvl w:ilvl="1" w:tplc="04090003">
       <w:start w:val="1"/>
       <w:numFmt w:val="bullet"/>
-      <w:lvlText w:val=""/>
+      <w:lvlText w:val=""/>
       <w:lvlJc w:val="left"/>
       <w:pPr>
-        <w:tabs>
-          <w:tab w:val="num" w:pos="1440"/>
-        </w:tabs>
-        <w:ind w:left="1440" w:hanging="360"/>
-      </w:pPr>
-      <w:rPr>
-        <w:rFonts w:ascii="Symbol" w:hAnsi="Symbol" w:hint="default"/>
-        <w:sz w:val="20"/>
+        <w:ind w:left="960" w:hanging="480"/>
+      </w:pPr>
+      <w:rPr>
+        <w:rFonts w:ascii="Wingdings" w:hAnsi="Wingdings" w:hint="default"/>
       </w:rPr>
     </w:lvl>
-    <w:lvl w:ilvl="2" w:tentative="1">
+    <w:lvl w:ilvl="2" w:tplc="04090005">
       <w:start w:val="1"/>
       <w:numFmt w:val="bullet"/>
-      <w:lvlText w:val=""/>
+      <w:lvlText w:val=""/>
       <w:lvlJc w:val="left"/>
       <w:pPr>
-        <w:tabs>
-          <w:tab w:val="num" w:pos="2160"/>
-        </w:tabs>
-        <w:ind w:left="2160" w:hanging="360"/>
-      </w:pPr>
-      <w:rPr>
-        <w:rFonts w:ascii="Symbol" w:hAnsi="Symbol" w:hint="default"/>
-        <w:sz w:val="20"/>
+        <w:ind w:left="1440" w:hanging="480"/>
+      </w:pPr>
+      <w:rPr>
+        <w:rFonts w:ascii="Wingdings" w:hAnsi="Wingdings" w:hint="default"/>
       </w:rPr>
     </w:lvl>
-    <w:lvl w:ilvl="3" w:tentative="1">
+    <w:lvl w:ilvl="3" w:tplc="04090001">
       <w:start w:val="1"/>
       <w:numFmt w:val="bullet"/>
-      <w:lvlText w:val=""/>
+      <w:lvlText w:val=""/>
       <w:lvlJc w:val="left"/>
       <w:pPr>
-        <w:tabs>
-          <w:tab w:val="num" w:pos="2880"/>
-        </w:tabs>
-        <w:ind w:left="2880" w:hanging="360"/>
-      </w:pPr>
-      <w:rPr>
-        <w:rFonts w:ascii="Symbol" w:hAnsi="Symbol" w:hint="default"/>
-        <w:sz w:val="20"/>
+        <w:ind w:left="1920" w:hanging="480"/>
+      </w:pPr>
+      <w:rPr>
+        <w:rFonts w:ascii="Wingdings" w:hAnsi="Wingdings" w:hint="default"/>
       </w:rPr>
     </w:lvl>
-    <w:lvl w:ilvl="4" w:tentative="1">
+    <w:lvl w:ilvl="4" w:tplc="04090003" w:tentative="1">
       <w:start w:val="1"/>
       <w:numFmt w:val="bullet"/>
-      <w:lvlText w:val=""/>
+      <w:lvlText w:val=""/>
       <w:lvlJc w:val="left"/>
       <w:pPr>
-        <w:tabs>
-          <w:tab w:val="num" w:pos="3600"/>
-        </w:tabs>
-        <w:ind w:left="3600" w:hanging="360"/>
-      </w:pPr>
-      <w:rPr>
-        <w:rFonts w:ascii="Symbol" w:hAnsi="Symbol" w:hint="default"/>
-        <w:sz w:val="20"/>
+        <w:ind w:left="2400" w:hanging="480"/>
+      </w:pPr>
+      <w:rPr>
+        <w:rFonts w:ascii="Wingdings" w:hAnsi="Wingdings" w:hint="default"/>
       </w:rPr>
     </w:lvl>
-    <w:lvl w:ilvl="5" w:tentative="1">
+    <w:lvl w:ilvl="5" w:tplc="04090005" w:tentative="1">
       <w:start w:val="1"/>
       <w:numFmt w:val="bullet"/>
-      <w:lvlText w:val=""/>
+      <w:lvlText w:val=""/>
       <w:lvlJc w:val="left"/>
       <w:pPr>
-        <w:tabs>
-          <w:tab w:val="num" w:pos="4320"/>
-        </w:tabs>
-        <w:ind w:left="4320" w:hanging="360"/>
-      </w:pPr>
-      <w:rPr>
-        <w:rFonts w:ascii="Symbol" w:hAnsi="Symbol" w:hint="default"/>
-        <w:sz w:val="20"/>
+        <w:ind w:left="2880" w:hanging="480"/>
+      </w:pPr>
+      <w:rPr>
+        <w:rFonts w:ascii="Wingdings" w:hAnsi="Wingdings" w:hint="default"/>
       </w:rPr>
     </w:lvl>
-    <w:lvl w:ilvl="6" w:tentative="1">
+    <w:lvl w:ilvl="6" w:tplc="04090001" w:tentative="1">
       <w:start w:val="1"/>
       <w:numFmt w:val="bullet"/>
-      <w:lvlText w:val=""/>
+      <w:lvlText w:val=""/>
       <w:lvlJc w:val="left"/>
       <w:pPr>
-        <w:tabs>
-          <w:tab w:val="num" w:pos="5040"/>
-        </w:tabs>
-        <w:ind w:left="5040" w:hanging="360"/>
-      </w:pPr>
-      <w:rPr>
-        <w:rFonts w:ascii="Symbol" w:hAnsi="Symbol" w:hint="default"/>
-        <w:sz w:val="20"/>
+        <w:ind w:left="3360" w:hanging="480"/>
+      </w:pPr>
+      <w:rPr>
+        <w:rFonts w:ascii="Wingdings" w:hAnsi="Wingdings" w:hint="default"/>
       </w:rPr>
     </w:lvl>
-    <w:lvl w:ilvl="7" w:tentative="1">
+    <w:lvl w:ilvl="7" w:tplc="04090003" w:tentative="1">
       <w:start w:val="1"/>
       <w:numFmt w:val="bullet"/>
-      <w:lvlText w:val=""/>
+      <w:lvlText w:val=""/>
       <w:lvlJc w:val="left"/>
       <w:pPr>
-        <w:tabs>
-          <w:tab w:val="num" w:pos="5760"/>
-        </w:tabs>
-        <w:ind w:left="5760" w:hanging="360"/>
-      </w:pPr>
-      <w:rPr>
-        <w:rFonts w:ascii="Symbol" w:hAnsi="Symbol" w:hint="default"/>
-        <w:sz w:val="20"/>
+        <w:ind w:left="3840" w:hanging="480"/>
+      </w:pPr>
+      <w:rPr>
+        <w:rFonts w:ascii="Wingdings" w:hAnsi="Wingdings" w:hint="default"/>
       </w:rPr>
     </w:lvl>
-    <w:lvl w:ilvl="8" w:tentative="1">
+    <w:lvl w:ilvl="8" w:tplc="04090005" w:tentative="1">
       <w:start w:val="1"/>
       <w:numFmt w:val="bullet"/>
-      <w:lvlText w:val=""/>
+      <w:lvlText w:val=""/>
       <w:lvlJc w:val="left"/>
       <w:pPr>
-        <w:tabs>
-          <w:tab w:val="num" w:pos="6480"/>
-        </w:tabs>
-        <w:ind w:left="6480" w:hanging="360"/>
-      </w:pPr>
-      <w:rPr>
-        <w:rFonts w:ascii="Symbol" w:hAnsi="Symbol" w:hint="default"/>
-        <w:sz w:val="20"/>
+        <w:ind w:left="4320" w:hanging="480"/>
+      </w:pPr>
+      <w:rPr>
+        <w:rFonts w:ascii="Wingdings" w:hAnsi="Wingdings" w:hint="default"/>
       </w:rPr>
     </w:lvl>
   </w:abstractNum>
-  <w:abstractNum w:abstractNumId="14" w15:restartNumberingAfterBreak="0">
-    <w:nsid w:val="60491370"/>
-    <w:multiLevelType w:val="multilevel"/>
-    <w:tmpl w:val="CE4CB8B2"/>
-    <w:lvl w:ilvl="0">
-      <w:start w:val="1"/>
-      <w:numFmt w:val="bullet"/>
-      <w:lvlText w:val=""/>
-      <w:lvlJc w:val="left"/>
-      <w:pPr>
-        <w:tabs>
-          <w:tab w:val="num" w:pos="720"/>
-        </w:tabs>
-        <w:ind w:left="720" w:hanging="360"/>
-      </w:pPr>
-      <w:rPr>
-        <w:rFonts w:ascii="Symbol" w:hAnsi="Symbol" w:hint="default"/>
-        <w:sz w:val="20"/>
-      </w:rPr>
-    </w:lvl>
-    <w:lvl w:ilvl="1">
-      <w:start w:val="1"/>
-      <w:numFmt w:val="bullet"/>
-      <w:lvlText w:val=""/>
-      <w:lvlJc w:val="left"/>
-      <w:pPr>
-        <w:tabs>
-          <w:tab w:val="num" w:pos="1440"/>
-        </w:tabs>
-        <w:ind w:left="1440" w:hanging="360"/>
-      </w:pPr>
-      <w:rPr>
-        <w:rFonts w:ascii="Symbol" w:hAnsi="Symbol" w:hint="default"/>
-        <w:sz w:val="20"/>
-      </w:rPr>
-    </w:lvl>
-    <w:lvl w:ilvl="2" w:tentative="1">
-      <w:start w:val="1"/>
-      <w:numFmt w:val="bullet"/>
-      <w:lvlText w:val=""/>
-      <w:lvlJc w:val="left"/>
-      <w:pPr>
-        <w:tabs>
-          <w:tab w:val="num" w:pos="2160"/>
-        </w:tabs>
-        <w:ind w:left="2160" w:hanging="360"/>
-      </w:pPr>
-      <w:rPr>
-        <w:rFonts w:ascii="Symbol" w:hAnsi="Symbol" w:hint="default"/>
-        <w:sz w:val="20"/>
-      </w:rPr>
-    </w:lvl>
-    <w:lvl w:ilvl="3" w:tentative="1">
-      <w:start w:val="1"/>
-      <w:numFmt w:val="bullet"/>
-      <w:lvlText w:val=""/>
-      <w:lvlJc w:val="left"/>
-      <w:pPr>
-        <w:tabs>
-          <w:tab w:val="num" w:pos="2880"/>
-        </w:tabs>
-        <w:ind w:left="2880" w:hanging="360"/>
-      </w:pPr>
-      <w:rPr>
-        <w:rFonts w:ascii="Symbol" w:hAnsi="Symbol" w:hint="default"/>
-        <w:sz w:val="20"/>
-      </w:rPr>
-    </w:lvl>
-    <w:lvl w:ilvl="4" w:tentative="1">
-      <w:start w:val="1"/>
-      <w:numFmt w:val="bullet"/>
-      <w:lvlText w:val=""/>
-      <w:lvlJc w:val="left"/>
-      <w:pPr>
-        <w:tabs>
-          <w:tab w:val="num" w:pos="3600"/>
-        </w:tabs>
-        <w:ind w:left="3600" w:hanging="360"/>
-      </w:pPr>
-      <w:rPr>
-        <w:rFonts w:ascii="Symbol" w:hAnsi="Symbol" w:hint="default"/>
-        <w:sz w:val="20"/>
-      </w:rPr>
-    </w:lvl>
-    <w:lvl w:ilvl="5" w:tentative="1">
-      <w:start w:val="1"/>
-      <w:numFmt w:val="bullet"/>
-      <w:lvlText w:val=""/>
-      <w:lvlJc w:val="left"/>
-      <w:pPr>
-        <w:tabs>
-          <w:tab w:val="num" w:pos="4320"/>
-        </w:tabs>
-        <w:ind w:left="4320" w:hanging="360"/>
-      </w:pPr>
-      <w:rPr>
-        <w:rFonts w:ascii="Symbol" w:hAnsi="Symbol" w:hint="default"/>
-        <w:sz w:val="20"/>
-      </w:rPr>
-    </w:lvl>
-    <w:lvl w:ilvl="6" w:tentative="1">
-      <w:start w:val="1"/>
-      <w:numFmt w:val="bullet"/>
-      <w:lvlText w:val=""/>
-      <w:lvlJc w:val="left"/>
-      <w:pPr>
-        <w:tabs>
-          <w:tab w:val="num" w:pos="5040"/>
-        </w:tabs>
-        <w:ind w:left="5040" w:hanging="360"/>
-      </w:pPr>
-      <w:rPr>
-        <w:rFonts w:ascii="Symbol" w:hAnsi="Symbol" w:hint="default"/>
-        <w:sz w:val="20"/>
-      </w:rPr>
-    </w:lvl>
-    <w:lvl w:ilvl="7" w:tentative="1">
-      <w:start w:val="1"/>
-      <w:numFmt w:val="bullet"/>
-      <w:lvlText w:val=""/>
-      <w:lvlJc w:val="left"/>
-      <w:pPr>
-        <w:tabs>
-          <w:tab w:val="num" w:pos="5760"/>
-        </w:tabs>
-        <w:ind w:left="5760" w:hanging="360"/>
-      </w:pPr>
-      <w:rPr>
-        <w:rFonts w:ascii="Symbol" w:hAnsi="Symbol" w:hint="default"/>
-        <w:sz w:val="20"/>
-      </w:rPr>
-    </w:lvl>
-    <w:lvl w:ilvl="8" w:tentative="1">
-      <w:start w:val="1"/>
-      <w:numFmt w:val="bullet"/>
-      <w:lvlText w:val=""/>
-      <w:lvlJc w:val="left"/>
-      <w:pPr>
-        <w:tabs>
-          <w:tab w:val="num" w:pos="6480"/>
-        </w:tabs>
-        <w:ind w:left="6480" w:hanging="360"/>
-      </w:pPr>
-      <w:rPr>
-        <w:rFonts w:ascii="Symbol" w:hAnsi="Symbol" w:hint="default"/>
-        <w:sz w:val="20"/>
-      </w:rPr>
-    </w:lvl>
-  </w:abstractNum>
-  <w:abstractNum w:abstractNumId="15" w15:restartNumberingAfterBreak="0">
+  <w:abstractNum w:abstractNumId="13" w15:restartNumberingAfterBreak="0">
     <w:nsid w:val="68C75DBC"/>
     <w:multiLevelType w:val="hybridMultilevel"/>
     <w:tmpl w:val="97704EC8"/>
@@ -6223,97 +5772,7 @@
       </w:rPr>
     </w:lvl>
   </w:abstractNum>
-  <w:abstractNum w:abstractNumId="16" w15:restartNumberingAfterBreak="0">
-    <w:nsid w:val="6A674153"/>
-    <w:multiLevelType w:val="hybridMultilevel"/>
-    <w:tmpl w:val="74AC519C"/>
-    <w:lvl w:ilvl="0" w:tplc="898A1394">
-      <w:start w:val="1"/>
-      <w:numFmt w:val="decimal"/>
-      <w:lvlText w:val="%1."/>
-      <w:lvlJc w:val="left"/>
-      <w:pPr>
-        <w:ind w:left="360" w:hanging="360"/>
-      </w:pPr>
-      <w:rPr>
-        <w:rFonts w:hint="default"/>
-        <w:color w:val="1E293B"/>
-      </w:rPr>
-    </w:lvl>
-    <w:lvl w:ilvl="1" w:tplc="04090019" w:tentative="1">
-      <w:start w:val="1"/>
-      <w:numFmt w:val="ideographTraditional"/>
-      <w:lvlText w:val="%2、"/>
-      <w:lvlJc w:val="left"/>
-      <w:pPr>
-        <w:ind w:left="960" w:hanging="480"/>
-      </w:pPr>
-    </w:lvl>
-    <w:lvl w:ilvl="2" w:tplc="0409001B" w:tentative="1">
-      <w:start w:val="1"/>
-      <w:numFmt w:val="lowerRoman"/>
-      <w:lvlText w:val="%3."/>
-      <w:lvlJc w:val="right"/>
-      <w:pPr>
-        <w:ind w:left="1440" w:hanging="480"/>
-      </w:pPr>
-    </w:lvl>
-    <w:lvl w:ilvl="3" w:tplc="0409000F" w:tentative="1">
-      <w:start w:val="1"/>
-      <w:numFmt w:val="decimal"/>
-      <w:lvlText w:val="%4."/>
-      <w:lvlJc w:val="left"/>
-      <w:pPr>
-        <w:ind w:left="1920" w:hanging="480"/>
-      </w:pPr>
-    </w:lvl>
-    <w:lvl w:ilvl="4" w:tplc="04090019" w:tentative="1">
-      <w:start w:val="1"/>
-      <w:numFmt w:val="ideographTraditional"/>
-      <w:lvlText w:val="%5、"/>
-      <w:lvlJc w:val="left"/>
-      <w:pPr>
-        <w:ind w:left="2400" w:hanging="480"/>
-      </w:pPr>
-    </w:lvl>
-    <w:lvl w:ilvl="5" w:tplc="0409001B" w:tentative="1">
-      <w:start w:val="1"/>
-      <w:numFmt w:val="lowerRoman"/>
-      <w:lvlText w:val="%6."/>
-      <w:lvlJc w:val="right"/>
-      <w:pPr>
-        <w:ind w:left="2880" w:hanging="480"/>
-      </w:pPr>
-    </w:lvl>
-    <w:lvl w:ilvl="6" w:tplc="0409000F" w:tentative="1">
-      <w:start w:val="1"/>
-      <w:numFmt w:val="decimal"/>
-      <w:lvlText w:val="%7."/>
-      <w:lvlJc w:val="left"/>
-      <w:pPr>
-        <w:ind w:left="3360" w:hanging="480"/>
-      </w:pPr>
-    </w:lvl>
-    <w:lvl w:ilvl="7" w:tplc="04090019" w:tentative="1">
-      <w:start w:val="1"/>
-      <w:numFmt w:val="ideographTraditional"/>
-      <w:lvlText w:val="%8、"/>
-      <w:lvlJc w:val="left"/>
-      <w:pPr>
-        <w:ind w:left="3840" w:hanging="480"/>
-      </w:pPr>
-    </w:lvl>
-    <w:lvl w:ilvl="8" w:tplc="0409001B" w:tentative="1">
-      <w:start w:val="1"/>
-      <w:numFmt w:val="lowerRoman"/>
-      <w:lvlText w:val="%9."/>
-      <w:lvlJc w:val="right"/>
-      <w:pPr>
-        <w:ind w:left="4320" w:hanging="480"/>
-      </w:pPr>
-    </w:lvl>
-  </w:abstractNum>
-  <w:abstractNum w:abstractNumId="17" w15:restartNumberingAfterBreak="0">
+  <w:abstractNum w:abstractNumId="14" w15:restartNumberingAfterBreak="0">
     <w:nsid w:val="6B3E703C"/>
     <w:multiLevelType w:val="hybridMultilevel"/>
     <w:tmpl w:val="14A0BE7E"/>
@@ -6424,6 +5883,209 @@
       <w:rPr>
         <w:rFonts w:ascii="Wingdings" w:hAnsi="Wingdings" w:hint="default"/>
       </w:rPr>
+    </w:lvl>
+  </w:abstractNum>
+  <w:abstractNum w:abstractNumId="15" w15:restartNumberingAfterBreak="0">
+    <w:nsid w:val="75F749B3"/>
+    <w:multiLevelType w:val="hybridMultilevel"/>
+    <w:tmpl w:val="4F9EC360"/>
+    <w:lvl w:ilvl="0" w:tplc="04090001">
+      <w:start w:val="1"/>
+      <w:numFmt w:val="bullet"/>
+      <w:lvlText w:val=""/>
+      <w:lvlJc w:val="left"/>
+      <w:pPr>
+        <w:ind w:left="480" w:hanging="480"/>
+      </w:pPr>
+      <w:rPr>
+        <w:rFonts w:ascii="Wingdings" w:hAnsi="Wingdings" w:hint="default"/>
+      </w:rPr>
+    </w:lvl>
+    <w:lvl w:ilvl="1" w:tplc="04090003" w:tentative="1">
+      <w:start w:val="1"/>
+      <w:numFmt w:val="bullet"/>
+      <w:lvlText w:val=""/>
+      <w:lvlJc w:val="left"/>
+      <w:pPr>
+        <w:ind w:left="960" w:hanging="480"/>
+      </w:pPr>
+      <w:rPr>
+        <w:rFonts w:ascii="Wingdings" w:hAnsi="Wingdings" w:hint="default"/>
+      </w:rPr>
+    </w:lvl>
+    <w:lvl w:ilvl="2" w:tplc="04090005" w:tentative="1">
+      <w:start w:val="1"/>
+      <w:numFmt w:val="bullet"/>
+      <w:lvlText w:val=""/>
+      <w:lvlJc w:val="left"/>
+      <w:pPr>
+        <w:ind w:left="1440" w:hanging="480"/>
+      </w:pPr>
+      <w:rPr>
+        <w:rFonts w:ascii="Wingdings" w:hAnsi="Wingdings" w:hint="default"/>
+      </w:rPr>
+    </w:lvl>
+    <w:lvl w:ilvl="3" w:tplc="04090001" w:tentative="1">
+      <w:start w:val="1"/>
+      <w:numFmt w:val="bullet"/>
+      <w:lvlText w:val=""/>
+      <w:lvlJc w:val="left"/>
+      <w:pPr>
+        <w:ind w:left="1920" w:hanging="480"/>
+      </w:pPr>
+      <w:rPr>
+        <w:rFonts w:ascii="Wingdings" w:hAnsi="Wingdings" w:hint="default"/>
+      </w:rPr>
+    </w:lvl>
+    <w:lvl w:ilvl="4" w:tplc="04090003" w:tentative="1">
+      <w:start w:val="1"/>
+      <w:numFmt w:val="bullet"/>
+      <w:lvlText w:val=""/>
+      <w:lvlJc w:val="left"/>
+      <w:pPr>
+        <w:ind w:left="2400" w:hanging="480"/>
+      </w:pPr>
+      <w:rPr>
+        <w:rFonts w:ascii="Wingdings" w:hAnsi="Wingdings" w:hint="default"/>
+      </w:rPr>
+    </w:lvl>
+    <w:lvl w:ilvl="5" w:tplc="04090005" w:tentative="1">
+      <w:start w:val="1"/>
+      <w:numFmt w:val="bullet"/>
+      <w:lvlText w:val=""/>
+      <w:lvlJc w:val="left"/>
+      <w:pPr>
+        <w:ind w:left="2880" w:hanging="480"/>
+      </w:pPr>
+      <w:rPr>
+        <w:rFonts w:ascii="Wingdings" w:hAnsi="Wingdings" w:hint="default"/>
+      </w:rPr>
+    </w:lvl>
+    <w:lvl w:ilvl="6" w:tplc="04090001" w:tentative="1">
+      <w:start w:val="1"/>
+      <w:numFmt w:val="bullet"/>
+      <w:lvlText w:val=""/>
+      <w:lvlJc w:val="left"/>
+      <w:pPr>
+        <w:ind w:left="3360" w:hanging="480"/>
+      </w:pPr>
+      <w:rPr>
+        <w:rFonts w:ascii="Wingdings" w:hAnsi="Wingdings" w:hint="default"/>
+      </w:rPr>
+    </w:lvl>
+    <w:lvl w:ilvl="7" w:tplc="04090003" w:tentative="1">
+      <w:start w:val="1"/>
+      <w:numFmt w:val="bullet"/>
+      <w:lvlText w:val=""/>
+      <w:lvlJc w:val="left"/>
+      <w:pPr>
+        <w:ind w:left="3840" w:hanging="480"/>
+      </w:pPr>
+      <w:rPr>
+        <w:rFonts w:ascii="Wingdings" w:hAnsi="Wingdings" w:hint="default"/>
+      </w:rPr>
+    </w:lvl>
+    <w:lvl w:ilvl="8" w:tplc="04090005" w:tentative="1">
+      <w:start w:val="1"/>
+      <w:numFmt w:val="bullet"/>
+      <w:lvlText w:val=""/>
+      <w:lvlJc w:val="left"/>
+      <w:pPr>
+        <w:ind w:left="4320" w:hanging="480"/>
+      </w:pPr>
+      <w:rPr>
+        <w:rFonts w:ascii="Wingdings" w:hAnsi="Wingdings" w:hint="default"/>
+      </w:rPr>
+    </w:lvl>
+  </w:abstractNum>
+  <w:abstractNum w:abstractNumId="16" w15:restartNumberingAfterBreak="0">
+    <w:nsid w:val="776F268B"/>
+    <w:multiLevelType w:val="hybridMultilevel"/>
+    <w:tmpl w:val="B2BC7B7C"/>
+    <w:lvl w:ilvl="0" w:tplc="898A1394">
+      <w:start w:val="1"/>
+      <w:numFmt w:val="decimal"/>
+      <w:lvlText w:val="%1."/>
+      <w:lvlJc w:val="left"/>
+      <w:pPr>
+        <w:ind w:left="480" w:hanging="480"/>
+      </w:pPr>
+      <w:rPr>
+        <w:rFonts w:hint="default"/>
+        <w:color w:val="1E293B"/>
+      </w:rPr>
+    </w:lvl>
+    <w:lvl w:ilvl="1" w:tplc="04090019">
+      <w:start w:val="1"/>
+      <w:numFmt w:val="ideographTraditional"/>
+      <w:lvlText w:val="%2、"/>
+      <w:lvlJc w:val="left"/>
+      <w:pPr>
+        <w:ind w:left="960" w:hanging="480"/>
+      </w:pPr>
+    </w:lvl>
+    <w:lvl w:ilvl="2" w:tplc="0409001B">
+      <w:start w:val="1"/>
+      <w:numFmt w:val="lowerRoman"/>
+      <w:lvlText w:val="%3."/>
+      <w:lvlJc w:val="right"/>
+      <w:pPr>
+        <w:ind w:left="1440" w:hanging="480"/>
+      </w:pPr>
+    </w:lvl>
+    <w:lvl w:ilvl="3" w:tplc="0409000F">
+      <w:start w:val="1"/>
+      <w:numFmt w:val="decimal"/>
+      <w:lvlText w:val="%4."/>
+      <w:lvlJc w:val="left"/>
+      <w:pPr>
+        <w:ind w:left="1920" w:hanging="480"/>
+      </w:pPr>
+    </w:lvl>
+    <w:lvl w:ilvl="4" w:tplc="04090019" w:tentative="1">
+      <w:start w:val="1"/>
+      <w:numFmt w:val="ideographTraditional"/>
+      <w:lvlText w:val="%5、"/>
+      <w:lvlJc w:val="left"/>
+      <w:pPr>
+        <w:ind w:left="2400" w:hanging="480"/>
+      </w:pPr>
+    </w:lvl>
+    <w:lvl w:ilvl="5" w:tplc="0409001B" w:tentative="1">
+      <w:start w:val="1"/>
+      <w:numFmt w:val="lowerRoman"/>
+      <w:lvlText w:val="%6."/>
+      <w:lvlJc w:val="right"/>
+      <w:pPr>
+        <w:ind w:left="2880" w:hanging="480"/>
+      </w:pPr>
+    </w:lvl>
+    <w:lvl w:ilvl="6" w:tplc="0409000F" w:tentative="1">
+      <w:start w:val="1"/>
+      <w:numFmt w:val="decimal"/>
+      <w:lvlText w:val="%7."/>
+      <w:lvlJc w:val="left"/>
+      <w:pPr>
+        <w:ind w:left="3360" w:hanging="480"/>
+      </w:pPr>
+    </w:lvl>
+    <w:lvl w:ilvl="7" w:tplc="04090019" w:tentative="1">
+      <w:start w:val="1"/>
+      <w:numFmt w:val="ideographTraditional"/>
+      <w:lvlText w:val="%8、"/>
+      <w:lvlJc w:val="left"/>
+      <w:pPr>
+        <w:ind w:left="3840" w:hanging="480"/>
+      </w:pPr>
+    </w:lvl>
+    <w:lvl w:ilvl="8" w:tplc="0409001B" w:tentative="1">
+      <w:start w:val="1"/>
+      <w:numFmt w:val="lowerRoman"/>
+      <w:lvlText w:val="%9."/>
+      <w:lvlJc w:val="right"/>
+      <w:pPr>
+        <w:ind w:left="4320" w:hanging="480"/>
+      </w:pPr>
     </w:lvl>
   </w:abstractNum>
   <w:num w:numId="1" w16cid:durableId="2028826495">
@@ -6445,42 +6107,39 @@
     <w:abstractNumId w:val="0"/>
   </w:num>
   <w:num w:numId="7" w16cid:durableId="2001614149">
+    <w:abstractNumId w:val="13"/>
+  </w:num>
+  <w:num w:numId="8" w16cid:durableId="1066604838">
+    <w:abstractNumId w:val="8"/>
+  </w:num>
+  <w:num w:numId="9" w16cid:durableId="1302535706">
+    <w:abstractNumId w:val="6"/>
+  </w:num>
+  <w:num w:numId="10" w16cid:durableId="166480699">
+    <w:abstractNumId w:val="14"/>
+  </w:num>
+  <w:num w:numId="11" w16cid:durableId="841160486">
+    <w:abstractNumId w:val="11"/>
+  </w:num>
+  <w:num w:numId="12" w16cid:durableId="1075781694">
+    <w:abstractNumId w:val="10"/>
+  </w:num>
+  <w:num w:numId="13" w16cid:durableId="472873558">
+    <w:abstractNumId w:val="7"/>
+  </w:num>
+  <w:num w:numId="14" w16cid:durableId="1100757688">
     <w:abstractNumId w:val="15"/>
   </w:num>
-  <w:num w:numId="8" w16cid:durableId="2120024512">
+  <w:num w:numId="15" w16cid:durableId="858474683">
     <w:abstractNumId w:val="16"/>
   </w:num>
-  <w:num w:numId="9" w16cid:durableId="1066604838">
-    <w:abstractNumId w:val="7"/>
-  </w:num>
-  <w:num w:numId="10" w16cid:durableId="1302535706">
-    <w:abstractNumId w:val="6"/>
-  </w:num>
-  <w:num w:numId="11" w16cid:durableId="922884277">
-    <w:abstractNumId w:val="8"/>
-  </w:num>
-  <w:num w:numId="12" w16cid:durableId="323438770">
+  <w:num w:numId="16" w16cid:durableId="2005084386">
     <w:abstractNumId w:val="9"/>
   </w:num>
-  <w:num w:numId="13" w16cid:durableId="2051877664">
-    <w:abstractNumId w:val="10"/>
-  </w:num>
-  <w:num w:numId="14" w16cid:durableId="2001693077">
-    <w:abstractNumId w:val="11"/>
-  </w:num>
-  <w:num w:numId="15" w16cid:durableId="1924487766">
-    <w:abstractNumId w:val="13"/>
-  </w:num>
-  <w:num w:numId="16" w16cid:durableId="99493489">
-    <w:abstractNumId w:val="14"/>
-  </w:num>
-  <w:num w:numId="17" w16cid:durableId="166480699">
-    <w:abstractNumId w:val="17"/>
-  </w:num>
-  <w:num w:numId="18" w16cid:durableId="841160486">
+  <w:num w:numId="17" w16cid:durableId="1270507472">
     <w:abstractNumId w:val="12"/>
   </w:num>
-  <w:numIdMacAtCleanup w:val="18"/>
+  <w:numIdMacAtCleanup w:val="17"/>
 </w:numbering>
 </file>
 
